--- a/Tài Liệu/BaoCaoTomTat.docx
+++ b/Tài Liệu/BaoCaoTomTat.docx
@@ -1,6 +1,6 @@
 
 <file path=word/document.xml><?xml version="1.0" encoding="utf-8"?>
-<w:document xmlns:wpc="http://schemas.microsoft.com/office/word/2010/wordprocessingCanvas" xmlns:cx="http://schemas.microsoft.com/office/drawing/2014/chartex" xmlns:mc="http://schemas.openxmlformats.org/markup-compatibility/2006" xmlns:o="urn:schemas-microsoft-com:office:office" xmlns:r="http://schemas.openxmlformats.org/officeDocument/2006/relationships" xmlns:m="http://schemas.openxmlformats.org/officeDocument/2006/math" xmlns:v="urn:schemas-microsoft-com:vml" xmlns:wp14="http://schemas.microsoft.com/office/word/2010/wordprocessingDrawing" xmlns:wp="http://schemas.openxmlformats.org/drawingml/2006/wordprocessingDrawing" xmlns:w10="urn:schemas-microsoft-com:office:word" xmlns:w="http://schemas.openxmlformats.org/wordprocessingml/2006/main" xmlns:w14="http://schemas.microsoft.com/office/word/2010/wordml" xmlns:w15="http://schemas.microsoft.com/office/word/2012/wordml" xmlns:w16se="http://schemas.microsoft.com/office/word/2015/wordml/symex" xmlns:wpg="http://schemas.microsoft.com/office/word/2010/wordprocessingGroup" xmlns:wpi="http://schemas.microsoft.com/office/word/2010/wordprocessingInk" xmlns:wne="http://schemas.microsoft.com/office/word/2006/wordml" xmlns:wps="http://schemas.microsoft.com/office/word/2010/wordprocessingShape" mc:Ignorable="w14 w15 w16se wp14">
+<w:document xmlns:wpc="http://schemas.microsoft.com/office/word/2010/wordprocessingCanvas" xmlns:mc="http://schemas.openxmlformats.org/markup-compatibility/2006" xmlns:o="urn:schemas-microsoft-com:office:office" xmlns:r="http://schemas.openxmlformats.org/officeDocument/2006/relationships" xmlns:m="http://schemas.openxmlformats.org/officeDocument/2006/math" xmlns:v="urn:schemas-microsoft-com:vml" xmlns:wp14="http://schemas.microsoft.com/office/word/2010/wordprocessingDrawing" xmlns:wp="http://schemas.openxmlformats.org/drawingml/2006/wordprocessingDrawing" xmlns:w10="urn:schemas-microsoft-com:office:word" xmlns:w="http://schemas.openxmlformats.org/wordprocessingml/2006/main" xmlns:w14="http://schemas.microsoft.com/office/word/2010/wordml" xmlns:wpg="http://schemas.microsoft.com/office/word/2010/wordprocessingGroup" xmlns:wpi="http://schemas.microsoft.com/office/word/2010/wordprocessingInk" xmlns:wne="http://schemas.microsoft.com/office/word/2006/wordml" xmlns:wps="http://schemas.microsoft.com/office/word/2010/wordprocessingShape" mc:Ignorable="w14 wp14">
   <w:body>
     <w:p>
       <w:pPr>
@@ -49,10 +49,9 @@
           <w:noProof/>
           <w:sz w:val="28"/>
           <w:szCs w:val="28"/>
-          <w:lang w:val="vi-VN" w:eastAsia="vi-VN"/>
         </w:rPr>
         <w:drawing>
-          <wp:anchor distT="0" distB="0" distL="114300" distR="114300" simplePos="0" relativeHeight="251661312" behindDoc="0" locked="0" layoutInCell="1" allowOverlap="1" wp14:anchorId="3FF3DC54" wp14:editId="09585DEF">
+          <wp:anchor distT="0" distB="0" distL="114300" distR="114300" simplePos="0" relativeHeight="251661312" behindDoc="0" locked="0" layoutInCell="1" allowOverlap="1" wp14:anchorId="2370177D" wp14:editId="1E41CE29">
             <wp:simplePos x="0" y="0"/>
             <wp:positionH relativeFrom="margin">
               <wp:posOffset>1484012</wp:posOffset>
@@ -77,7 +76,7 @@
                     </pic:cNvPicPr>
                   </pic:nvPicPr>
                   <pic:blipFill>
-                    <a:blip r:embed="rId8">
+                    <a:blip r:embed="rId9">
                       <a:extLst>
                         <a:ext uri="{28A0092B-C50C-407E-A947-70E740481C1C}">
                           <a14:useLocalDpi xmlns:a14="http://schemas.microsoft.com/office/drawing/2010/main" val="0"/>
@@ -142,8 +141,8 @@
           <w:rFonts w:ascii="Times New Roman" w:hAnsi="Times New Roman" w:cs="Times New Roman"/>
           <w:b/>
           <w:bCs/>
-          <w:sz w:val="32"/>
-          <w:szCs w:val="32"/>
+          <w:sz w:val="28"/>
+          <w:szCs w:val="28"/>
         </w:rPr>
       </w:pPr>
       <w:r>
@@ -151,8 +150,8 @@
           <w:rFonts w:ascii="Times New Roman" w:hAnsi="Times New Roman" w:cs="Times New Roman"/>
           <w:b/>
           <w:bCs/>
-          <w:sz w:val="32"/>
-          <w:szCs w:val="32"/>
+          <w:sz w:val="28"/>
+          <w:szCs w:val="28"/>
         </w:rPr>
         <w:t>Tên đề</w:t>
       </w:r>
@@ -161,8 +160,8 @@
           <w:rFonts w:ascii="Times New Roman" w:hAnsi="Times New Roman" w:cs="Times New Roman"/>
           <w:b/>
           <w:bCs/>
-          <w:sz w:val="32"/>
-          <w:szCs w:val="32"/>
+          <w:sz w:val="28"/>
+          <w:szCs w:val="28"/>
         </w:rPr>
         <w:t xml:space="preserve"> tài</w:t>
       </w:r>
@@ -175,8 +174,8 @@
           <w:rFonts w:ascii="Times New Roman" w:hAnsi="Times New Roman" w:cs="Times New Roman"/>
           <w:b/>
           <w:color w:val="000000"/>
-          <w:sz w:val="32"/>
-          <w:szCs w:val="32"/>
+          <w:sz w:val="28"/>
+          <w:szCs w:val="28"/>
         </w:rPr>
       </w:pPr>
       <w:r>
@@ -184,8 +183,8 @@
           <w:rFonts w:ascii="Times New Roman" w:hAnsi="Times New Roman" w:cs="Times New Roman"/>
           <w:b/>
           <w:color w:val="000000"/>
-          <w:sz w:val="32"/>
-          <w:szCs w:val="32"/>
+          <w:sz w:val="28"/>
+          <w:szCs w:val="28"/>
         </w:rPr>
         <w:t>XÂY DỰNG HỆ THỐNG DISHNET</w:t>
       </w:r>
@@ -198,8 +197,8 @@
           <w:rFonts w:ascii="Times New Roman" w:hAnsi="Times New Roman" w:cs="Times New Roman"/>
           <w:b/>
           <w:color w:val="000000"/>
-          <w:sz w:val="32"/>
-          <w:szCs w:val="32"/>
+          <w:sz w:val="28"/>
+          <w:szCs w:val="28"/>
         </w:rPr>
       </w:pPr>
       <w:r>
@@ -207,8 +206,8 @@
           <w:rFonts w:ascii="Times New Roman" w:hAnsi="Times New Roman" w:cs="Times New Roman"/>
           <w:b/>
           <w:color w:val="000000"/>
-          <w:sz w:val="32"/>
-          <w:szCs w:val="32"/>
+          <w:sz w:val="28"/>
+          <w:szCs w:val="28"/>
         </w:rPr>
         <w:t>NỀN TẢNG MẠNG XÃ HỘI KINH DOANH ẨM THỰC</w:t>
       </w:r>
@@ -446,7 +445,24 @@
           <w:color w:val="000000"/>
           <w:lang w:val="vi-VN"/>
         </w:rPr>
-        <w:t xml:space="preserve">GVHD : Ths.Nguyễn Minh </w:t>
+        <w:t>GVHD : Th</w:t>
+      </w:r>
+      <w:r>
+        <w:rPr>
+          <w:rFonts w:ascii="Times New Roman" w:hAnsi="Times New Roman" w:cs="Times New Roman"/>
+          <w:b/>
+          <w:color w:val="000000"/>
+        </w:rPr>
+        <w:t xml:space="preserve">S. </w:t>
+      </w:r>
+      <w:r>
+        <w:rPr>
+          <w:rFonts w:ascii="Times New Roman" w:hAnsi="Times New Roman" w:cs="Times New Roman"/>
+          <w:b/>
+          <w:color w:val="000000"/>
+          <w:lang w:val="vi-VN"/>
+        </w:rPr>
+        <w:t xml:space="preserve">Nguyễn Minh </w:t>
       </w:r>
       <w:r>
         <w:rPr>
@@ -484,8 +500,8 @@
         <w:rPr>
           <w:rFonts w:ascii="Times New Roman" w:hAnsi="Times New Roman" w:cs="Times New Roman"/>
           <w:b/>
-          <w:sz w:val="28"/>
-          <w:szCs w:val="28"/>
+          <w:sz w:val="26"/>
+          <w:szCs w:val="26"/>
           <w:lang w:val="vi-VN"/>
         </w:rPr>
       </w:pPr>
@@ -493,11 +509,40 @@
         <w:rPr>
           <w:rFonts w:ascii="Times New Roman" w:hAnsi="Times New Roman" w:cs="Times New Roman"/>
           <w:b/>
-          <w:sz w:val="28"/>
-          <w:szCs w:val="28"/>
-          <w:lang w:val="vi-VN"/>
-        </w:rPr>
-        <w:t>Đà Nẵng, tháng 06 năm 2026</w:t>
+          <w:sz w:val="26"/>
+          <w:szCs w:val="26"/>
+          <w:lang w:val="vi-VN"/>
+        </w:rPr>
+        <w:t>Đà Nẵ</w:t>
+      </w:r>
+      <w:r>
+        <w:rPr>
+          <w:rFonts w:ascii="Times New Roman" w:hAnsi="Times New Roman" w:cs="Times New Roman"/>
+          <w:b/>
+          <w:sz w:val="26"/>
+          <w:szCs w:val="26"/>
+          <w:lang w:val="vi-VN"/>
+        </w:rPr>
+        <w:t>ng, tháng 0</w:t>
+      </w:r>
+      <w:r>
+        <w:rPr>
+          <w:rFonts w:ascii="Times New Roman" w:hAnsi="Times New Roman" w:cs="Times New Roman"/>
+          <w:b/>
+          <w:sz w:val="26"/>
+          <w:szCs w:val="26"/>
+        </w:rPr>
+        <w:t>5</w:t>
+      </w:r>
+      <w:r>
+        <w:rPr>
+          <w:rFonts w:ascii="Times New Roman" w:hAnsi="Times New Roman" w:cs="Times New Roman"/>
+          <w:b/>
+          <w:sz w:val="26"/>
+          <w:szCs w:val="26"/>
+          <w:lang w:val="vi-VN"/>
+        </w:rPr>
+        <w:t xml:space="preserve"> năm 2026</w:t>
       </w:r>
     </w:p>
     <w:sdt>
@@ -639,7 +684,7 @@
                 <w:noProof/>
                 <w:webHidden/>
               </w:rPr>
-              <w:t>4</w:t>
+              <w:t>3</w:t>
             </w:r>
             <w:r>
               <w:rPr>
@@ -722,7 +767,7 @@
                 <w:noProof/>
                 <w:webHidden/>
               </w:rPr>
-              <w:t>5</w:t>
+              <w:t>4</w:t>
             </w:r>
             <w:r>
               <w:rPr>
@@ -826,7 +871,7 @@
                 <w:noProof/>
                 <w:webHidden/>
               </w:rPr>
-              <w:t>5</w:t>
+              <w:t>4</w:t>
             </w:r>
             <w:r>
               <w:rPr>
@@ -917,7 +962,7 @@
                 <w:noProof/>
                 <w:webHidden/>
               </w:rPr>
-              <w:t>6</w:t>
+              <w:t>5</w:t>
             </w:r>
             <w:r>
               <w:rPr>
@@ -951,7 +996,7 @@
                 <w:rStyle w:val="Hyperlink"/>
                 <w:rFonts w:ascii="Times New Roman" w:hAnsi="Times New Roman" w:cs="Times New Roman"/>
                 <w:noProof/>
-                <w:lang w:val="en"/>
+                <w:lang/>
               </w:rPr>
               <w:t xml:space="preserve">2.1 </w:t>
             </w:r>
@@ -1009,7 +1054,7 @@
                 <w:noProof/>
                 <w:webHidden/>
               </w:rPr>
-              <w:t>6</w:t>
+              <w:t>5</w:t>
             </w:r>
             <w:r>
               <w:rPr>
@@ -1043,7 +1088,7 @@
                 <w:rStyle w:val="Hyperlink"/>
                 <w:rFonts w:ascii="Times New Roman" w:hAnsi="Times New Roman" w:cs="Times New Roman"/>
                 <w:noProof/>
-                <w:lang w:val="en"/>
+                <w:lang/>
               </w:rPr>
               <w:t xml:space="preserve">2.2 </w:t>
             </w:r>
@@ -1101,7 +1146,7 @@
                 <w:noProof/>
                 <w:webHidden/>
               </w:rPr>
-              <w:t>7</w:t>
+              <w:t>6</w:t>
             </w:r>
             <w:r>
               <w:rPr>
@@ -1192,7 +1237,7 @@
                 <w:noProof/>
                 <w:webHidden/>
               </w:rPr>
-              <w:t>7</w:t>
+              <w:t>6</w:t>
             </w:r>
             <w:r>
               <w:rPr>
@@ -1226,7 +1271,7 @@
                 <w:rStyle w:val="Hyperlink"/>
                 <w:rFonts w:ascii="Times New Roman" w:hAnsi="Times New Roman" w:cs="Times New Roman"/>
                 <w:noProof/>
-                <w:lang w:val="en"/>
+                <w:lang/>
               </w:rPr>
               <w:t xml:space="preserve">3.1 </w:t>
             </w:r>
@@ -1284,7 +1329,7 @@
                 <w:noProof/>
                 <w:webHidden/>
               </w:rPr>
-              <w:t>7</w:t>
+              <w:t>6</w:t>
             </w:r>
             <w:r>
               <w:rPr>
@@ -1318,7 +1363,7 @@
                 <w:rStyle w:val="Hyperlink"/>
                 <w:rFonts w:ascii="Times New Roman" w:hAnsi="Times New Roman" w:cs="Times New Roman"/>
                 <w:noProof/>
-                <w:lang w:val="en"/>
+                <w:lang/>
               </w:rPr>
               <w:t xml:space="preserve">3.2 </w:t>
             </w:r>
@@ -1376,7 +1421,7 @@
                 <w:noProof/>
                 <w:webHidden/>
               </w:rPr>
-              <w:t>8</w:t>
+              <w:t>7</w:t>
             </w:r>
             <w:r>
               <w:rPr>
@@ -1459,7 +1504,7 @@
                 <w:noProof/>
                 <w:webHidden/>
               </w:rPr>
-              <w:t>8</w:t>
+              <w:t>7</w:t>
             </w:r>
             <w:r>
               <w:rPr>
@@ -1542,7 +1587,7 @@
                 <w:noProof/>
                 <w:webHidden/>
               </w:rPr>
-              <w:t>9</w:t>
+              <w:t>8</w:t>
             </w:r>
             <w:r>
               <w:rPr>
@@ -1647,7 +1692,7 @@
                 <w:noProof/>
                 <w:webHidden/>
               </w:rPr>
-              <w:t>9</w:t>
+              <w:t>8</w:t>
             </w:r>
             <w:r>
               <w:rPr>
@@ -1752,7 +1797,7 @@
                 <w:noProof/>
                 <w:webHidden/>
               </w:rPr>
-              <w:t>10</w:t>
+              <w:t>9</w:t>
             </w:r>
             <w:r>
               <w:rPr>
@@ -1857,7 +1902,7 @@
                 <w:noProof/>
                 <w:webHidden/>
               </w:rPr>
-              <w:t>11</w:t>
+              <w:t>10</w:t>
             </w:r>
             <w:r>
               <w:rPr>
@@ -1940,7 +1985,7 @@
                 <w:noProof/>
                 <w:webHidden/>
               </w:rPr>
-              <w:t>11</w:t>
+              <w:t>10</w:t>
             </w:r>
             <w:r>
               <w:rPr>
@@ -2023,7 +2068,7 @@
                 <w:noProof/>
                 <w:webHidden/>
               </w:rPr>
-              <w:t>12</w:t>
+              <w:t>11</w:t>
             </w:r>
             <w:r>
               <w:rPr>
@@ -2106,7 +2151,7 @@
                 <w:noProof/>
                 <w:webHidden/>
               </w:rPr>
-              <w:t>14</w:t>
+              <w:t>13</w:t>
             </w:r>
             <w:r>
               <w:rPr>
@@ -2189,7 +2234,7 @@
                 <w:noProof/>
                 <w:webHidden/>
               </w:rPr>
-              <w:t>14</w:t>
+              <w:t>13</w:t>
             </w:r>
             <w:r>
               <w:rPr>
@@ -2272,7 +2317,7 @@
                 <w:noProof/>
                 <w:webHidden/>
               </w:rPr>
-              <w:t>14</w:t>
+              <w:t>13</w:t>
             </w:r>
             <w:r>
               <w:rPr>
@@ -2355,7 +2400,7 @@
                 <w:noProof/>
                 <w:webHidden/>
               </w:rPr>
-              <w:t>15</w:t>
+              <w:t>14</w:t>
             </w:r>
             <w:r>
               <w:rPr>
@@ -2438,7 +2483,7 @@
                 <w:noProof/>
                 <w:webHidden/>
               </w:rPr>
-              <w:t>15</w:t>
+              <w:t>14</w:t>
             </w:r>
             <w:r>
               <w:rPr>
@@ -2521,7 +2566,7 @@
                 <w:noProof/>
                 <w:webHidden/>
               </w:rPr>
-              <w:t>16</w:t>
+              <w:t>15</w:t>
             </w:r>
             <w:r>
               <w:rPr>
@@ -2604,7 +2649,7 @@
                 <w:noProof/>
                 <w:webHidden/>
               </w:rPr>
-              <w:t>16</w:t>
+              <w:t>15</w:t>
             </w:r>
             <w:r>
               <w:rPr>
@@ -2687,7 +2732,7 @@
                 <w:noProof/>
                 <w:webHidden/>
               </w:rPr>
-              <w:t>17</w:t>
+              <w:t>16</w:t>
             </w:r>
             <w:r>
               <w:rPr>
@@ -2770,7 +2815,7 @@
                 <w:noProof/>
                 <w:webHidden/>
               </w:rPr>
-              <w:t>18</w:t>
+              <w:t>17</w:t>
             </w:r>
             <w:r>
               <w:rPr>
@@ -2853,7 +2898,7 @@
                 <w:noProof/>
                 <w:webHidden/>
               </w:rPr>
-              <w:t>18</w:t>
+              <w:t>17</w:t>
             </w:r>
             <w:r>
               <w:rPr>
@@ -3102,7 +3147,7 @@
                 <w:noProof/>
                 <w:webHidden/>
               </w:rPr>
-              <w:t>19</w:t>
+              <w:t>18</w:t>
             </w:r>
             <w:r>
               <w:rPr>
@@ -3268,7 +3313,7 @@
                 <w:noProof/>
                 <w:webHidden/>
               </w:rPr>
-              <w:t>20</w:t>
+              <w:t>19</w:t>
             </w:r>
             <w:r>
               <w:rPr>
@@ -3351,7 +3396,7 @@
                 <w:noProof/>
                 <w:webHidden/>
               </w:rPr>
-              <w:t>21</w:t>
+              <w:t>20</w:t>
             </w:r>
             <w:r>
               <w:rPr>
@@ -3622,7 +3667,6 @@
         <w:jc w:val="both"/>
         <w:rPr>
           <w:rFonts w:ascii="Times New Roman" w:hAnsi="Times New Roman" w:cs="Times New Roman"/>
-          <w:lang w:val="en"/>
         </w:rPr>
       </w:pPr>
       <w:r>
@@ -3631,6 +3675,17 @@
         </w:rPr>
         <w:t>Xuất phát từ thực tế đó, đề tài “Xây dựng hệ thống DishNet – Nền tảng mạng xã hội kinh doanh ẩm thực” được lựa chọn nhằm nghiên cứu và phát triển một giải pháp kết hợp chia sẻ nội dung, tương tác cộng đồng và giao dịch trực tuyến trên cùng một nền tảng thống nhất, hướng tới xây dựng hệ sinh thái ẩm thực số hiện đại và hiệu quả.</w:t>
       </w:r>
+    </w:p>
+    <w:p>
+      <w:pPr>
+        <w:spacing w:before="120" w:after="120" w:line="360" w:lineRule="auto"/>
+        <w:ind w:firstLine="567"/>
+        <w:jc w:val="both"/>
+        <w:rPr>
+          <w:rFonts w:ascii="Times New Roman" w:hAnsi="Times New Roman" w:cs="Times New Roman"/>
+          <w:lang/>
+        </w:rPr>
+      </w:pPr>
     </w:p>
     <w:p>
       <w:pPr>
@@ -3670,7 +3725,7 @@
       <w:bookmarkStart w:id="16" w:name="_Toc229005928"/>
       <w:r>
         <w:rPr>
-          <w:lang w:val="en"/>
+          <w:lang w:val="vi-VN"/>
         </w:rPr>
         <w:t xml:space="preserve">2.1 </w:t>
       </w:r>
@@ -3689,9 +3744,15 @@
         <w:spacing w:before="120" w:beforeAutospacing="0" w:after="120" w:afterAutospacing="0" w:line="360" w:lineRule="auto"/>
         <w:ind w:left="567" w:firstLine="284"/>
         <w:jc w:val="both"/>
+        <w:rPr>
+          <w:lang w:val="vi-VN"/>
+        </w:rPr>
       </w:pPr>
       <w:bookmarkStart w:id="17" w:name="_Toc207917651"/>
       <w:r>
+        <w:rPr>
+          <w:lang w:val="vi-VN"/>
+        </w:rPr>
         <w:t>Dự án DishNet – Nền tảng mạng xã hội mua bán đồ ăn được thực hiện nhằm đạt được các mục tiêu sau:</w:t>
       </w:r>
     </w:p>
@@ -3704,8 +3765,14 @@
         </w:numPr>
         <w:spacing w:before="120" w:beforeAutospacing="0" w:after="120" w:afterAutospacing="0" w:line="360" w:lineRule="auto"/>
         <w:jc w:val="both"/>
-      </w:pPr>
-      <w:r>
+        <w:rPr>
+          <w:lang w:val="vi-VN"/>
+        </w:rPr>
+      </w:pPr>
+      <w:r>
+        <w:rPr>
+          <w:lang w:val="vi-VN"/>
+        </w:rPr>
         <w:t>Phân tích, thiết kế và xây dựng hệ thống mạng xã hội kết hợp thương mại điện tử trong lĩnh vực ẩm thực, đáp ứng nhu cầu chia sẻ, tương tác và mua bán trực tuyến của người dùng và người bán.</w:t>
       </w:r>
     </w:p>
@@ -3718,8 +3785,14 @@
         </w:numPr>
         <w:spacing w:before="120" w:beforeAutospacing="0" w:after="120" w:afterAutospacing="0" w:line="360" w:lineRule="auto"/>
         <w:jc w:val="both"/>
-      </w:pPr>
-      <w:r>
+        <w:rPr>
+          <w:lang w:val="vi-VN"/>
+        </w:rPr>
+      </w:pPr>
+      <w:r>
+        <w:rPr>
+          <w:lang w:val="vi-VN"/>
+        </w:rPr>
         <w:t>Phát triển nền tảng web tích hợp chức năng đăng bài, tương tác cộng đồng (like, bình luận, theo dõi) và giao dịch đặt món, thanh toán trực tuyến trên cùng một hệ thống thống nhất.</w:t>
       </w:r>
     </w:p>
@@ -3732,8 +3805,14 @@
         </w:numPr>
         <w:spacing w:before="120" w:beforeAutospacing="0" w:after="120" w:afterAutospacing="0" w:line="360" w:lineRule="auto"/>
         <w:jc w:val="both"/>
-      </w:pPr>
-      <w:r>
+        <w:rPr>
+          <w:lang w:val="vi-VN"/>
+        </w:rPr>
+      </w:pPr>
+      <w:r>
+        <w:rPr>
+          <w:lang w:val="vi-VN"/>
+        </w:rPr>
         <w:t>Thiết kế và triển khai mô hình tính điểm uy tín tài khoản và gian hàng, trong đó điểm đánh giá được tính theo trọng số dựa trên độ tin cậy của người đánh giá nhằm đảm bảo tính minh bạch và hạn chế gian lận.</w:t>
       </w:r>
     </w:p>
@@ -3746,8 +3825,14 @@
         </w:numPr>
         <w:spacing w:before="120" w:beforeAutospacing="0" w:after="120" w:afterAutospacing="0" w:line="360" w:lineRule="auto"/>
         <w:jc w:val="both"/>
-      </w:pPr>
-      <w:r>
+        <w:rPr>
+          <w:lang w:val="vi-VN"/>
+        </w:rPr>
+      </w:pPr>
+      <w:r>
+        <w:rPr>
+          <w:lang w:val="vi-VN"/>
+        </w:rPr>
         <w:t>Phát triển chức năng cho phép người dùng mở gian hàng , quản lý sản phẩm, đơn hàng, doanh thu và chương trình khuyến mãi (voucher).</w:t>
       </w:r>
     </w:p>
@@ -3760,8 +3845,14 @@
         </w:numPr>
         <w:spacing w:before="120" w:beforeAutospacing="0" w:after="120" w:afterAutospacing="0" w:line="360" w:lineRule="auto"/>
         <w:jc w:val="both"/>
-      </w:pPr>
-      <w:r>
+        <w:rPr>
+          <w:lang w:val="vi-VN"/>
+        </w:rPr>
+      </w:pPr>
+      <w:r>
+        <w:rPr>
+          <w:lang w:val="vi-VN"/>
+        </w:rPr>
         <w:lastRenderedPageBreak/>
         <w:t>Xây dựng hệ thống quản trị toàn diện cho phép quản lý tài khoản, nội dung, danh mục, đơn hàng và theo dõi thống kê hoạt động.</w:t>
       </w:r>
@@ -3775,8 +3866,14 @@
         </w:numPr>
         <w:spacing w:before="120" w:beforeAutospacing="0" w:after="120" w:afterAutospacing="0" w:line="360" w:lineRule="auto"/>
         <w:jc w:val="both"/>
-      </w:pPr>
-      <w:r>
+        <w:rPr>
+          <w:lang w:val="vi-VN"/>
+        </w:rPr>
+      </w:pPr>
+      <w:r>
+        <w:rPr>
+          <w:lang w:val="vi-VN"/>
+        </w:rPr>
         <w:t>Đảm bảo hệ thống hoạt động ổn định, bảo mật dữ liệu người dùng và có khả năng mở rộng trong tương lai.</w:t>
       </w:r>
     </w:p>
@@ -3793,6 +3890,7 @@
           <w:rFonts w:ascii="Times New Roman" w:eastAsia="Times New Roman" w:hAnsi="Times New Roman" w:cs="Times New Roman"/>
           <w:sz w:val="24"/>
           <w:szCs w:val="24"/>
+          <w:lang w:val="vi-VN"/>
         </w:rPr>
       </w:pPr>
       <w:r>
@@ -3800,6 +3898,7 @@
           <w:rFonts w:ascii="Times New Roman" w:eastAsia="Times New Roman" w:hAnsi="Times New Roman" w:cs="Times New Roman"/>
           <w:sz w:val="24"/>
           <w:szCs w:val="24"/>
+          <w:lang w:val="vi-VN"/>
         </w:rPr>
         <w:t>Thiết kế giao diện thân thiện, dễ sử dụng, tối ưu trải nghiệm người dùng trên nền tảng web.</w:t>
       </w:r>
@@ -3815,7 +3914,7 @@
       <w:bookmarkStart w:id="18" w:name="_Toc229005929"/>
       <w:r>
         <w:rPr>
-          <w:lang w:val="en"/>
+          <w:lang/>
         </w:rPr>
         <w:t xml:space="preserve">2.2 </w:t>
       </w:r>
@@ -3865,7 +3964,13 @@
         <w:rPr>
           <w:lang w:val="vi-VN"/>
         </w:rPr>
-        <w:t>Hoàn thành dự án trong vòng 2,5 tháng tính từ thời điểm bắt đầu.</w:t>
+        <w:t>Hoàn thành dự án trong vòng 2</w:t>
+      </w:r>
+      <w:r>
+        <w:rPr>
+          <w:lang w:val="vi-VN"/>
+        </w:rPr>
+        <w:t xml:space="preserve"> tháng tính từ thời điểm bắt đầu.</w:t>
       </w:r>
     </w:p>
     <w:p>
@@ -3880,12 +3985,21 @@
       <w:bookmarkStart w:id="19" w:name="_Toc207917657"/>
       <w:bookmarkStart w:id="20" w:name="_Toc229005930"/>
       <w:r>
+        <w:rPr>
+          <w:lang w:val="vi-VN"/>
+        </w:rPr>
         <w:t>3</w:t>
       </w:r>
       <w:r>
+        <w:rPr>
+          <w:lang w:val="vi-VN"/>
+        </w:rPr>
         <w:t>.</w:t>
       </w:r>
       <w:r>
+        <w:rPr>
+          <w:lang w:val="vi-VN"/>
+        </w:rPr>
         <w:t xml:space="preserve"> </w:t>
       </w:r>
       <w:bookmarkEnd w:id="19"/>
@@ -3909,7 +4023,7 @@
       <w:bookmarkStart w:id="22" w:name="_Toc229005931"/>
       <w:r>
         <w:rPr>
-          <w:lang w:val="en"/>
+          <w:lang w:val="vi-VN"/>
         </w:rPr>
         <w:t xml:space="preserve">3.1 </w:t>
       </w:r>
@@ -3935,7 +4049,7 @@
           <w:rFonts w:ascii="Times New Roman" w:hAnsi="Times New Roman" w:cs="Times New Roman"/>
           <w:sz w:val="24"/>
           <w:szCs w:val="24"/>
-          <w:lang w:val="en"/>
+          <w:lang/>
         </w:rPr>
       </w:pPr>
       <w:bookmarkStart w:id="23" w:name="_Toc207917661"/>
@@ -4006,7 +4120,7 @@
           <w:rFonts w:ascii="Times New Roman" w:hAnsi="Times New Roman" w:cs="Times New Roman"/>
           <w:sz w:val="24"/>
           <w:szCs w:val="24"/>
-          <w:lang w:val="en"/>
+          <w:lang/>
         </w:rPr>
       </w:pPr>
       <w:r>
@@ -4032,7 +4146,7 @@
           <w:rFonts w:ascii="Times New Roman" w:hAnsi="Times New Roman" w:cs="Times New Roman"/>
           <w:sz w:val="24"/>
           <w:szCs w:val="24"/>
-          <w:lang w:val="en"/>
+          <w:lang/>
         </w:rPr>
       </w:pPr>
       <w:r>
@@ -4058,7 +4172,7 @@
           <w:rFonts w:ascii="Times New Roman" w:hAnsi="Times New Roman" w:cs="Times New Roman"/>
           <w:sz w:val="24"/>
           <w:szCs w:val="24"/>
-          <w:lang w:val="en"/>
+          <w:lang/>
         </w:rPr>
       </w:pPr>
       <w:r>
@@ -4068,7 +4182,6 @@
           <w:szCs w:val="24"/>
           <w:lang w:val="vi-VN"/>
         </w:rPr>
-        <w:lastRenderedPageBreak/>
         <w:t>Công cụ lập trình : Visual Studio Code.</w:t>
       </w:r>
     </w:p>
@@ -4085,7 +4198,7 @@
           <w:rFonts w:ascii="Times New Roman" w:hAnsi="Times New Roman" w:cs="Times New Roman"/>
           <w:sz w:val="24"/>
           <w:szCs w:val="24"/>
-          <w:lang w:val="en"/>
+          <w:lang/>
         </w:rPr>
       </w:pPr>
       <w:r>
@@ -4095,6 +4208,7 @@
           <w:szCs w:val="24"/>
           <w:lang w:val="vi-VN"/>
         </w:rPr>
+        <w:lastRenderedPageBreak/>
         <w:t>Cơ sở dữ liệu : MySQL.</w:t>
       </w:r>
     </w:p>
@@ -4111,7 +4225,7 @@
           <w:rFonts w:ascii="Times New Roman" w:hAnsi="Times New Roman" w:cs="Times New Roman"/>
           <w:sz w:val="24"/>
           <w:szCs w:val="24"/>
-          <w:lang w:val="en"/>
+          <w:lang/>
         </w:rPr>
       </w:pPr>
       <w:r>
@@ -4137,7 +4251,7 @@
       <w:bookmarkStart w:id="24" w:name="_Toc229005932"/>
       <w:r>
         <w:rPr>
-          <w:lang w:val="en"/>
+          <w:lang/>
         </w:rPr>
         <w:t xml:space="preserve">3.2 </w:t>
       </w:r>
@@ -4163,7 +4277,7 @@
           <w:rFonts w:ascii="Times New Roman" w:hAnsi="Times New Roman" w:cs="Times New Roman"/>
           <w:sz w:val="24"/>
           <w:szCs w:val="24"/>
-          <w:lang w:val="en"/>
+          <w:lang w:val="vi-VN"/>
         </w:rPr>
       </w:pPr>
       <w:bookmarkStart w:id="25" w:name="_Toc207917663"/>
@@ -4172,7 +4286,7 @@
           <w:rFonts w:ascii="Times New Roman" w:hAnsi="Times New Roman" w:cs="Times New Roman"/>
           <w:sz w:val="24"/>
           <w:szCs w:val="24"/>
-          <w:lang w:val="en"/>
+          <w:lang w:val="vi-VN"/>
         </w:rPr>
         <w:t>Tài nguyên con người: 5 người.</w:t>
       </w:r>
@@ -4190,7 +4304,7 @@
           <w:rFonts w:ascii="Times New Roman" w:hAnsi="Times New Roman" w:cs="Times New Roman"/>
           <w:sz w:val="24"/>
           <w:szCs w:val="24"/>
-          <w:lang w:val="en"/>
+          <w:lang/>
         </w:rPr>
       </w:pPr>
       <w:r>
@@ -4198,7 +4312,7 @@
           <w:rFonts w:ascii="Times New Roman" w:hAnsi="Times New Roman" w:cs="Times New Roman"/>
           <w:sz w:val="24"/>
           <w:szCs w:val="24"/>
-          <w:lang w:val="en"/>
+          <w:lang/>
         </w:rPr>
         <w:t>Ngân sách: Hạn chế.</w:t>
       </w:r>
@@ -4216,7 +4330,7 @@
           <w:rFonts w:ascii="Times New Roman" w:hAnsi="Times New Roman" w:cs="Times New Roman"/>
           <w:sz w:val="24"/>
           <w:szCs w:val="24"/>
-          <w:lang w:val="en"/>
+          <w:lang/>
         </w:rPr>
       </w:pPr>
       <w:r>
@@ -4224,9 +4338,36 @@
           <w:rFonts w:ascii="Times New Roman" w:hAnsi="Times New Roman" w:cs="Times New Roman"/>
           <w:sz w:val="24"/>
           <w:szCs w:val="24"/>
-          <w:lang w:val="en"/>
-        </w:rPr>
-        <w:t>Thời gian: Dự án phải được hoàn tất trong vòng 3 tháng.</w:t>
+          <w:lang/>
+        </w:rPr>
+        <w:t>Thời gian: Dự án phải được hoàn tấ</w:t>
+      </w:r>
+      <w:r>
+        <w:rPr>
+          <w:rFonts w:ascii="Times New Roman" w:hAnsi="Times New Roman" w:cs="Times New Roman"/>
+          <w:sz w:val="24"/>
+          <w:szCs w:val="24"/>
+          <w:lang/>
+        </w:rPr>
+        <w:t xml:space="preserve">t trong vòng </w:t>
+      </w:r>
+      <w:r>
+        <w:rPr>
+          <w:rFonts w:ascii="Times New Roman" w:hAnsi="Times New Roman" w:cs="Times New Roman"/>
+          <w:sz w:val="24"/>
+          <w:szCs w:val="24"/>
+          <w:lang w:val="vi-VN"/>
+        </w:rPr>
+        <w:t>2</w:t>
+      </w:r>
+      <w:r>
+        <w:rPr>
+          <w:rFonts w:ascii="Times New Roman" w:hAnsi="Times New Roman" w:cs="Times New Roman"/>
+          <w:sz w:val="24"/>
+          <w:szCs w:val="24"/>
+          <w:lang/>
+        </w:rPr>
+        <w:t xml:space="preserve"> tháng.</w:t>
       </w:r>
     </w:p>
     <w:p>
@@ -4421,7 +4562,25 @@
           <w:szCs w:val="24"/>
           <w:lang w:val="vi-VN"/>
         </w:rPr>
-        <w:t>DishNet với nhóm là công nghệ lần đầu tìm hiểu và nghiên cứu, trong khi thời gian hoàn thành khóa luận là không nhiều, năng lực các thành viên lại hạn chế. Nhưng bằng sự quyết tâm, nhóm cố gắng áp dựng quy trình SCRUM và kỳ vọng dự án sẽ hoàn thiện một số chức năng cơ bản sau :</w:t>
+        <w:t xml:space="preserve">DishNet với nhóm là công nghệ lần đầu tìm hiểu và nghiên cứu, trong khi thời gian hoàn thành khóa luận là không nhiều, năng lực các thành viên lại hạn chế. Nhưng bằng sự quyết tâm, nhóm cố gắng áp </w:t>
+      </w:r>
+      <w:r>
+        <w:rPr>
+          <w:rFonts w:ascii="Times New Roman" w:hAnsi="Times New Roman" w:cs="Times New Roman"/>
+          <w:sz w:val="24"/>
+          <w:szCs w:val="24"/>
+          <w:lang w:val="vi-VN"/>
+        </w:rPr>
+        <w:t>dụ</w:t>
+      </w:r>
+      <w:r>
+        <w:rPr>
+          <w:rFonts w:ascii="Times New Roman" w:hAnsi="Times New Roman" w:cs="Times New Roman"/>
+          <w:sz w:val="24"/>
+          <w:szCs w:val="24"/>
+          <w:lang w:val="vi-VN"/>
+        </w:rPr>
+        <w:t>ng quy trình SCRUM và kỳ vọng dự án sẽ hoàn thiện một số chức năng cơ bản sau :</w:t>
       </w:r>
     </w:p>
     <w:p>
@@ -4812,7 +4971,16 @@
           <w:lang w:val="vi-VN"/>
         </w:rPr>
         <w:lastRenderedPageBreak/>
-        <w:t>Hoàn thiện các chức năng của thành viên</w:t>
+        <w:t xml:space="preserve">Hoàn thiện các chức năng của thành </w:t>
+      </w:r>
+      <w:r>
+        <w:rPr>
+          <w:rFonts w:ascii="Times New Roman" w:hAnsi="Times New Roman" w:cs="Times New Roman"/>
+          <w:sz w:val="24"/>
+          <w:szCs w:val="24"/>
+          <w:lang w:val="vi-VN"/>
+        </w:rPr>
+        <w:t>viên:</w:t>
       </w:r>
     </w:p>
     <w:p>
@@ -5068,7 +5236,14 @@
           <w:rFonts w:ascii="Times New Roman" w:hAnsi="Times New Roman" w:cs="Times New Roman"/>
           <w:lang w:val="vi-VN"/>
         </w:rPr>
-        <w:t>Hoàn thiện chức năng của chủ cửa hàng</w:t>
+        <w:t xml:space="preserve">Hoàn thiện chức năng của chủ cửa </w:t>
+      </w:r>
+      <w:r>
+        <w:rPr>
+          <w:rFonts w:ascii="Times New Roman" w:hAnsi="Times New Roman" w:cs="Times New Roman"/>
+          <w:lang w:val="vi-VN"/>
+        </w:rPr>
+        <w:t>hàng:</w:t>
       </w:r>
     </w:p>
     <w:p>
@@ -5414,6 +5589,37 @@
     </w:p>
     <w:p>
       <w:pPr>
+        <w:rPr>
+          <w:rFonts w:ascii="Times New Roman" w:hAnsi="Times New Roman" w:cs="Times New Roman"/>
+          <w:kern w:val="0"/>
+          <w:lang w:val="vi-VN"/>
+          <w14:ligatures w14:val="none"/>
+        </w:rPr>
+      </w:pPr>
+      <w:r>
+        <w:rPr>
+          <w:rFonts w:ascii="Times New Roman" w:hAnsi="Times New Roman" w:cs="Times New Roman"/>
+          <w:lang w:val="vi-VN"/>
+        </w:rPr>
+        <w:br w:type="page"/>
+      </w:r>
+    </w:p>
+    <w:p>
+      <w:pPr>
+        <w:pStyle w:val="ListParagraph"/>
+        <w:spacing w:before="120" w:after="120" w:line="360" w:lineRule="auto"/>
+        <w:ind w:left="1429"/>
+        <w:jc w:val="both"/>
+        <w:rPr>
+          <w:rFonts w:ascii="Times New Roman" w:hAnsi="Times New Roman" w:cs="Times New Roman"/>
+          <w:sz w:val="24"/>
+          <w:szCs w:val="24"/>
+          <w:lang w:val="vi-VN"/>
+        </w:rPr>
+      </w:pPr>
+    </w:p>
+    <w:p>
+      <w:pPr>
         <w:pStyle w:val="ListParagraph"/>
         <w:numPr>
           <w:ilvl w:val="3"/>
@@ -5472,17 +5678,7 @@
     </w:p>
     <w:p>
       <w:pPr>
-        <w:rPr>
-          <w:rFonts w:ascii="Times New Roman" w:hAnsi="Times New Roman" w:cs="Times New Roman"/>
-          <w:b/>
-          <w:kern w:val="0"/>
-          <w:sz w:val="26"/>
-          <w:szCs w:val="26"/>
-          <w:lang w:val="vi-VN"/>
-          <w14:ligatures w14:val="none"/>
-        </w:rPr>
-      </w:pPr>
-      <w:r>
+        <w:jc w:val="center"/>
         <w:rPr>
           <w:rFonts w:ascii="Times New Roman" w:hAnsi="Times New Roman" w:cs="Times New Roman"/>
           <w:b/>
@@ -5490,7 +5686,68 @@
           <w:szCs w:val="26"/>
           <w:lang w:val="vi-VN"/>
         </w:rPr>
-        <w:br w:type="page"/>
+      </w:pPr>
+      <w:r>
+        <w:rPr>
+          <w:rFonts w:ascii="Times New Roman" w:hAnsi="Times New Roman" w:cs="Times New Roman"/>
+          <w:b/>
+          <w:noProof/>
+          <w:sz w:val="26"/>
+          <w:szCs w:val="26"/>
+        </w:rPr>
+        <w:drawing>
+          <wp:inline distT="0" distB="0" distL="0" distR="0" wp14:anchorId="5D8EB3C3" wp14:editId="6F2FFC97">
+            <wp:extent cx="2988733" cy="1963484"/>
+            <wp:effectExtent l="0" t="0" r="2540" b="0"/>
+            <wp:docPr id="10" name="Picture 10"/>
+            <wp:cNvGraphicFramePr>
+              <a:graphicFrameLocks xmlns:a="http://schemas.openxmlformats.org/drawingml/2006/main" noChangeAspect="1"/>
+            </wp:cNvGraphicFramePr>
+            <a:graphic xmlns:a="http://schemas.openxmlformats.org/drawingml/2006/main">
+              <a:graphicData uri="http://schemas.openxmlformats.org/drawingml/2006/picture">
+                <pic:pic xmlns:pic="http://schemas.openxmlformats.org/drawingml/2006/picture">
+                  <pic:nvPicPr>
+                    <pic:cNvPr id="1" name=""/>
+                    <pic:cNvPicPr/>
+                  </pic:nvPicPr>
+                  <pic:blipFill>
+                    <a:blip r:embed="rId10"/>
+                    <a:stretch>
+                      <a:fillRect/>
+                    </a:stretch>
+                  </pic:blipFill>
+                  <pic:spPr>
+                    <a:xfrm>
+                      <a:off x="0" y="0"/>
+                      <a:ext cx="3008204" cy="1976276"/>
+                    </a:xfrm>
+                    <a:prstGeom prst="rect">
+                      <a:avLst/>
+                    </a:prstGeom>
+                  </pic:spPr>
+                </pic:pic>
+              </a:graphicData>
+            </a:graphic>
+          </wp:inline>
+        </w:drawing>
+      </w:r>
+    </w:p>
+    <w:p>
+      <w:pPr>
+        <w:jc w:val="center"/>
+        <w:rPr>
+          <w:rFonts w:ascii="Times New Roman" w:hAnsi="Times New Roman" w:cs="Times New Roman"/>
+          <w:kern w:val="0"/>
+          <w:lang w:val="vi-VN"/>
+          <w14:ligatures w14:val="none"/>
+        </w:rPr>
+      </w:pPr>
+      <w:r>
+        <w:rPr>
+          <w:rFonts w:ascii="Times New Roman" w:hAnsi="Times New Roman" w:cs="Times New Roman"/>
+          <w:lang w:val="vi-VN"/>
+        </w:rPr>
+        <w:t>Hình 1: Sơ đồ phân cấp chức năng</w:t>
       </w:r>
     </w:p>
     <w:p>
@@ -5516,7 +5773,6 @@
           <w:szCs w:val="26"/>
           <w:lang w:val="vi-VN"/>
         </w:rPr>
-        <w:lastRenderedPageBreak/>
         <w:t>3.2. Bảng chức năng và độ ưu tiên</w:t>
       </w:r>
       <w:bookmarkEnd w:id="32"/>
@@ -6368,6 +6624,7 @@
                 <w:szCs w:val="24"/>
                 <w:lang w:val="vi-VN"/>
               </w:rPr>
+              <w:lastRenderedPageBreak/>
               <w:t>US05</w:t>
             </w:r>
           </w:p>
@@ -7691,7 +7948,6 @@
                 <w:szCs w:val="24"/>
                 <w:lang w:val="vi-VN"/>
               </w:rPr>
-              <w:lastRenderedPageBreak/>
               <w:t>US</w:t>
             </w:r>
             <w:r>
@@ -8688,6 +8944,7 @@
                 <w:szCs w:val="24"/>
                 <w:lang w:val="vi-VN"/>
               </w:rPr>
+              <w:lastRenderedPageBreak/>
               <w:t>US21</w:t>
             </w:r>
           </w:p>
@@ -9939,7 +10196,6 @@
         <w:pStyle w:val="ListParagraph"/>
         <w:spacing w:before="240" w:after="120" w:line="360" w:lineRule="auto"/>
         <w:ind w:left="709" w:hanging="284"/>
-        <w:outlineLvl w:val="0"/>
         <w:rPr>
           <w:rFonts w:ascii="Times New Roman" w:hAnsi="Times New Roman" w:cs="Times New Roman"/>
           <w:b/>
@@ -9949,6 +10205,43 @@
         </w:rPr>
       </w:pPr>
       <w:bookmarkStart w:id="33" w:name="_Toc229005940"/>
+    </w:p>
+    <w:p>
+      <w:pPr>
+        <w:rPr>
+          <w:rFonts w:ascii="Times New Roman" w:hAnsi="Times New Roman" w:cs="Times New Roman"/>
+          <w:b/>
+          <w:kern w:val="0"/>
+          <w:sz w:val="26"/>
+          <w:szCs w:val="26"/>
+          <w14:ligatures w14:val="none"/>
+        </w:rPr>
+      </w:pPr>
+      <w:r>
+        <w:rPr>
+          <w:rFonts w:ascii="Times New Roman" w:hAnsi="Times New Roman" w:cs="Times New Roman"/>
+          <w:b/>
+          <w:sz w:val="26"/>
+          <w:szCs w:val="26"/>
+          <w:lang w:val="vi-VN"/>
+        </w:rPr>
+        <w:br w:type="page"/>
+      </w:r>
+    </w:p>
+    <w:p>
+      <w:pPr>
+        <w:pStyle w:val="ListParagraph"/>
+        <w:spacing w:before="240" w:after="120" w:line="360" w:lineRule="auto"/>
+        <w:ind w:left="709" w:hanging="284"/>
+        <w:outlineLvl w:val="0"/>
+        <w:rPr>
+          <w:rFonts w:ascii="Times New Roman" w:hAnsi="Times New Roman" w:cs="Times New Roman"/>
+          <w:b/>
+          <w:sz w:val="26"/>
+          <w:szCs w:val="26"/>
+          <w:lang w:val="vi-VN"/>
+        </w:rPr>
+      </w:pPr>
       <w:r>
         <w:rPr>
           <w:rFonts w:ascii="Times New Roman" w:hAnsi="Times New Roman" w:cs="Times New Roman"/>
@@ -10019,290 +10312,12 @@
           <w:noProof/>
           <w:sz w:val="26"/>
           <w:szCs w:val="26"/>
-          <w:lang w:val="vi-VN" w:eastAsia="vi-VN"/>
         </w:rPr>
         <w:drawing>
-          <wp:inline distT="0" distB="0" distL="0" distR="0" wp14:anchorId="1E183E04" wp14:editId="230FEF07">
+          <wp:inline distT="0" distB="0" distL="0" distR="0" wp14:anchorId="19466098" wp14:editId="3BF46A0E">
             <wp:extent cx="2707553" cy="1952367"/>
             <wp:effectExtent l="0" t="0" r="0" b="0"/>
             <wp:docPr id="1" name="Picture 1"/>
-            <wp:cNvGraphicFramePr>
-              <a:graphicFrameLocks xmlns:a="http://schemas.openxmlformats.org/drawingml/2006/main" noChangeAspect="1"/>
-            </wp:cNvGraphicFramePr>
-            <a:graphic xmlns:a="http://schemas.openxmlformats.org/drawingml/2006/main">
-              <a:graphicData uri="http://schemas.openxmlformats.org/drawingml/2006/picture">
-                <pic:pic xmlns:pic="http://schemas.openxmlformats.org/drawingml/2006/picture">
-                  <pic:nvPicPr>
-                    <pic:cNvPr id="1" name=""/>
-                    <pic:cNvPicPr/>
-                  </pic:nvPicPr>
-                  <pic:blipFill>
-                    <a:blip r:embed="rId9"/>
-                    <a:stretch>
-                      <a:fillRect/>
-                    </a:stretch>
-                  </pic:blipFill>
-                  <pic:spPr>
-                    <a:xfrm>
-                      <a:off x="0" y="0"/>
-                      <a:ext cx="2724518" cy="1964600"/>
-                    </a:xfrm>
-                    <a:prstGeom prst="rect">
-                      <a:avLst/>
-                    </a:prstGeom>
-                  </pic:spPr>
-                </pic:pic>
-              </a:graphicData>
-            </a:graphic>
-          </wp:inline>
-        </w:drawing>
-      </w:r>
-    </w:p>
-    <w:p>
-      <w:pPr>
-        <w:pStyle w:val="ListParagraph"/>
-        <w:spacing w:before="120" w:after="120" w:line="360" w:lineRule="auto"/>
-        <w:ind w:left="709"/>
-        <w:jc w:val="center"/>
-        <w:rPr>
-          <w:rFonts w:ascii="Times New Roman" w:hAnsi="Times New Roman" w:cs="Times New Roman"/>
-          <w:sz w:val="26"/>
-          <w:szCs w:val="26"/>
-          <w:lang w:val="vi-VN"/>
-        </w:rPr>
-      </w:pPr>
-      <w:r>
-        <w:rPr>
-          <w:rFonts w:ascii="Times New Roman" w:hAnsi="Times New Roman" w:cs="Times New Roman"/>
-          <w:sz w:val="26"/>
-          <w:szCs w:val="26"/>
-          <w:lang w:val="vi-VN"/>
-        </w:rPr>
-        <w:t xml:space="preserve">Hình </w:t>
-      </w:r>
-      <w:r>
-        <w:rPr>
-          <w:rFonts w:ascii="Times New Roman" w:hAnsi="Times New Roman" w:cs="Times New Roman"/>
-          <w:sz w:val="26"/>
-          <w:szCs w:val="26"/>
-          <w:lang w:val="vi-VN"/>
-        </w:rPr>
-        <w:t>2</w:t>
-      </w:r>
-      <w:r>
-        <w:rPr>
-          <w:rFonts w:ascii="Times New Roman" w:hAnsi="Times New Roman" w:cs="Times New Roman"/>
-          <w:sz w:val="26"/>
-          <w:szCs w:val="26"/>
-          <w:lang w:val="vi-VN"/>
-        </w:rPr>
-        <w:t>: Giao diện trang cửa hàng</w:t>
-      </w:r>
-    </w:p>
-    <w:p>
-      <w:pPr>
-        <w:pStyle w:val="ListParagraph"/>
-        <w:spacing w:before="120" w:after="120" w:line="360" w:lineRule="auto"/>
-        <w:ind w:left="709"/>
-        <w:outlineLvl w:val="1"/>
-        <w:rPr>
-          <w:rFonts w:ascii="Times New Roman" w:hAnsi="Times New Roman" w:cs="Times New Roman"/>
-          <w:b/>
-          <w:sz w:val="26"/>
-          <w:szCs w:val="26"/>
-          <w:lang w:val="vi-VN"/>
-        </w:rPr>
-      </w:pPr>
-      <w:bookmarkStart w:id="35" w:name="_Toc229005942"/>
-      <w:r>
-        <w:rPr>
-          <w:rFonts w:ascii="Times New Roman" w:hAnsi="Times New Roman" w:cs="Times New Roman"/>
-          <w:b/>
-          <w:sz w:val="26"/>
-          <w:szCs w:val="26"/>
-          <w:lang w:val="vi-VN"/>
-        </w:rPr>
-        <w:t xml:space="preserve">4.2. Giao diện </w:t>
-      </w:r>
-      <w:r>
-        <w:rPr>
-          <w:rFonts w:ascii="Times New Roman" w:hAnsi="Times New Roman" w:cs="Times New Roman"/>
-          <w:b/>
-          <w:sz w:val="26"/>
-          <w:szCs w:val="26"/>
-          <w:lang w:val="vi-VN"/>
-        </w:rPr>
-        <w:t>giỏ hàng</w:t>
-      </w:r>
-      <w:bookmarkEnd w:id="35"/>
-    </w:p>
-    <w:p>
-      <w:pPr>
-        <w:pStyle w:val="ListParagraph"/>
-        <w:spacing w:before="120" w:after="120" w:line="360" w:lineRule="auto"/>
-        <w:ind w:left="709"/>
-        <w:jc w:val="center"/>
-        <w:rPr>
-          <w:rFonts w:ascii="Times New Roman" w:hAnsi="Times New Roman" w:cs="Times New Roman"/>
-          <w:b/>
-          <w:sz w:val="26"/>
-          <w:szCs w:val="26"/>
-          <w:lang w:val="vi-VN"/>
-        </w:rPr>
-      </w:pPr>
-      <w:r>
-        <w:rPr>
-          <w:rFonts w:ascii="Times New Roman" w:hAnsi="Times New Roman" w:cs="Times New Roman"/>
-          <w:b/>
-          <w:noProof/>
-          <w:sz w:val="26"/>
-          <w:szCs w:val="26"/>
-          <w:lang w:val="vi-VN" w:eastAsia="vi-VN"/>
-        </w:rPr>
-        <w:drawing>
-          <wp:inline distT="0" distB="0" distL="0" distR="0" wp14:anchorId="3551B5A3" wp14:editId="1AB1FCBE">
-            <wp:extent cx="3001515" cy="2273437"/>
-            <wp:effectExtent l="0" t="0" r="8890" b="0"/>
-            <wp:docPr id="3" name="Picture 3"/>
-            <wp:cNvGraphicFramePr>
-              <a:graphicFrameLocks xmlns:a="http://schemas.openxmlformats.org/drawingml/2006/main" noChangeAspect="1"/>
-            </wp:cNvGraphicFramePr>
-            <a:graphic xmlns:a="http://schemas.openxmlformats.org/drawingml/2006/main">
-              <a:graphicData uri="http://schemas.openxmlformats.org/drawingml/2006/picture">
-                <pic:pic xmlns:pic="http://schemas.openxmlformats.org/drawingml/2006/picture">
-                  <pic:nvPicPr>
-                    <pic:cNvPr id="1" name=""/>
-                    <pic:cNvPicPr/>
-                  </pic:nvPicPr>
-                  <pic:blipFill>
-                    <a:blip r:embed="rId10"/>
-                    <a:stretch>
-                      <a:fillRect/>
-                    </a:stretch>
-                  </pic:blipFill>
-                  <pic:spPr>
-                    <a:xfrm>
-                      <a:off x="0" y="0"/>
-                      <a:ext cx="3015702" cy="2284183"/>
-                    </a:xfrm>
-                    <a:prstGeom prst="rect">
-                      <a:avLst/>
-                    </a:prstGeom>
-                  </pic:spPr>
-                </pic:pic>
-              </a:graphicData>
-            </a:graphic>
-          </wp:inline>
-        </w:drawing>
-      </w:r>
-    </w:p>
-    <w:p>
-      <w:pPr>
-        <w:pStyle w:val="ListParagraph"/>
-        <w:spacing w:before="120" w:after="120" w:line="360" w:lineRule="auto"/>
-        <w:ind w:left="709"/>
-        <w:jc w:val="center"/>
-        <w:rPr>
-          <w:rFonts w:ascii="Times New Roman" w:hAnsi="Times New Roman" w:cs="Times New Roman"/>
-          <w:sz w:val="26"/>
-          <w:szCs w:val="26"/>
-          <w:lang w:val="vi-VN"/>
-        </w:rPr>
-      </w:pPr>
-      <w:r>
-        <w:rPr>
-          <w:rFonts w:ascii="Times New Roman" w:hAnsi="Times New Roman" w:cs="Times New Roman"/>
-          <w:sz w:val="26"/>
-          <w:szCs w:val="26"/>
-          <w:lang w:val="vi-VN"/>
-        </w:rPr>
-        <w:t xml:space="preserve">Hình </w:t>
-      </w:r>
-      <w:r>
-        <w:rPr>
-          <w:rFonts w:ascii="Times New Roman" w:hAnsi="Times New Roman" w:cs="Times New Roman"/>
-          <w:sz w:val="26"/>
-          <w:szCs w:val="26"/>
-          <w:lang w:val="vi-VN"/>
-        </w:rPr>
-        <w:t>3</w:t>
-      </w:r>
-      <w:r>
-        <w:rPr>
-          <w:rFonts w:ascii="Times New Roman" w:hAnsi="Times New Roman" w:cs="Times New Roman"/>
-          <w:sz w:val="26"/>
-          <w:szCs w:val="26"/>
-          <w:lang w:val="vi-VN"/>
-        </w:rPr>
-        <w:t>: Giao diện trang giỏ hàng</w:t>
-      </w:r>
-    </w:p>
-    <w:p>
-      <w:pPr>
-        <w:pStyle w:val="ListParagraph"/>
-        <w:spacing w:before="120" w:after="120" w:line="360" w:lineRule="auto"/>
-        <w:ind w:left="709"/>
-        <w:outlineLvl w:val="1"/>
-        <w:rPr>
-          <w:rFonts w:ascii="Times New Roman" w:hAnsi="Times New Roman" w:cs="Times New Roman"/>
-          <w:b/>
-          <w:sz w:val="26"/>
-          <w:szCs w:val="26"/>
-          <w:lang w:val="vi-VN"/>
-        </w:rPr>
-      </w:pPr>
-      <w:bookmarkStart w:id="36" w:name="_Toc229005943"/>
-      <w:r>
-        <w:rPr>
-          <w:rFonts w:ascii="Times New Roman" w:hAnsi="Times New Roman" w:cs="Times New Roman"/>
-          <w:b/>
-          <w:sz w:val="26"/>
-          <w:szCs w:val="26"/>
-          <w:lang w:val="vi-VN"/>
-        </w:rPr>
-        <w:lastRenderedPageBreak/>
-        <w:t xml:space="preserve">4.3. Giao diện </w:t>
-      </w:r>
-      <w:r>
-        <w:rPr>
-          <w:rFonts w:ascii="Times New Roman" w:hAnsi="Times New Roman" w:cs="Times New Roman"/>
-          <w:b/>
-          <w:sz w:val="26"/>
-          <w:szCs w:val="26"/>
-          <w:lang w:val="vi-VN"/>
-        </w:rPr>
-        <w:t>thanh toán</w:t>
-      </w:r>
-      <w:bookmarkEnd w:id="36"/>
-    </w:p>
-    <w:p>
-      <w:pPr>
-        <w:pStyle w:val="ListParagraph"/>
-        <w:spacing w:before="120" w:after="120" w:line="360" w:lineRule="auto"/>
-        <w:ind w:left="709"/>
-        <w:jc w:val="center"/>
-        <w:rPr>
-          <w:rFonts w:ascii="Times New Roman" w:hAnsi="Times New Roman" w:cs="Times New Roman"/>
-          <w:b/>
-          <w:sz w:val="26"/>
-          <w:szCs w:val="26"/>
-          <w:lang w:val="vi-VN"/>
-        </w:rPr>
-      </w:pPr>
-      <w:r>
-        <w:rPr>
-          <w:rFonts w:ascii="Times New Roman" w:hAnsi="Times New Roman" w:cs="Times New Roman"/>
-          <w:b/>
-          <w:noProof/>
-          <w:sz w:val="26"/>
-          <w:szCs w:val="26"/>
-          <w:lang w:val="vi-VN" w:eastAsia="vi-VN"/>
-        </w:rPr>
-        <w:drawing>
-          <wp:inline distT="0" distB="0" distL="0" distR="0" wp14:anchorId="3939C649" wp14:editId="7878C05F">
-            <wp:extent cx="2693773" cy="2374402"/>
-            <wp:effectExtent l="0" t="0" r="0" b="6985"/>
-            <wp:docPr id="4" name="Picture 4"/>
             <wp:cNvGraphicFramePr>
               <a:graphicFrameLocks xmlns:a="http://schemas.openxmlformats.org/drawingml/2006/main" noChangeAspect="1"/>
             </wp:cNvGraphicFramePr>
@@ -10322,7 +10337,7 @@
                   <pic:spPr>
                     <a:xfrm>
                       <a:off x="0" y="0"/>
-                      <a:ext cx="2740733" cy="2415794"/>
+                      <a:ext cx="2724518" cy="1964600"/>
                     </a:xfrm>
                     <a:prstGeom prst="rect">
                       <a:avLst/>
@@ -10355,7 +10370,25 @@
           <w:szCs w:val="26"/>
           <w:lang w:val="vi-VN"/>
         </w:rPr>
-        <w:t>Hình 4: Giao diện thanh toán</w:t>
+        <w:t xml:space="preserve">Hình </w:t>
+      </w:r>
+      <w:r>
+        <w:rPr>
+          <w:rFonts w:ascii="Times New Roman" w:hAnsi="Times New Roman" w:cs="Times New Roman"/>
+          <w:sz w:val="26"/>
+          <w:szCs w:val="26"/>
+          <w:lang w:val="vi-VN"/>
+        </w:rPr>
+        <w:t>2</w:t>
+      </w:r>
+      <w:r>
+        <w:rPr>
+          <w:rFonts w:ascii="Times New Roman" w:hAnsi="Times New Roman" w:cs="Times New Roman"/>
+          <w:sz w:val="26"/>
+          <w:szCs w:val="26"/>
+          <w:lang w:val="vi-VN"/>
+        </w:rPr>
+        <w:t>: Giao diện trang cửa hàng</w:t>
       </w:r>
     </w:p>
     <w:p>
@@ -10372,7 +10405,7 @@
           <w:lang w:val="vi-VN"/>
         </w:rPr>
       </w:pPr>
-      <w:bookmarkStart w:id="37" w:name="_Toc229005944"/>
+      <w:bookmarkStart w:id="35" w:name="_Toc229005942"/>
       <w:r>
         <w:rPr>
           <w:rFonts w:ascii="Times New Roman" w:hAnsi="Times New Roman" w:cs="Times New Roman"/>
@@ -10381,7 +10414,7 @@
           <w:szCs w:val="26"/>
           <w:lang w:val="vi-VN"/>
         </w:rPr>
-        <w:t xml:space="preserve">4.4. Giao diện quản lý </w:t>
+        <w:t xml:space="preserve">4.2. Giao diện </w:t>
       </w:r>
       <w:r>
         <w:rPr>
@@ -10391,9 +10424,9 @@
           <w:szCs w:val="26"/>
           <w:lang w:val="vi-VN"/>
         </w:rPr>
-        <w:t>doanh thu cửa hàng</w:t>
-      </w:r>
-      <w:bookmarkEnd w:id="37"/>
+        <w:t>giỏ hàng</w:t>
+      </w:r>
+      <w:bookmarkEnd w:id="35"/>
     </w:p>
     <w:p>
       <w:pPr>
@@ -10403,6 +10436,7 @@
         <w:jc w:val="center"/>
         <w:rPr>
           <w:rFonts w:ascii="Times New Roman" w:hAnsi="Times New Roman" w:cs="Times New Roman"/>
+          <w:b/>
           <w:sz w:val="26"/>
           <w:szCs w:val="26"/>
           <w:lang w:val="vi-VN"/>
@@ -10411,16 +10445,16 @@
       <w:r>
         <w:rPr>
           <w:rFonts w:ascii="Times New Roman" w:hAnsi="Times New Roman" w:cs="Times New Roman"/>
+          <w:b/>
           <w:noProof/>
           <w:sz w:val="26"/>
           <w:szCs w:val="26"/>
-          <w:lang w:val="vi-VN" w:eastAsia="vi-VN"/>
         </w:rPr>
         <w:drawing>
-          <wp:inline distT="0" distB="0" distL="0" distR="0" wp14:anchorId="4B790541" wp14:editId="7CCB7B7B">
-            <wp:extent cx="2913910" cy="2038865"/>
-            <wp:effectExtent l="0" t="0" r="1270" b="0"/>
-            <wp:docPr id="5" name="Picture 5"/>
+          <wp:inline distT="0" distB="0" distL="0" distR="0" wp14:anchorId="2A9575D3" wp14:editId="42D5F838">
+            <wp:extent cx="3001515" cy="2273437"/>
+            <wp:effectExtent l="0" t="0" r="8890" b="0"/>
+            <wp:docPr id="3" name="Picture 3"/>
             <wp:cNvGraphicFramePr>
               <a:graphicFrameLocks xmlns:a="http://schemas.openxmlformats.org/drawingml/2006/main" noChangeAspect="1"/>
             </wp:cNvGraphicFramePr>
@@ -10440,7 +10474,7 @@
                   <pic:spPr>
                     <a:xfrm>
                       <a:off x="0" y="0"/>
-                      <a:ext cx="2944253" cy="2060096"/>
+                      <a:ext cx="3015702" cy="2284183"/>
                     </a:xfrm>
                     <a:prstGeom prst="rect">
                       <a:avLst/>
@@ -10473,32 +10507,70 @@
           <w:szCs w:val="26"/>
           <w:lang w:val="vi-VN"/>
         </w:rPr>
-        <w:t>Hình 5: Quản lý doanh thu cửa hàng</w:t>
-      </w:r>
-    </w:p>
-    <w:p>
-      <w:pPr>
-        <w:pStyle w:val="Heading2"/>
-        <w:rPr>
-          <w:rFonts w:cs="Times New Roman"/>
-          <w:lang w:val="vi-VN"/>
-        </w:rPr>
-      </w:pPr>
-      <w:bookmarkStart w:id="38" w:name="_Toc229005945"/>
-      <w:r>
-        <w:rPr>
-          <w:rFonts w:cs="Times New Roman"/>
+        <w:t xml:space="preserve">Hình </w:t>
+      </w:r>
+      <w:r>
+        <w:rPr>
+          <w:rFonts w:ascii="Times New Roman" w:hAnsi="Times New Roman" w:cs="Times New Roman"/>
+          <w:sz w:val="26"/>
+          <w:szCs w:val="26"/>
+          <w:lang w:val="vi-VN"/>
+        </w:rPr>
+        <w:t>3</w:t>
+      </w:r>
+      <w:r>
+        <w:rPr>
+          <w:rFonts w:ascii="Times New Roman" w:hAnsi="Times New Roman" w:cs="Times New Roman"/>
+          <w:sz w:val="26"/>
+          <w:szCs w:val="26"/>
+          <w:lang w:val="vi-VN"/>
+        </w:rPr>
+        <w:t>: Giao diện trang giỏ hàng</w:t>
+      </w:r>
+    </w:p>
+    <w:p>
+      <w:pPr>
+        <w:pStyle w:val="ListParagraph"/>
+        <w:spacing w:before="120" w:after="120" w:line="360" w:lineRule="auto"/>
+        <w:ind w:left="709"/>
+        <w:outlineLvl w:val="1"/>
+        <w:rPr>
+          <w:rFonts w:ascii="Times New Roman" w:hAnsi="Times New Roman" w:cs="Times New Roman"/>
+          <w:b/>
+          <w:sz w:val="26"/>
+          <w:szCs w:val="26"/>
+          <w:lang w:val="vi-VN"/>
+        </w:rPr>
+      </w:pPr>
+      <w:bookmarkStart w:id="36" w:name="_Toc229005943"/>
+      <w:r>
+        <w:rPr>
+          <w:rFonts w:ascii="Times New Roman" w:hAnsi="Times New Roman" w:cs="Times New Roman"/>
+          <w:b/>
+          <w:sz w:val="26"/>
+          <w:szCs w:val="26"/>
           <w:lang w:val="vi-VN"/>
         </w:rPr>
         <w:lastRenderedPageBreak/>
-        <w:t>4.5. Giao diện quản lý menu cửa hàng</w:t>
-      </w:r>
-      <w:bookmarkEnd w:id="38"/>
-    </w:p>
-    <w:p>
-      <w:pPr>
+        <w:t xml:space="preserve">4.3. Giao diện </w:t>
+      </w:r>
+      <w:r>
+        <w:rPr>
+          <w:rFonts w:ascii="Times New Roman" w:hAnsi="Times New Roman" w:cs="Times New Roman"/>
+          <w:b/>
+          <w:sz w:val="26"/>
+          <w:szCs w:val="26"/>
+          <w:lang w:val="vi-VN"/>
+        </w:rPr>
+        <w:t>thanh toán</w:t>
+      </w:r>
+      <w:bookmarkEnd w:id="36"/>
+    </w:p>
+    <w:p>
+      <w:pPr>
+        <w:pStyle w:val="ListParagraph"/>
         <w:spacing w:before="120" w:after="120" w:line="360" w:lineRule="auto"/>
-        <w:ind w:firstLine="851"/>
+        <w:ind w:left="709"/>
         <w:jc w:val="center"/>
         <w:rPr>
           <w:rFonts w:ascii="Times New Roman" w:hAnsi="Times New Roman" w:cs="Times New Roman"/>
@@ -10515,13 +10587,12 @@
           <w:noProof/>
           <w:sz w:val="26"/>
           <w:szCs w:val="26"/>
-          <w:lang w:val="vi-VN" w:eastAsia="vi-VN"/>
         </w:rPr>
         <w:drawing>
-          <wp:inline distT="0" distB="0" distL="0" distR="0" wp14:anchorId="254D1AF7" wp14:editId="1A10442F">
-            <wp:extent cx="3058756" cy="2039869"/>
-            <wp:effectExtent l="0" t="0" r="8890" b="0"/>
-            <wp:docPr id="6" name="Picture 6"/>
+          <wp:inline distT="0" distB="0" distL="0" distR="0" wp14:anchorId="25A04AA5" wp14:editId="115C6EAA">
+            <wp:extent cx="2538484" cy="2237524"/>
+            <wp:effectExtent l="0" t="0" r="0" b="0"/>
+            <wp:docPr id="4" name="Picture 4"/>
             <wp:cNvGraphicFramePr>
               <a:graphicFrameLocks xmlns:a="http://schemas.openxmlformats.org/drawingml/2006/main" noChangeAspect="1"/>
             </wp:cNvGraphicFramePr>
@@ -10541,7 +10612,7 @@
                   <pic:spPr>
                     <a:xfrm>
                       <a:off x="0" y="0"/>
-                      <a:ext cx="3080140" cy="2054130"/>
+                      <a:ext cx="2585186" cy="2278689"/>
                     </a:xfrm>
                     <a:prstGeom prst="rect">
                       <a:avLst/>
@@ -10556,8 +10627,9 @@
     </w:p>
     <w:p>
       <w:pPr>
+        <w:pStyle w:val="ListParagraph"/>
         <w:spacing w:before="120" w:after="120" w:line="360" w:lineRule="auto"/>
-        <w:ind w:firstLine="851"/>
+        <w:ind w:left="709"/>
         <w:jc w:val="center"/>
         <w:rPr>
           <w:rFonts w:ascii="Times New Roman" w:hAnsi="Times New Roman" w:cs="Times New Roman"/>
@@ -10573,45 +10645,71 @@
           <w:szCs w:val="26"/>
           <w:lang w:val="vi-VN"/>
         </w:rPr>
-        <w:t>Hình 6: Giao diện quản lý menu cửa hàng</w:t>
-      </w:r>
-    </w:p>
-    <w:p>
-      <w:pPr>
-        <w:pStyle w:val="Heading2"/>
-        <w:rPr>
-          <w:rFonts w:cs="Times New Roman"/>
-          <w:lang w:val="vi-VN"/>
-        </w:rPr>
-      </w:pPr>
-      <w:bookmarkStart w:id="39" w:name="_Toc229005946"/>
-      <w:r>
-        <w:rPr>
-          <w:rFonts w:cs="Times New Roman"/>
-          <w:lang w:val="vi-VN"/>
-        </w:rPr>
-        <w:t>4.6. Giao diện thống kê hệ thống</w:t>
-      </w:r>
-      <w:bookmarkEnd w:id="39"/>
-    </w:p>
-    <w:p>
-      <w:pPr>
-        <w:ind w:firstLine="851"/>
+        <w:t>Hình 4: Giao diện thanh toán</w:t>
+      </w:r>
+    </w:p>
+    <w:p>
+      <w:pPr>
+        <w:pStyle w:val="ListParagraph"/>
+        <w:spacing w:before="120" w:after="120" w:line="360" w:lineRule="auto"/>
+        <w:ind w:left="709"/>
+        <w:outlineLvl w:val="1"/>
+        <w:rPr>
+          <w:rFonts w:ascii="Times New Roman" w:hAnsi="Times New Roman" w:cs="Times New Roman"/>
+          <w:b/>
+          <w:sz w:val="26"/>
+          <w:szCs w:val="26"/>
+          <w:lang w:val="vi-VN"/>
+        </w:rPr>
+      </w:pPr>
+      <w:bookmarkStart w:id="37" w:name="_Toc229005944"/>
+      <w:r>
+        <w:rPr>
+          <w:rFonts w:ascii="Times New Roman" w:hAnsi="Times New Roman" w:cs="Times New Roman"/>
+          <w:b/>
+          <w:sz w:val="26"/>
+          <w:szCs w:val="26"/>
+          <w:lang w:val="vi-VN"/>
+        </w:rPr>
+        <w:t xml:space="preserve">4.4. Giao diện quản lý </w:t>
+      </w:r>
+      <w:r>
+        <w:rPr>
+          <w:rFonts w:ascii="Times New Roman" w:hAnsi="Times New Roman" w:cs="Times New Roman"/>
+          <w:b/>
+          <w:sz w:val="26"/>
+          <w:szCs w:val="26"/>
+          <w:lang w:val="vi-VN"/>
+        </w:rPr>
+        <w:t>doanh thu cửa hàng</w:t>
+      </w:r>
+      <w:bookmarkEnd w:id="37"/>
+    </w:p>
+    <w:p>
+      <w:pPr>
+        <w:pStyle w:val="ListParagraph"/>
+        <w:spacing w:before="120" w:after="120" w:line="360" w:lineRule="auto"/>
+        <w:ind w:left="709"/>
         <w:jc w:val="center"/>
         <w:rPr>
-          <w:lang w:val="vi-VN"/>
-        </w:rPr>
-      </w:pPr>
-      <w:r>
-        <w:rPr>
+          <w:rFonts w:ascii="Times New Roman" w:hAnsi="Times New Roman" w:cs="Times New Roman"/>
+          <w:sz w:val="26"/>
+          <w:szCs w:val="26"/>
+          <w:lang w:val="vi-VN"/>
+        </w:rPr>
+      </w:pPr>
+      <w:r>
+        <w:rPr>
+          <w:rFonts w:ascii="Times New Roman" w:hAnsi="Times New Roman" w:cs="Times New Roman"/>
           <w:noProof/>
-          <w:lang w:val="vi-VN" w:eastAsia="vi-VN"/>
+          <w:sz w:val="26"/>
+          <w:szCs w:val="26"/>
         </w:rPr>
         <w:drawing>
-          <wp:inline distT="0" distB="0" distL="0" distR="0" wp14:anchorId="7D14795D" wp14:editId="1580F121">
-            <wp:extent cx="3011507" cy="2339991"/>
-            <wp:effectExtent l="0" t="0" r="0" b="3175"/>
-            <wp:docPr id="7" name="Picture 7"/>
+          <wp:inline distT="0" distB="0" distL="0" distR="0" wp14:anchorId="220E379E" wp14:editId="1678634C">
+            <wp:extent cx="2913910" cy="2038865"/>
+            <wp:effectExtent l="0" t="0" r="1270" b="0"/>
+            <wp:docPr id="5" name="Picture 5"/>
             <wp:cNvGraphicFramePr>
               <a:graphicFrameLocks xmlns:a="http://schemas.openxmlformats.org/drawingml/2006/main" noChangeAspect="1"/>
             </wp:cNvGraphicFramePr>
@@ -10631,7 +10729,7 @@
                   <pic:spPr>
                     <a:xfrm>
                       <a:off x="0" y="0"/>
-                      <a:ext cx="3041451" cy="2363258"/>
+                      <a:ext cx="2944253" cy="2060096"/>
                     </a:xfrm>
                     <a:prstGeom prst="rect">
                       <a:avLst/>
@@ -10646,27 +10744,51 @@
     </w:p>
     <w:p>
       <w:pPr>
-        <w:ind w:firstLine="709"/>
-        <w:jc w:val="center"/>
-        <w:rPr>
-          <w:rFonts w:ascii="Times New Roman" w:hAnsi="Times New Roman" w:cs="Times New Roman"/>
-          <w:lang w:val="vi-VN"/>
-        </w:rPr>
-      </w:pPr>
-      <w:r>
-        <w:rPr>
-          <w:rFonts w:ascii="Times New Roman" w:hAnsi="Times New Roman" w:cs="Times New Roman"/>
-          <w:lang w:val="vi-VN"/>
-        </w:rPr>
-        <w:t>Hình 7: Giao diện thống kê hệ thống</w:t>
-      </w:r>
-    </w:p>
-    <w:p>
-      <w:pPr>
         <w:pStyle w:val="ListParagraph"/>
         <w:spacing w:before="120" w:after="120" w:line="360" w:lineRule="auto"/>
-        <w:ind w:left="709" w:hanging="283"/>
-        <w:outlineLvl w:val="0"/>
+        <w:ind w:left="709"/>
+        <w:jc w:val="center"/>
+        <w:rPr>
+          <w:rFonts w:ascii="Times New Roman" w:hAnsi="Times New Roman" w:cs="Times New Roman"/>
+          <w:sz w:val="26"/>
+          <w:szCs w:val="26"/>
+          <w:lang w:val="vi-VN"/>
+        </w:rPr>
+      </w:pPr>
+      <w:r>
+        <w:rPr>
+          <w:rFonts w:ascii="Times New Roman" w:hAnsi="Times New Roman" w:cs="Times New Roman"/>
+          <w:sz w:val="26"/>
+          <w:szCs w:val="26"/>
+          <w:lang w:val="vi-VN"/>
+        </w:rPr>
+        <w:t>Hình 5: Quản lý doanh thu cửa hàng</w:t>
+      </w:r>
+    </w:p>
+    <w:p>
+      <w:pPr>
+        <w:pStyle w:val="Heading2"/>
+        <w:rPr>
+          <w:rFonts w:cs="Times New Roman"/>
+          <w:lang w:val="vi-VN"/>
+        </w:rPr>
+      </w:pPr>
+      <w:bookmarkStart w:id="38" w:name="_Toc229005945"/>
+      <w:r>
+        <w:rPr>
+          <w:rFonts w:cs="Times New Roman"/>
+          <w:lang w:val="vi-VN"/>
+        </w:rPr>
+        <w:lastRenderedPageBreak/>
+        <w:t>4.5. Giao diện quản lý menu cửa hàng</w:t>
+      </w:r>
+      <w:bookmarkEnd w:id="38"/>
+    </w:p>
+    <w:p>
+      <w:pPr>
+        <w:spacing w:before="120" w:after="120" w:line="360" w:lineRule="auto"/>
+        <w:ind w:firstLine="851"/>
+        <w:jc w:val="center"/>
         <w:rPr>
           <w:rFonts w:ascii="Times New Roman" w:hAnsi="Times New Roman" w:cs="Times New Roman"/>
           <w:b/>
@@ -10675,34 +10797,6 @@
           <w:lang w:val="vi-VN"/>
         </w:rPr>
       </w:pPr>
-      <w:bookmarkStart w:id="40" w:name="_Toc229005947"/>
-      <w:r>
-        <w:rPr>
-          <w:rFonts w:ascii="Times New Roman" w:hAnsi="Times New Roman" w:cs="Times New Roman"/>
-          <w:b/>
-          <w:sz w:val="26"/>
-          <w:szCs w:val="26"/>
-          <w:lang w:val="vi-VN"/>
-        </w:rPr>
-        <w:lastRenderedPageBreak/>
-        <w:t>5. Cơ sở dữ liệu</w:t>
-      </w:r>
-      <w:bookmarkEnd w:id="40"/>
-    </w:p>
-    <w:p>
-      <w:pPr>
-        <w:pStyle w:val="ListParagraph"/>
-        <w:spacing w:before="120" w:after="120" w:line="360" w:lineRule="auto"/>
-        <w:ind w:left="709" w:hanging="283"/>
-        <w:rPr>
-          <w:rFonts w:ascii="Times New Roman" w:hAnsi="Times New Roman" w:cs="Times New Roman"/>
-          <w:b/>
-          <w:sz w:val="26"/>
-          <w:szCs w:val="26"/>
-          <w:lang w:val="vi-VN"/>
-        </w:rPr>
-      </w:pPr>
-      <w:bookmarkStart w:id="41" w:name="_GoBack"/>
       <w:r>
         <w:rPr>
           <w:rFonts w:ascii="Times New Roman" w:hAnsi="Times New Roman" w:cs="Times New Roman"/>
@@ -10710,13 +10804,12 @@
           <w:noProof/>
           <w:sz w:val="26"/>
           <w:szCs w:val="26"/>
-          <w:lang w:val="vi-VN" w:eastAsia="vi-VN"/>
         </w:rPr>
         <w:drawing>
-          <wp:inline distT="0" distB="0" distL="0" distR="0" wp14:anchorId="0EAF3AB6" wp14:editId="736C02AC">
-            <wp:extent cx="3707765" cy="3331598"/>
-            <wp:effectExtent l="0" t="0" r="6985" b="2540"/>
-            <wp:docPr id="8" name="Picture 8"/>
+          <wp:inline distT="0" distB="0" distL="0" distR="0" wp14:anchorId="2386053F" wp14:editId="678402EC">
+            <wp:extent cx="3058756" cy="2039869"/>
+            <wp:effectExtent l="0" t="0" r="8890" b="0"/>
+            <wp:docPr id="6" name="Picture 6"/>
             <wp:cNvGraphicFramePr>
               <a:graphicFrameLocks xmlns:a="http://schemas.openxmlformats.org/drawingml/2006/main" noChangeAspect="1"/>
             </wp:cNvGraphicFramePr>
@@ -10736,7 +10829,7 @@
                   <pic:spPr>
                     <a:xfrm>
                       <a:off x="0" y="0"/>
-                      <a:ext cx="3707765" cy="3331598"/>
+                      <a:ext cx="3080140" cy="2054130"/>
                     </a:xfrm>
                     <a:prstGeom prst="rect">
                       <a:avLst/>
@@ -10748,309 +10841,64 @@
           </wp:inline>
         </w:drawing>
       </w:r>
-      <w:bookmarkEnd w:id="41"/>
-    </w:p>
-    <w:p>
-      <w:pPr>
-        <w:pStyle w:val="ListParagraph"/>
+    </w:p>
+    <w:p>
+      <w:pPr>
         <w:spacing w:before="120" w:after="120" w:line="360" w:lineRule="auto"/>
-        <w:ind w:left="709" w:firstLine="425"/>
+        <w:ind w:firstLine="851"/>
         <w:jc w:val="center"/>
         <w:rPr>
           <w:rFonts w:ascii="Times New Roman" w:hAnsi="Times New Roman" w:cs="Times New Roman"/>
-          <w:sz w:val="24"/>
-          <w:szCs w:val="24"/>
-          <w:lang w:val="vi-VN"/>
-        </w:rPr>
-      </w:pPr>
-      <w:r>
-        <w:rPr>
-          <w:rFonts w:ascii="Times New Roman" w:hAnsi="Times New Roman" w:cs="Times New Roman"/>
-          <w:sz w:val="24"/>
-          <w:szCs w:val="24"/>
-          <w:lang w:val="vi-VN"/>
-        </w:rPr>
-        <w:t>Hình 8: Database Design</w:t>
-      </w:r>
-    </w:p>
-    <w:p>
-      <w:pPr>
-        <w:rPr>
-          <w:rFonts w:ascii="Times New Roman" w:hAnsi="Times New Roman" w:cs="Times New Roman"/>
-          <w:kern w:val="0"/>
-          <w:lang w:val="vi-VN"/>
-          <w14:ligatures w14:val="none"/>
-        </w:rPr>
-      </w:pPr>
-      <w:r>
-        <w:rPr>
-          <w:rFonts w:ascii="Times New Roman" w:hAnsi="Times New Roman" w:cs="Times New Roman"/>
-          <w:lang w:val="vi-VN"/>
-        </w:rPr>
-        <w:br w:type="page"/>
-      </w:r>
-    </w:p>
-    <w:p>
-      <w:pPr>
-        <w:pStyle w:val="ListParagraph"/>
-        <w:spacing w:before="120" w:after="240" w:line="360" w:lineRule="auto"/>
-        <w:ind w:left="709" w:hanging="284"/>
-        <w:jc w:val="center"/>
-        <w:outlineLvl w:val="0"/>
-        <w:rPr>
-          <w:rFonts w:ascii="Times New Roman" w:hAnsi="Times New Roman" w:cs="Times New Roman"/>
-          <w:b/>
-          <w:sz w:val="28"/>
-          <w:szCs w:val="28"/>
-          <w:lang w:val="vi-VN"/>
-        </w:rPr>
-      </w:pPr>
-      <w:bookmarkStart w:id="42" w:name="_Toc229005948"/>
-      <w:r>
-        <w:rPr>
-          <w:rFonts w:ascii="Times New Roman" w:hAnsi="Times New Roman" w:cs="Times New Roman"/>
-          <w:b/>
-          <w:sz w:val="28"/>
-          <w:szCs w:val="28"/>
-          <w:lang w:val="vi-VN"/>
-        </w:rPr>
-        <w:lastRenderedPageBreak/>
-        <w:t>DEMO CHƯƠNG TRÌNH</w:t>
-      </w:r>
-      <w:bookmarkEnd w:id="42"/>
-    </w:p>
-    <w:p>
-      <w:pPr>
-        <w:pStyle w:val="ListParagraph"/>
-        <w:spacing w:before="120" w:after="120" w:line="360" w:lineRule="auto"/>
-        <w:ind w:left="709" w:hanging="283"/>
-        <w:outlineLvl w:val="0"/>
-        <w:rPr>
-          <w:rFonts w:ascii="Times New Roman" w:hAnsi="Times New Roman" w:cs="Times New Roman"/>
-          <w:b/>
           <w:sz w:val="26"/>
           <w:szCs w:val="26"/>
           <w:lang w:val="vi-VN"/>
         </w:rPr>
       </w:pPr>
-      <w:bookmarkStart w:id="43" w:name="_Toc229005949"/>
-      <w:r>
-        <w:rPr>
-          <w:rFonts w:ascii="Times New Roman" w:hAnsi="Times New Roman" w:cs="Times New Roman"/>
-          <w:b/>
+      <w:r>
+        <w:rPr>
+          <w:rFonts w:ascii="Times New Roman" w:hAnsi="Times New Roman" w:cs="Times New Roman"/>
           <w:sz w:val="26"/>
           <w:szCs w:val="26"/>
           <w:lang w:val="vi-VN"/>
         </w:rPr>
-        <w:t>1. Định hướng giải quyết bài toán</w:t>
-      </w:r>
-      <w:bookmarkEnd w:id="43"/>
-    </w:p>
-    <w:p>
-      <w:pPr>
-        <w:pStyle w:val="ListParagraph"/>
-        <w:numPr>
-          <w:ilvl w:val="0"/>
-          <w:numId w:val="17"/>
-        </w:numPr>
-        <w:spacing w:before="120" w:after="120" w:line="360" w:lineRule="auto"/>
-        <w:jc w:val="both"/>
-        <w:rPr>
-          <w:rFonts w:ascii="Times New Roman" w:hAnsi="Times New Roman" w:cs="Times New Roman"/>
-          <w:sz w:val="24"/>
-          <w:szCs w:val="24"/>
-          <w:lang w:val="vi-VN"/>
-        </w:rPr>
-      </w:pPr>
-      <w:r>
-        <w:rPr>
-          <w:rFonts w:ascii="Times New Roman" w:hAnsi="Times New Roman" w:cs="Times New Roman"/>
-          <w:sz w:val="24"/>
-          <w:szCs w:val="24"/>
-          <w:lang w:val="vi-VN"/>
-        </w:rPr>
-        <w:t xml:space="preserve">Phía khách vãng lai: đăng ký tài khoản, tìm </w:t>
-      </w:r>
-      <w:r>
-        <w:rPr>
-          <w:rFonts w:ascii="Times New Roman" w:hAnsi="Times New Roman" w:cs="Times New Roman"/>
-          <w:sz w:val="24"/>
-          <w:szCs w:val="24"/>
-          <w:lang w:val="vi-VN"/>
-        </w:rPr>
-        <w:t>kiếm món ăn, cửa hàng, xem hồ sơ cá nhân của người dùng khác và cửa hàng,...</w:t>
-      </w:r>
-    </w:p>
-    <w:p>
-      <w:pPr>
-        <w:pStyle w:val="ListParagraph"/>
-        <w:numPr>
-          <w:ilvl w:val="0"/>
-          <w:numId w:val="17"/>
-        </w:numPr>
-        <w:spacing w:before="120" w:after="120" w:line="360" w:lineRule="auto"/>
-        <w:jc w:val="both"/>
-        <w:rPr>
-          <w:rFonts w:ascii="Times New Roman" w:hAnsi="Times New Roman" w:cs="Times New Roman"/>
-          <w:sz w:val="24"/>
-          <w:szCs w:val="24"/>
-          <w:lang w:val="vi-VN"/>
-        </w:rPr>
-      </w:pPr>
-      <w:r>
-        <w:rPr>
-          <w:rFonts w:ascii="Times New Roman" w:hAnsi="Times New Roman" w:cs="Times New Roman"/>
-          <w:sz w:val="24"/>
-          <w:szCs w:val="24"/>
-          <w:lang w:val="vi-VN"/>
-        </w:rPr>
-        <w:t>Phía thành viên: đăng nhập hệ thống, xem bảng tin, xem bảng xếp hạng, trò chuyện với người udngf khác, cập nhật hồ sơ, gửi yêu cầu hỗ trợ, đặt món, hủy món, trả hàng, thanh toán, đăng ký mở cửa hàng, kiếm tiền từ nội dung,...</w:t>
-      </w:r>
-    </w:p>
-    <w:p>
-      <w:pPr>
-        <w:pStyle w:val="ListParagraph"/>
-        <w:numPr>
-          <w:ilvl w:val="0"/>
-          <w:numId w:val="17"/>
-        </w:numPr>
-        <w:spacing w:before="120" w:after="120" w:line="360" w:lineRule="auto"/>
-        <w:jc w:val="both"/>
-        <w:rPr>
-          <w:rFonts w:ascii="Times New Roman" w:hAnsi="Times New Roman" w:cs="Times New Roman"/>
-          <w:sz w:val="24"/>
-          <w:szCs w:val="24"/>
-          <w:lang w:val="vi-VN"/>
-        </w:rPr>
-      </w:pPr>
-      <w:r>
-        <w:rPr>
-          <w:rFonts w:ascii="Times New Roman" w:hAnsi="Times New Roman" w:cs="Times New Roman"/>
-          <w:sz w:val="24"/>
-          <w:szCs w:val="24"/>
-          <w:lang w:val="vi-VN"/>
-        </w:rPr>
-        <w:t>Phía chủ cửa hàng: tổng quan cửa hàng, quản lý đơn hàng, quản lý menu, quản lý doanh thu, quản lý khuyến mãi.</w:t>
-      </w:r>
-    </w:p>
-    <w:p>
-      <w:pPr>
-        <w:pStyle w:val="ListParagraph"/>
-        <w:numPr>
-          <w:ilvl w:val="0"/>
-          <w:numId w:val="17"/>
-        </w:numPr>
-        <w:spacing w:before="120" w:after="120" w:line="360" w:lineRule="auto"/>
-        <w:jc w:val="both"/>
-        <w:rPr>
-          <w:rFonts w:ascii="Times New Roman" w:hAnsi="Times New Roman" w:cs="Times New Roman"/>
-          <w:sz w:val="24"/>
-          <w:szCs w:val="24"/>
-          <w:lang w:val="vi-VN"/>
-        </w:rPr>
-      </w:pPr>
-      <w:r>
-        <w:rPr>
-          <w:rFonts w:ascii="Times New Roman" w:hAnsi="Times New Roman" w:cs="Times New Roman"/>
-          <w:sz w:val="24"/>
-          <w:szCs w:val="24"/>
-          <w:lang w:val="vi-VN"/>
-        </w:rPr>
-        <w:t>Phía admin: thống kê, quản lý tài khoản, kiểm duyệt yêu cầu, quản lý đơn hàng hệ thống, quản lý doanh thu hệ thống,...</w:t>
-      </w:r>
-    </w:p>
-    <w:p>
-      <w:pPr>
-        <w:pStyle w:val="ListParagraph"/>
-        <w:spacing w:before="120" w:after="120" w:line="360" w:lineRule="auto"/>
-        <w:ind w:left="709" w:hanging="283"/>
-        <w:outlineLvl w:val="0"/>
-        <w:rPr>
-          <w:rFonts w:ascii="Times New Roman" w:hAnsi="Times New Roman" w:cs="Times New Roman"/>
-          <w:b/>
-          <w:sz w:val="26"/>
-          <w:szCs w:val="26"/>
-          <w:lang w:val="vi-VN"/>
-        </w:rPr>
-      </w:pPr>
-      <w:bookmarkStart w:id="44" w:name="_Toc229005950"/>
-      <w:r>
-        <w:rPr>
-          <w:rFonts w:ascii="Times New Roman" w:hAnsi="Times New Roman" w:cs="Times New Roman"/>
-          <w:b/>
-          <w:sz w:val="26"/>
-          <w:szCs w:val="26"/>
-          <w:lang w:val="vi-VN"/>
-        </w:rPr>
-        <w:t>2. Hoàn thiện ứng dụng</w:t>
-      </w:r>
-      <w:bookmarkEnd w:id="44"/>
-    </w:p>
-    <w:p>
-      <w:pPr>
-        <w:pStyle w:val="ListParagraph"/>
-        <w:spacing w:before="120" w:after="120" w:line="360" w:lineRule="auto"/>
-        <w:ind w:left="709"/>
-        <w:outlineLvl w:val="1"/>
-        <w:rPr>
-          <w:rFonts w:ascii="Times New Roman" w:hAnsi="Times New Roman" w:cs="Times New Roman"/>
-          <w:b/>
-          <w:sz w:val="26"/>
-          <w:szCs w:val="26"/>
-          <w:lang w:val="vi-VN"/>
-        </w:rPr>
-      </w:pPr>
-      <w:bookmarkStart w:id="45" w:name="_Toc229005951"/>
-      <w:r>
-        <w:rPr>
-          <w:rFonts w:ascii="Times New Roman" w:hAnsi="Times New Roman" w:cs="Times New Roman"/>
-          <w:b/>
-          <w:sz w:val="26"/>
-          <w:szCs w:val="26"/>
-          <w:lang w:val="vi-VN"/>
-        </w:rPr>
-        <w:t xml:space="preserve">2.1. </w:t>
-      </w:r>
-      <w:r>
-        <w:rPr>
-          <w:rFonts w:ascii="Times New Roman" w:hAnsi="Times New Roman" w:cs="Times New Roman"/>
-          <w:b/>
-          <w:sz w:val="26"/>
-          <w:szCs w:val="26"/>
-          <w:lang w:val="vi-VN"/>
-        </w:rPr>
-        <w:t>Trang chủ</w:t>
-      </w:r>
-      <w:bookmarkEnd w:id="45"/>
-    </w:p>
-    <w:p>
-      <w:pPr>
-        <w:pStyle w:val="ListParagraph"/>
-        <w:spacing w:before="120" w:after="120" w:line="360" w:lineRule="auto"/>
-        <w:ind w:left="709"/>
-        <w:rPr>
-          <w:rFonts w:ascii="Times New Roman" w:hAnsi="Times New Roman" w:cs="Times New Roman"/>
-          <w:b/>
-          <w:sz w:val="26"/>
-          <w:szCs w:val="26"/>
-          <w:lang w:val="vi-VN"/>
-        </w:rPr>
-      </w:pPr>
-      <w:r>
-        <w:rPr>
-          <w:rFonts w:ascii="Times New Roman" w:hAnsi="Times New Roman" w:cs="Times New Roman"/>
-          <w:b/>
+        <w:t>Hình 6: Giao diện quản lý menu cửa hàng</w:t>
+      </w:r>
+    </w:p>
+    <w:p>
+      <w:pPr>
+        <w:pStyle w:val="Heading2"/>
+        <w:rPr>
+          <w:rFonts w:cs="Times New Roman"/>
+          <w:lang w:val="vi-VN"/>
+        </w:rPr>
+      </w:pPr>
+      <w:bookmarkStart w:id="39" w:name="_Toc229005946"/>
+      <w:r>
+        <w:rPr>
+          <w:rFonts w:cs="Times New Roman"/>
+          <w:lang w:val="vi-VN"/>
+        </w:rPr>
+        <w:t>4.6. Giao diện thống kê hệ thống</w:t>
+      </w:r>
+      <w:bookmarkEnd w:id="39"/>
+    </w:p>
+    <w:p>
+      <w:pPr>
+        <w:ind w:firstLine="851"/>
+        <w:jc w:val="center"/>
+        <w:rPr>
+          <w:lang w:val="vi-VN"/>
+        </w:rPr>
+      </w:pPr>
+      <w:r>
+        <w:rPr>
           <w:noProof/>
-          <w:sz w:val="26"/>
-          <w:szCs w:val="26"/>
-          <w:lang w:val="vi-VN" w:eastAsia="vi-VN"/>
-        </w:rPr>
-        <w:lastRenderedPageBreak/>
+        </w:rPr>
         <w:drawing>
-          <wp:inline distT="0" distB="0" distL="0" distR="0" wp14:anchorId="11AF8749" wp14:editId="15E5A64E">
-            <wp:extent cx="3707765" cy="1856740"/>
-            <wp:effectExtent l="0" t="0" r="6985" b="0"/>
-            <wp:docPr id="9" name="Picture 9"/>
+          <wp:inline distT="0" distB="0" distL="0" distR="0" wp14:anchorId="4E710B0C" wp14:editId="61C1BA1A">
+            <wp:extent cx="2706624" cy="2103092"/>
+            <wp:effectExtent l="0" t="0" r="0" b="0"/>
+            <wp:docPr id="7" name="Picture 7"/>
             <wp:cNvGraphicFramePr>
               <a:graphicFrameLocks xmlns:a="http://schemas.openxmlformats.org/drawingml/2006/main" noChangeAspect="1"/>
             </wp:cNvGraphicFramePr>
@@ -11070,7 +10918,7 @@
                   <pic:spPr>
                     <a:xfrm>
                       <a:off x="0" y="0"/>
-                      <a:ext cx="3707765" cy="1856740"/>
+                      <a:ext cx="2744338" cy="2132396"/>
                     </a:xfrm>
                     <a:prstGeom prst="rect">
                       <a:avLst/>
@@ -11085,33 +10933,55 @@
     </w:p>
     <w:p>
       <w:pPr>
+        <w:ind w:firstLine="709"/>
+        <w:jc w:val="center"/>
+        <w:rPr>
+          <w:rFonts w:ascii="Times New Roman" w:hAnsi="Times New Roman" w:cs="Times New Roman"/>
+          <w:lang w:val="vi-VN"/>
+        </w:rPr>
+      </w:pPr>
+      <w:r>
+        <w:rPr>
+          <w:rFonts w:ascii="Times New Roman" w:hAnsi="Times New Roman" w:cs="Times New Roman"/>
+          <w:lang w:val="vi-VN"/>
+        </w:rPr>
+        <w:t>Hình 7: Giao diện thống kê hệ thống</w:t>
+      </w:r>
+    </w:p>
+    <w:p>
+      <w:pPr>
+        <w:ind w:firstLine="709"/>
+        <w:jc w:val="center"/>
+        <w:rPr>
+          <w:rFonts w:ascii="Times New Roman" w:hAnsi="Times New Roman" w:cs="Times New Roman"/>
+          <w:lang w:val="vi-VN"/>
+        </w:rPr>
+      </w:pPr>
+    </w:p>
+    <w:p>
+      <w:pPr>
+        <w:ind w:firstLine="709"/>
+        <w:jc w:val="center"/>
+        <w:rPr>
+          <w:rFonts w:ascii="Times New Roman" w:hAnsi="Times New Roman" w:cs="Times New Roman"/>
+          <w:lang w:val="vi-VN"/>
+        </w:rPr>
+      </w:pPr>
+    </w:p>
+    <w:p>
+      <w:pPr>
+        <w:rPr>
+          <w:rFonts w:ascii="Times New Roman" w:hAnsi="Times New Roman" w:cs="Times New Roman"/>
+          <w:lang w:val="vi-VN"/>
+        </w:rPr>
+      </w:pPr>
+    </w:p>
+    <w:p>
+      <w:pPr>
         <w:pStyle w:val="ListParagraph"/>
         <w:spacing w:before="120" w:after="120" w:line="360" w:lineRule="auto"/>
-        <w:ind w:left="709" w:firstLine="851"/>
-        <w:jc w:val="center"/>
-        <w:rPr>
-          <w:rFonts w:ascii="Times New Roman" w:hAnsi="Times New Roman" w:cs="Times New Roman"/>
-          <w:sz w:val="24"/>
-          <w:szCs w:val="24"/>
-          <w:lang w:val="vi-VN"/>
-        </w:rPr>
-      </w:pPr>
-      <w:r>
-        <w:rPr>
-          <w:rFonts w:ascii="Times New Roman" w:hAnsi="Times New Roman" w:cs="Times New Roman"/>
-          <w:sz w:val="24"/>
-          <w:szCs w:val="24"/>
-          <w:lang w:val="vi-VN"/>
-        </w:rPr>
-        <w:t>Hình 9: Giao diện trang chủ</w:t>
-      </w:r>
-    </w:p>
-    <w:p>
-      <w:pPr>
-        <w:pStyle w:val="ListParagraph"/>
-        <w:spacing w:before="120" w:after="120" w:line="360" w:lineRule="auto"/>
-        <w:ind w:left="709"/>
-        <w:outlineLvl w:val="1"/>
+        <w:ind w:left="709" w:hanging="283"/>
+        <w:outlineLvl w:val="0"/>
         <w:rPr>
           <w:rFonts w:ascii="Times New Roman" w:hAnsi="Times New Roman" w:cs="Times New Roman"/>
           <w:b/>
@@ -11120,7 +10990,7 @@
           <w:lang w:val="vi-VN"/>
         </w:rPr>
       </w:pPr>
-      <w:bookmarkStart w:id="46" w:name="_Toc229005952"/>
+      <w:bookmarkStart w:id="40" w:name="_Toc229005947"/>
       <w:r>
         <w:rPr>
           <w:rFonts w:ascii="Times New Roman" w:hAnsi="Times New Roman" w:cs="Times New Roman"/>
@@ -11129,9 +10999,17 @@
           <w:szCs w:val="26"/>
           <w:lang w:val="vi-VN"/>
         </w:rPr>
-        <w:t>2.2. Trang menu</w:t>
-      </w:r>
-      <w:r>
+        <w:lastRenderedPageBreak/>
+        <w:t>5. Cơ sở dữ liệu</w:t>
+      </w:r>
+      <w:bookmarkEnd w:id="40"/>
+    </w:p>
+    <w:p>
+      <w:pPr>
+        <w:pStyle w:val="ListParagraph"/>
+        <w:spacing w:before="120" w:after="120" w:line="360" w:lineRule="auto"/>
+        <w:ind w:left="709" w:hanging="283"/>
+        <w:jc w:val="center"/>
         <w:rPr>
           <w:rFonts w:ascii="Times New Roman" w:hAnsi="Times New Roman" w:cs="Times New Roman"/>
           <w:b/>
@@ -11139,35 +11017,21 @@
           <w:szCs w:val="26"/>
           <w:lang w:val="vi-VN"/>
         </w:rPr>
-        <w:t xml:space="preserve"> cửa hàng</w:t>
-      </w:r>
-      <w:bookmarkEnd w:id="46"/>
-    </w:p>
-    <w:p>
-      <w:pPr>
-        <w:pStyle w:val="ListParagraph"/>
-        <w:spacing w:before="120" w:after="120" w:line="360" w:lineRule="auto"/>
-        <w:ind w:left="709"/>
-        <w:rPr>
-          <w:rFonts w:ascii="Times New Roman" w:hAnsi="Times New Roman" w:cs="Times New Roman"/>
-          <w:sz w:val="26"/>
-          <w:szCs w:val="26"/>
-          <w:lang w:val="vi-VN"/>
-        </w:rPr>
-      </w:pPr>
-      <w:r>
-        <w:rPr>
-          <w:rFonts w:ascii="Times New Roman" w:hAnsi="Times New Roman" w:cs="Times New Roman"/>
+      </w:pPr>
+      <w:bookmarkStart w:id="41" w:name="_GoBack"/>
+      <w:r>
+        <w:rPr>
+          <w:rFonts w:ascii="Times New Roman" w:hAnsi="Times New Roman" w:cs="Times New Roman"/>
+          <w:b/>
           <w:noProof/>
           <w:sz w:val="26"/>
           <w:szCs w:val="26"/>
-          <w:lang w:val="vi-VN" w:eastAsia="vi-VN"/>
         </w:rPr>
         <w:drawing>
-          <wp:inline distT="0" distB="0" distL="0" distR="0" wp14:anchorId="2629CD50" wp14:editId="2CB63AC6">
-            <wp:extent cx="3707765" cy="1939925"/>
-            <wp:effectExtent l="0" t="0" r="6985" b="3175"/>
-            <wp:docPr id="12" name="Picture 12"/>
+          <wp:inline distT="0" distB="0" distL="0" distR="0" wp14:anchorId="6BAD8206" wp14:editId="345487CF">
+            <wp:extent cx="4236451" cy="3530598"/>
+            <wp:effectExtent l="0" t="8890" r="3175" b="3175"/>
+            <wp:docPr id="1063226665" name="Picture 1063226665" descr="D:\download\rsfhgh.png"/>
             <wp:cNvGraphicFramePr>
               <a:graphicFrameLocks xmlns:a="http://schemas.openxmlformats.org/drawingml/2006/main" noChangeAspect="1"/>
             </wp:cNvGraphicFramePr>
@@ -11175,23 +11039,36 @@
               <a:graphicData uri="http://schemas.openxmlformats.org/drawingml/2006/picture">
                 <pic:pic xmlns:pic="http://schemas.openxmlformats.org/drawingml/2006/picture">
                   <pic:nvPicPr>
-                    <pic:cNvPr id="1" name=""/>
-                    <pic:cNvPicPr/>
+                    <pic:cNvPr id="0" name="Picture 1" descr="D:\download\rsfhgh.png"/>
+                    <pic:cNvPicPr>
+                      <a:picLocks noChangeAspect="1" noChangeArrowheads="1"/>
+                    </pic:cNvPicPr>
                   </pic:nvPicPr>
                   <pic:blipFill>
-                    <a:blip r:embed="rId17"/>
+                    <a:blip r:embed="rId17" cstate="print">
+                      <a:extLst>
+                        <a:ext uri="{28A0092B-C50C-407E-A947-70E740481C1C}">
+                          <a14:useLocalDpi xmlns:a14="http://schemas.microsoft.com/office/drawing/2010/main" val="0"/>
+                        </a:ext>
+                      </a:extLst>
+                    </a:blip>
+                    <a:srcRect/>
                     <a:stretch>
                       <a:fillRect/>
                     </a:stretch>
                   </pic:blipFill>
-                  <pic:spPr>
-                    <a:xfrm>
+                  <pic:spPr bwMode="auto">
+                    <a:xfrm rot="16200000">
                       <a:off x="0" y="0"/>
-                      <a:ext cx="3707765" cy="1939925"/>
+                      <a:ext cx="4238171" cy="3532031"/>
                     </a:xfrm>
                     <a:prstGeom prst="rect">
                       <a:avLst/>
                     </a:prstGeom>
+                    <a:noFill/>
+                    <a:ln>
+                      <a:noFill/>
+                    </a:ln>
                   </pic:spPr>
                 </pic:pic>
               </a:graphicData>
@@ -11199,29 +11076,334 @@
           </wp:inline>
         </w:drawing>
       </w:r>
+      <w:bookmarkEnd w:id="41"/>
     </w:p>
     <w:p>
       <w:pPr>
         <w:pStyle w:val="ListParagraph"/>
         <w:spacing w:before="120" w:after="120" w:line="360" w:lineRule="auto"/>
-        <w:ind w:left="709" w:firstLine="567"/>
+        <w:ind w:left="709" w:firstLine="425"/>
         <w:jc w:val="center"/>
         <w:rPr>
           <w:rFonts w:ascii="Times New Roman" w:hAnsi="Times New Roman" w:cs="Times New Roman"/>
+          <w:sz w:val="24"/>
+          <w:szCs w:val="24"/>
+          <w:lang w:val="vi-VN"/>
+        </w:rPr>
+      </w:pPr>
+      <w:r>
+        <w:rPr>
+          <w:rFonts w:ascii="Times New Roman" w:hAnsi="Times New Roman" w:cs="Times New Roman"/>
+          <w:sz w:val="24"/>
+          <w:szCs w:val="24"/>
+          <w:lang w:val="vi-VN"/>
+        </w:rPr>
+        <w:t>Hình 8: Database Design</w:t>
+      </w:r>
+    </w:p>
+    <w:p>
+      <w:pPr>
+        <w:rPr>
+          <w:rFonts w:ascii="Times New Roman" w:hAnsi="Times New Roman" w:cs="Times New Roman"/>
+          <w:kern w:val="0"/>
+          <w:lang w:val="vi-VN"/>
+          <w14:ligatures w14:val="none"/>
+        </w:rPr>
+      </w:pPr>
+      <w:r>
+        <w:rPr>
+          <w:rFonts w:ascii="Times New Roman" w:hAnsi="Times New Roman" w:cs="Times New Roman"/>
+          <w:lang w:val="vi-VN"/>
+        </w:rPr>
+        <w:br w:type="page"/>
+      </w:r>
+    </w:p>
+    <w:p>
+      <w:pPr>
+        <w:pStyle w:val="ListParagraph"/>
+        <w:spacing w:before="120" w:after="240" w:line="360" w:lineRule="auto"/>
+        <w:ind w:left="709" w:hanging="284"/>
+        <w:jc w:val="center"/>
+        <w:outlineLvl w:val="0"/>
+        <w:rPr>
+          <w:rFonts w:ascii="Times New Roman" w:hAnsi="Times New Roman" w:cs="Times New Roman"/>
+          <w:b/>
+          <w:sz w:val="28"/>
+          <w:szCs w:val="28"/>
+          <w:lang w:val="vi-VN"/>
+        </w:rPr>
+      </w:pPr>
+      <w:bookmarkStart w:id="42" w:name="_Toc229005948"/>
+      <w:r>
+        <w:rPr>
+          <w:rFonts w:ascii="Times New Roman" w:hAnsi="Times New Roman" w:cs="Times New Roman"/>
+          <w:b/>
+          <w:sz w:val="28"/>
+          <w:szCs w:val="28"/>
+          <w:lang w:val="vi-VN"/>
+        </w:rPr>
+        <w:lastRenderedPageBreak/>
+        <w:t>DEMO CHƯƠNG TRÌNH</w:t>
+      </w:r>
+      <w:bookmarkEnd w:id="42"/>
+    </w:p>
+    <w:p>
+      <w:pPr>
+        <w:pStyle w:val="ListParagraph"/>
+        <w:spacing w:before="120" w:after="120" w:line="360" w:lineRule="auto"/>
+        <w:ind w:left="709" w:hanging="283"/>
+        <w:outlineLvl w:val="0"/>
+        <w:rPr>
+          <w:rFonts w:ascii="Times New Roman" w:hAnsi="Times New Roman" w:cs="Times New Roman"/>
+          <w:b/>
           <w:sz w:val="26"/>
           <w:szCs w:val="26"/>
           <w:lang w:val="vi-VN"/>
         </w:rPr>
       </w:pPr>
-      <w:r>
-        <w:rPr>
-          <w:rFonts w:ascii="Times New Roman" w:hAnsi="Times New Roman" w:cs="Times New Roman"/>
+      <w:bookmarkStart w:id="43" w:name="_Toc229005949"/>
+      <w:r>
+        <w:rPr>
+          <w:rFonts w:ascii="Times New Roman" w:hAnsi="Times New Roman" w:cs="Times New Roman"/>
+          <w:b/>
           <w:sz w:val="26"/>
           <w:szCs w:val="26"/>
           <w:lang w:val="vi-VN"/>
         </w:rPr>
-        <w:t>Hình 10: Giao diện menu cửa hàng</w:t>
-      </w:r>
+        <w:t>1. Định hướng giải quyết bài toán</w:t>
+      </w:r>
+      <w:bookmarkEnd w:id="43"/>
+    </w:p>
+    <w:p>
+      <w:pPr>
+        <w:pStyle w:val="ListParagraph"/>
+        <w:numPr>
+          <w:ilvl w:val="0"/>
+          <w:numId w:val="17"/>
+        </w:numPr>
+        <w:spacing w:before="120" w:after="120" w:line="360" w:lineRule="auto"/>
+        <w:jc w:val="both"/>
+        <w:rPr>
+          <w:rFonts w:ascii="Times New Roman" w:hAnsi="Times New Roman" w:cs="Times New Roman"/>
+          <w:sz w:val="24"/>
+          <w:szCs w:val="24"/>
+          <w:lang w:val="vi-VN"/>
+        </w:rPr>
+      </w:pPr>
+      <w:r>
+        <w:rPr>
+          <w:rFonts w:ascii="Times New Roman" w:hAnsi="Times New Roman" w:cs="Times New Roman"/>
+          <w:sz w:val="24"/>
+          <w:szCs w:val="24"/>
+          <w:lang w:val="vi-VN"/>
+        </w:rPr>
+        <w:t xml:space="preserve">Phía khách vãng lai: đăng ký tài khoản, tìm </w:t>
+      </w:r>
+      <w:r>
+        <w:rPr>
+          <w:rFonts w:ascii="Times New Roman" w:hAnsi="Times New Roman" w:cs="Times New Roman"/>
+          <w:sz w:val="24"/>
+          <w:szCs w:val="24"/>
+          <w:lang w:val="vi-VN"/>
+        </w:rPr>
+        <w:t>kiếm món ăn, cửa hàng, xem hồ sơ cá nhân của người dùng khác và cửa hàng,...</w:t>
+      </w:r>
+    </w:p>
+    <w:p>
+      <w:pPr>
+        <w:pStyle w:val="ListParagraph"/>
+        <w:numPr>
+          <w:ilvl w:val="0"/>
+          <w:numId w:val="17"/>
+        </w:numPr>
+        <w:spacing w:before="120" w:after="120" w:line="360" w:lineRule="auto"/>
+        <w:jc w:val="both"/>
+        <w:rPr>
+          <w:rFonts w:ascii="Times New Roman" w:hAnsi="Times New Roman" w:cs="Times New Roman"/>
+          <w:sz w:val="24"/>
+          <w:szCs w:val="24"/>
+          <w:lang w:val="vi-VN"/>
+        </w:rPr>
+      </w:pPr>
+      <w:r>
+        <w:rPr>
+          <w:rFonts w:ascii="Times New Roman" w:hAnsi="Times New Roman" w:cs="Times New Roman"/>
+          <w:sz w:val="24"/>
+          <w:szCs w:val="24"/>
+          <w:lang w:val="vi-VN"/>
+        </w:rPr>
+        <w:t xml:space="preserve">Phía thành viên: đăng nhập hệ thống, xem bảng tin, xem bảng xếp hạng, trò chuyện với người </w:t>
+      </w:r>
+      <w:r>
+        <w:rPr>
+          <w:rFonts w:ascii="Times New Roman" w:hAnsi="Times New Roman" w:cs="Times New Roman"/>
+          <w:sz w:val="24"/>
+          <w:szCs w:val="24"/>
+          <w:lang w:val="vi-VN"/>
+        </w:rPr>
+        <w:t>dùng</w:t>
+      </w:r>
+      <w:r>
+        <w:rPr>
+          <w:rFonts w:ascii="Times New Roman" w:hAnsi="Times New Roman" w:cs="Times New Roman"/>
+          <w:sz w:val="24"/>
+          <w:szCs w:val="24"/>
+          <w:lang w:val="vi-VN"/>
+        </w:rPr>
+        <w:t xml:space="preserve"> khác, cập nhật hồ sơ, gửi yêu cầu hỗ trợ, đặt món, hủy món, trả hàng, thanh toán, đăng ký mở cửa hàng, kiếm tiền từ nội dung,...</w:t>
+      </w:r>
+    </w:p>
+    <w:p>
+      <w:pPr>
+        <w:pStyle w:val="ListParagraph"/>
+        <w:numPr>
+          <w:ilvl w:val="0"/>
+          <w:numId w:val="17"/>
+        </w:numPr>
+        <w:spacing w:before="120" w:after="120" w:line="360" w:lineRule="auto"/>
+        <w:jc w:val="both"/>
+        <w:rPr>
+          <w:rFonts w:ascii="Times New Roman" w:hAnsi="Times New Roman" w:cs="Times New Roman"/>
+          <w:sz w:val="24"/>
+          <w:szCs w:val="24"/>
+          <w:lang w:val="vi-VN"/>
+        </w:rPr>
+      </w:pPr>
+      <w:r>
+        <w:rPr>
+          <w:rFonts w:ascii="Times New Roman" w:hAnsi="Times New Roman" w:cs="Times New Roman"/>
+          <w:sz w:val="24"/>
+          <w:szCs w:val="24"/>
+          <w:lang w:val="vi-VN"/>
+        </w:rPr>
+        <w:t>Phía chủ cửa hàng: tổng quan cửa hàng, quản lý đơn hàng, quản lý menu, quản lý doanh thu, quản lý khuyến mãi.</w:t>
+      </w:r>
+    </w:p>
+    <w:p>
+      <w:pPr>
+        <w:pStyle w:val="ListParagraph"/>
+        <w:numPr>
+          <w:ilvl w:val="0"/>
+          <w:numId w:val="17"/>
+        </w:numPr>
+        <w:spacing w:before="120" w:after="120" w:line="360" w:lineRule="auto"/>
+        <w:jc w:val="both"/>
+        <w:rPr>
+          <w:rFonts w:ascii="Times New Roman" w:hAnsi="Times New Roman" w:cs="Times New Roman"/>
+          <w:sz w:val="24"/>
+          <w:szCs w:val="24"/>
+          <w:lang w:val="vi-VN"/>
+        </w:rPr>
+      </w:pPr>
+      <w:r>
+        <w:rPr>
+          <w:rFonts w:ascii="Times New Roman" w:hAnsi="Times New Roman" w:cs="Times New Roman"/>
+          <w:sz w:val="24"/>
+          <w:szCs w:val="24"/>
+          <w:lang w:val="vi-VN"/>
+        </w:rPr>
+        <w:t>Phía admin: thống kê, quản lý tài khoản, kiểm duyệt yêu cầu, quản lý đơn hàng hệ thống, quản lý doanh thu hệ thống,...</w:t>
+      </w:r>
+    </w:p>
+    <w:p>
+      <w:pPr>
+        <w:pStyle w:val="ListParagraph"/>
+        <w:spacing w:before="120" w:after="120" w:line="360" w:lineRule="auto"/>
+        <w:jc w:val="both"/>
+        <w:rPr>
+          <w:rFonts w:ascii="Times New Roman" w:hAnsi="Times New Roman" w:cs="Times New Roman"/>
+          <w:sz w:val="24"/>
+          <w:szCs w:val="24"/>
+          <w:lang w:val="vi-VN"/>
+        </w:rPr>
+      </w:pPr>
+    </w:p>
+    <w:p>
+      <w:pPr>
+        <w:pStyle w:val="ListParagraph"/>
+        <w:spacing w:before="120" w:after="120" w:line="360" w:lineRule="auto"/>
+        <w:jc w:val="both"/>
+        <w:rPr>
+          <w:rFonts w:ascii="Times New Roman" w:hAnsi="Times New Roman" w:cs="Times New Roman"/>
+          <w:sz w:val="24"/>
+          <w:szCs w:val="24"/>
+          <w:lang w:val="vi-VN"/>
+        </w:rPr>
+      </w:pPr>
+    </w:p>
+    <w:p>
+      <w:pPr>
+        <w:pStyle w:val="ListParagraph"/>
+        <w:spacing w:before="120" w:after="120" w:line="360" w:lineRule="auto"/>
+        <w:jc w:val="both"/>
+        <w:rPr>
+          <w:rFonts w:ascii="Times New Roman" w:hAnsi="Times New Roman" w:cs="Times New Roman"/>
+          <w:sz w:val="24"/>
+          <w:szCs w:val="24"/>
+          <w:lang w:val="vi-VN"/>
+        </w:rPr>
+      </w:pPr>
+    </w:p>
+    <w:p>
+      <w:pPr>
+        <w:pStyle w:val="ListParagraph"/>
+        <w:spacing w:before="120" w:after="120" w:line="360" w:lineRule="auto"/>
+        <w:jc w:val="both"/>
+        <w:rPr>
+          <w:rFonts w:ascii="Times New Roman" w:hAnsi="Times New Roman" w:cs="Times New Roman"/>
+          <w:sz w:val="24"/>
+          <w:szCs w:val="24"/>
+          <w:lang w:val="vi-VN"/>
+        </w:rPr>
+      </w:pPr>
+    </w:p>
+    <w:p>
+      <w:pPr>
+        <w:spacing w:before="120" w:after="120" w:line="360" w:lineRule="auto"/>
+        <w:jc w:val="both"/>
+        <w:rPr>
+          <w:rFonts w:ascii="Times New Roman" w:hAnsi="Times New Roman" w:cs="Times New Roman"/>
+          <w:lang w:val="vi-VN"/>
+        </w:rPr>
+      </w:pPr>
+    </w:p>
+    <w:p>
+      <w:pPr>
+        <w:spacing w:before="120" w:after="120" w:line="360" w:lineRule="auto"/>
+        <w:jc w:val="both"/>
+        <w:rPr>
+          <w:rFonts w:ascii="Times New Roman" w:hAnsi="Times New Roman" w:cs="Times New Roman"/>
+          <w:lang w:val="vi-VN"/>
+        </w:rPr>
+      </w:pPr>
+    </w:p>
+    <w:p>
+      <w:pPr>
+        <w:pStyle w:val="ListParagraph"/>
+        <w:spacing w:before="120" w:after="120" w:line="360" w:lineRule="auto"/>
+        <w:ind w:left="709" w:hanging="283"/>
+        <w:outlineLvl w:val="0"/>
+        <w:rPr>
+          <w:rFonts w:ascii="Times New Roman" w:hAnsi="Times New Roman" w:cs="Times New Roman"/>
+          <w:b/>
+          <w:sz w:val="26"/>
+          <w:szCs w:val="26"/>
+          <w:lang w:val="vi-VN"/>
+        </w:rPr>
+      </w:pPr>
+      <w:bookmarkStart w:id="44" w:name="_Toc229005950"/>
+      <w:r>
+        <w:rPr>
+          <w:rFonts w:ascii="Times New Roman" w:hAnsi="Times New Roman" w:cs="Times New Roman"/>
+          <w:b/>
+          <w:sz w:val="26"/>
+          <w:szCs w:val="26"/>
+          <w:lang w:val="vi-VN"/>
+        </w:rPr>
+        <w:lastRenderedPageBreak/>
+        <w:t>2. Hoàn thiện ứng dụng</w:t>
+      </w:r>
+      <w:bookmarkEnd w:id="44"/>
     </w:p>
     <w:p>
       <w:pPr>
@@ -11237,7 +11419,7 @@
           <w:lang w:val="vi-VN"/>
         </w:rPr>
       </w:pPr>
-      <w:bookmarkStart w:id="47" w:name="_Toc229005953"/>
+      <w:bookmarkStart w:id="45" w:name="_Toc229005951"/>
       <w:r>
         <w:rPr>
           <w:rFonts w:ascii="Times New Roman" w:hAnsi="Times New Roman" w:cs="Times New Roman"/>
@@ -11246,7 +11428,7 @@
           <w:szCs w:val="26"/>
           <w:lang w:val="vi-VN"/>
         </w:rPr>
-        <w:t xml:space="preserve">2.3. Trang </w:t>
+        <w:t xml:space="preserve">2.1. </w:t>
       </w:r>
       <w:r>
         <w:rPr>
@@ -11256,9 +11438,9 @@
           <w:szCs w:val="26"/>
           <w:lang w:val="vi-VN"/>
         </w:rPr>
-        <w:t>quản lý doanh thu hệ thống</w:t>
-      </w:r>
-      <w:bookmarkEnd w:id="47"/>
+        <w:t>Trang chủ</w:t>
+      </w:r>
+      <w:bookmarkEnd w:id="45"/>
     </w:p>
     <w:p>
       <w:pPr>
@@ -11280,14 +11462,12 @@
           <w:noProof/>
           <w:sz w:val="26"/>
           <w:szCs w:val="26"/>
-          <w:lang w:val="vi-VN" w:eastAsia="vi-VN"/>
-        </w:rPr>
-        <w:lastRenderedPageBreak/>
+        </w:rPr>
         <w:drawing>
-          <wp:inline distT="0" distB="0" distL="0" distR="0" wp14:anchorId="65F9870F" wp14:editId="30BF2F14">
-            <wp:extent cx="3707765" cy="1978660"/>
-            <wp:effectExtent l="0" t="0" r="0" b="2540"/>
-            <wp:docPr id="13" name="Picture 13"/>
+          <wp:inline distT="0" distB="0" distL="0" distR="0" wp14:anchorId="2D39B62B" wp14:editId="432FF6CC">
+            <wp:extent cx="3327400" cy="1666264"/>
+            <wp:effectExtent l="0" t="0" r="6350" b="0"/>
+            <wp:docPr id="9" name="Picture 9"/>
             <wp:cNvGraphicFramePr>
               <a:graphicFrameLocks xmlns:a="http://schemas.openxmlformats.org/drawingml/2006/main" noChangeAspect="1"/>
             </wp:cNvGraphicFramePr>
@@ -11307,7 +11487,7 @@
                   <pic:spPr>
                     <a:xfrm>
                       <a:off x="0" y="0"/>
-                      <a:ext cx="3707765" cy="1978660"/>
+                      <a:ext cx="3327400" cy="1666264"/>
                     </a:xfrm>
                     <a:prstGeom prst="rect">
                       <a:avLst/>
@@ -11324,7 +11504,7 @@
       <w:pPr>
         <w:pStyle w:val="ListParagraph"/>
         <w:spacing w:before="120" w:after="120" w:line="360" w:lineRule="auto"/>
-        <w:ind w:left="709" w:firstLine="425"/>
+        <w:ind w:left="709" w:firstLine="851"/>
         <w:jc w:val="center"/>
         <w:rPr>
           <w:rFonts w:ascii="Times New Roman" w:hAnsi="Times New Roman" w:cs="Times New Roman"/>
@@ -11340,7 +11520,7 @@
           <w:szCs w:val="24"/>
           <w:lang w:val="vi-VN"/>
         </w:rPr>
-        <w:t>Hình 11: Giao diện quản lý doanh thu hệ thống</w:t>
+        <w:t>Hình 9: Giao diện trang chủ</w:t>
       </w:r>
     </w:p>
     <w:p>
@@ -11352,33 +11532,43 @@
         <w:rPr>
           <w:rFonts w:ascii="Times New Roman" w:hAnsi="Times New Roman" w:cs="Times New Roman"/>
           <w:b/>
-          <w:sz w:val="24"/>
-          <w:szCs w:val="24"/>
-          <w:lang w:val="vi-VN"/>
-        </w:rPr>
-      </w:pPr>
-      <w:bookmarkStart w:id="48" w:name="_Toc229005954"/>
+          <w:sz w:val="26"/>
+          <w:szCs w:val="26"/>
+          <w:lang w:val="vi-VN"/>
+        </w:rPr>
+      </w:pPr>
+      <w:bookmarkStart w:id="46" w:name="_Toc229005952"/>
       <w:r>
         <w:rPr>
           <w:rFonts w:ascii="Times New Roman" w:hAnsi="Times New Roman" w:cs="Times New Roman"/>
           <w:b/>
-          <w:sz w:val="24"/>
-          <w:szCs w:val="24"/>
-          <w:lang w:val="vi-VN"/>
-        </w:rPr>
-        <w:t>2.4. Giao diện quản lý đơn hàng của cửa hàng</w:t>
-      </w:r>
-      <w:bookmarkEnd w:id="48"/>
+          <w:sz w:val="26"/>
+          <w:szCs w:val="26"/>
+          <w:lang w:val="vi-VN"/>
+        </w:rPr>
+        <w:t>2.2. Trang menu</w:t>
+      </w:r>
+      <w:r>
+        <w:rPr>
+          <w:rFonts w:ascii="Times New Roman" w:hAnsi="Times New Roman" w:cs="Times New Roman"/>
+          <w:b/>
+          <w:sz w:val="26"/>
+          <w:szCs w:val="26"/>
+          <w:lang w:val="vi-VN"/>
+        </w:rPr>
+        <w:t xml:space="preserve"> cửa hàng</w:t>
+      </w:r>
+      <w:bookmarkEnd w:id="46"/>
     </w:p>
     <w:p>
       <w:pPr>
         <w:pStyle w:val="ListParagraph"/>
         <w:spacing w:before="120" w:after="120" w:line="360" w:lineRule="auto"/>
-        <w:ind w:left="709" w:firstLine="425"/>
-        <w:rPr>
-          <w:rFonts w:ascii="Times New Roman" w:hAnsi="Times New Roman" w:cs="Times New Roman"/>
-          <w:sz w:val="24"/>
-          <w:szCs w:val="24"/>
+        <w:ind w:left="709"/>
+        <w:rPr>
+          <w:rFonts w:ascii="Times New Roman" w:hAnsi="Times New Roman" w:cs="Times New Roman"/>
+          <w:sz w:val="26"/>
+          <w:szCs w:val="26"/>
           <w:lang w:val="vi-VN"/>
         </w:rPr>
       </w:pPr>
@@ -11386,15 +11576,14 @@
         <w:rPr>
           <w:rFonts w:ascii="Times New Roman" w:hAnsi="Times New Roman" w:cs="Times New Roman"/>
           <w:noProof/>
-          <w:sz w:val="24"/>
-          <w:szCs w:val="24"/>
-          <w:lang w:val="vi-VN" w:eastAsia="vi-VN"/>
+          <w:sz w:val="26"/>
+          <w:szCs w:val="26"/>
         </w:rPr>
         <w:drawing>
-          <wp:inline distT="0" distB="0" distL="0" distR="0" wp14:anchorId="317DE9EF" wp14:editId="46843D3B">
-            <wp:extent cx="2886672" cy="1481156"/>
-            <wp:effectExtent l="0" t="0" r="0" b="5080"/>
-            <wp:docPr id="14" name="Picture 14"/>
+          <wp:inline distT="0" distB="0" distL="0" distR="0" wp14:anchorId="361323FD" wp14:editId="71035F7F">
+            <wp:extent cx="3317368" cy="1735667"/>
+            <wp:effectExtent l="0" t="0" r="0" b="0"/>
+            <wp:docPr id="12" name="Picture 12"/>
             <wp:cNvGraphicFramePr>
               <a:graphicFrameLocks xmlns:a="http://schemas.openxmlformats.org/drawingml/2006/main" noChangeAspect="1"/>
             </wp:cNvGraphicFramePr>
@@ -11414,6 +11603,273 @@
                   <pic:spPr>
                     <a:xfrm>
                       <a:off x="0" y="0"/>
+                      <a:ext cx="3329778" cy="1742160"/>
+                    </a:xfrm>
+                    <a:prstGeom prst="rect">
+                      <a:avLst/>
+                    </a:prstGeom>
+                  </pic:spPr>
+                </pic:pic>
+              </a:graphicData>
+            </a:graphic>
+          </wp:inline>
+        </w:drawing>
+      </w:r>
+    </w:p>
+    <w:p>
+      <w:pPr>
+        <w:pStyle w:val="ListParagraph"/>
+        <w:spacing w:before="120" w:after="120" w:line="360" w:lineRule="auto"/>
+        <w:ind w:left="709" w:firstLine="567"/>
+        <w:jc w:val="center"/>
+        <w:rPr>
+          <w:rFonts w:ascii="Times New Roman" w:hAnsi="Times New Roman" w:cs="Times New Roman"/>
+          <w:sz w:val="26"/>
+          <w:szCs w:val="26"/>
+          <w:lang w:val="vi-VN"/>
+        </w:rPr>
+      </w:pPr>
+      <w:r>
+        <w:rPr>
+          <w:rFonts w:ascii="Times New Roman" w:hAnsi="Times New Roman" w:cs="Times New Roman"/>
+          <w:sz w:val="26"/>
+          <w:szCs w:val="26"/>
+          <w:lang w:val="vi-VN"/>
+        </w:rPr>
+        <w:t>Hình 10: Giao diện menu cửa hàng</w:t>
+      </w:r>
+    </w:p>
+    <w:p>
+      <w:pPr>
+        <w:pStyle w:val="ListParagraph"/>
+        <w:spacing w:before="120" w:after="120" w:line="360" w:lineRule="auto"/>
+        <w:ind w:left="709" w:firstLine="567"/>
+        <w:jc w:val="center"/>
+        <w:rPr>
+          <w:rFonts w:ascii="Times New Roman" w:hAnsi="Times New Roman" w:cs="Times New Roman"/>
+          <w:sz w:val="26"/>
+          <w:szCs w:val="26"/>
+          <w:lang w:val="vi-VN"/>
+        </w:rPr>
+      </w:pPr>
+    </w:p>
+    <w:p>
+      <w:pPr>
+        <w:pStyle w:val="ListParagraph"/>
+        <w:spacing w:before="120" w:after="120" w:line="360" w:lineRule="auto"/>
+        <w:ind w:left="709" w:firstLine="567"/>
+        <w:jc w:val="center"/>
+        <w:rPr>
+          <w:rFonts w:ascii="Times New Roman" w:hAnsi="Times New Roman" w:cs="Times New Roman"/>
+          <w:sz w:val="26"/>
+          <w:szCs w:val="26"/>
+          <w:lang w:val="vi-VN"/>
+        </w:rPr>
+      </w:pPr>
+    </w:p>
+    <w:p>
+      <w:pPr>
+        <w:pStyle w:val="ListParagraph"/>
+        <w:spacing w:before="120" w:after="120" w:line="360" w:lineRule="auto"/>
+        <w:ind w:left="709" w:firstLine="567"/>
+        <w:jc w:val="center"/>
+        <w:rPr>
+          <w:rFonts w:ascii="Times New Roman" w:hAnsi="Times New Roman" w:cs="Times New Roman"/>
+          <w:sz w:val="26"/>
+          <w:szCs w:val="26"/>
+          <w:lang w:val="vi-VN"/>
+        </w:rPr>
+      </w:pPr>
+    </w:p>
+    <w:p>
+      <w:pPr>
+        <w:pStyle w:val="ListParagraph"/>
+        <w:spacing w:before="120" w:after="120" w:line="360" w:lineRule="auto"/>
+        <w:ind w:left="709"/>
+        <w:outlineLvl w:val="1"/>
+        <w:rPr>
+          <w:rFonts w:ascii="Times New Roman" w:hAnsi="Times New Roman" w:cs="Times New Roman"/>
+          <w:b/>
+          <w:sz w:val="26"/>
+          <w:szCs w:val="26"/>
+          <w:lang w:val="vi-VN"/>
+        </w:rPr>
+      </w:pPr>
+      <w:bookmarkStart w:id="47" w:name="_Toc229005953"/>
+      <w:r>
+        <w:rPr>
+          <w:rFonts w:ascii="Times New Roman" w:hAnsi="Times New Roman" w:cs="Times New Roman"/>
+          <w:b/>
+          <w:sz w:val="26"/>
+          <w:szCs w:val="26"/>
+          <w:lang w:val="vi-VN"/>
+        </w:rPr>
+        <w:lastRenderedPageBreak/>
+        <w:t xml:space="preserve">2.3. Trang </w:t>
+      </w:r>
+      <w:r>
+        <w:rPr>
+          <w:rFonts w:ascii="Times New Roman" w:hAnsi="Times New Roman" w:cs="Times New Roman"/>
+          <w:b/>
+          <w:sz w:val="26"/>
+          <w:szCs w:val="26"/>
+          <w:lang w:val="vi-VN"/>
+        </w:rPr>
+        <w:t>quản lý doanh thu hệ thống</w:t>
+      </w:r>
+      <w:bookmarkEnd w:id="47"/>
+    </w:p>
+    <w:p>
+      <w:pPr>
+        <w:pStyle w:val="ListParagraph"/>
+        <w:spacing w:before="120" w:after="120" w:line="360" w:lineRule="auto"/>
+        <w:ind w:left="709"/>
+        <w:rPr>
+          <w:rFonts w:ascii="Times New Roman" w:hAnsi="Times New Roman" w:cs="Times New Roman"/>
+          <w:b/>
+          <w:sz w:val="26"/>
+          <w:szCs w:val="26"/>
+          <w:lang w:val="vi-VN"/>
+        </w:rPr>
+      </w:pPr>
+      <w:r>
+        <w:rPr>
+          <w:rFonts w:ascii="Times New Roman" w:hAnsi="Times New Roman" w:cs="Times New Roman"/>
+          <w:b/>
+          <w:noProof/>
+          <w:sz w:val="26"/>
+          <w:szCs w:val="26"/>
+        </w:rPr>
+        <w:drawing>
+          <wp:inline distT="0" distB="0" distL="0" distR="0" wp14:anchorId="36AF3D57" wp14:editId="29BA7AF4">
+            <wp:extent cx="3200400" cy="1707903"/>
+            <wp:effectExtent l="0" t="0" r="0" b="6985"/>
+            <wp:docPr id="13" name="Picture 13"/>
+            <wp:cNvGraphicFramePr>
+              <a:graphicFrameLocks xmlns:a="http://schemas.openxmlformats.org/drawingml/2006/main" noChangeAspect="1"/>
+            </wp:cNvGraphicFramePr>
+            <a:graphic xmlns:a="http://schemas.openxmlformats.org/drawingml/2006/main">
+              <a:graphicData uri="http://schemas.openxmlformats.org/drawingml/2006/picture">
+                <pic:pic xmlns:pic="http://schemas.openxmlformats.org/drawingml/2006/picture">
+                  <pic:nvPicPr>
+                    <pic:cNvPr id="1" name=""/>
+                    <pic:cNvPicPr/>
+                  </pic:nvPicPr>
+                  <pic:blipFill>
+                    <a:blip r:embed="rId20"/>
+                    <a:stretch>
+                      <a:fillRect/>
+                    </a:stretch>
+                  </pic:blipFill>
+                  <pic:spPr>
+                    <a:xfrm>
+                      <a:off x="0" y="0"/>
+                      <a:ext cx="3210877" cy="1713494"/>
+                    </a:xfrm>
+                    <a:prstGeom prst="rect">
+                      <a:avLst/>
+                    </a:prstGeom>
+                  </pic:spPr>
+                </pic:pic>
+              </a:graphicData>
+            </a:graphic>
+          </wp:inline>
+        </w:drawing>
+      </w:r>
+    </w:p>
+    <w:p>
+      <w:pPr>
+        <w:pStyle w:val="ListParagraph"/>
+        <w:spacing w:before="120" w:after="120" w:line="360" w:lineRule="auto"/>
+        <w:ind w:left="709" w:firstLine="425"/>
+        <w:jc w:val="center"/>
+        <w:rPr>
+          <w:rFonts w:ascii="Times New Roman" w:hAnsi="Times New Roman" w:cs="Times New Roman"/>
+          <w:sz w:val="24"/>
+          <w:szCs w:val="24"/>
+          <w:lang w:val="vi-VN"/>
+        </w:rPr>
+      </w:pPr>
+      <w:r>
+        <w:rPr>
+          <w:rFonts w:ascii="Times New Roman" w:hAnsi="Times New Roman" w:cs="Times New Roman"/>
+          <w:sz w:val="24"/>
+          <w:szCs w:val="24"/>
+          <w:lang w:val="vi-VN"/>
+        </w:rPr>
+        <w:t>Hình 11: Giao diện quản lý doanh thu hệ thống</w:t>
+      </w:r>
+    </w:p>
+    <w:p>
+      <w:pPr>
+        <w:pStyle w:val="ListParagraph"/>
+        <w:spacing w:before="120" w:after="120" w:line="360" w:lineRule="auto"/>
+        <w:ind w:left="709"/>
+        <w:outlineLvl w:val="1"/>
+        <w:rPr>
+          <w:rFonts w:ascii="Times New Roman" w:hAnsi="Times New Roman" w:cs="Times New Roman"/>
+          <w:b/>
+          <w:sz w:val="24"/>
+          <w:szCs w:val="24"/>
+          <w:lang w:val="vi-VN"/>
+        </w:rPr>
+      </w:pPr>
+      <w:bookmarkStart w:id="48" w:name="_Toc229005954"/>
+      <w:r>
+        <w:rPr>
+          <w:rFonts w:ascii="Times New Roman" w:hAnsi="Times New Roman" w:cs="Times New Roman"/>
+          <w:b/>
+          <w:sz w:val="24"/>
+          <w:szCs w:val="24"/>
+          <w:lang w:val="vi-VN"/>
+        </w:rPr>
+        <w:t>2.4. Giao diện quản lý đơn hàng của cửa hàng</w:t>
+      </w:r>
+      <w:bookmarkEnd w:id="48"/>
+    </w:p>
+    <w:p>
+      <w:pPr>
+        <w:pStyle w:val="ListParagraph"/>
+        <w:spacing w:before="120" w:after="120" w:line="360" w:lineRule="auto"/>
+        <w:ind w:left="709" w:firstLine="425"/>
+        <w:rPr>
+          <w:rFonts w:ascii="Times New Roman" w:hAnsi="Times New Roman" w:cs="Times New Roman"/>
+          <w:sz w:val="24"/>
+          <w:szCs w:val="24"/>
+          <w:lang w:val="vi-VN"/>
+        </w:rPr>
+      </w:pPr>
+      <w:r>
+        <w:rPr>
+          <w:rFonts w:ascii="Times New Roman" w:hAnsi="Times New Roman" w:cs="Times New Roman"/>
+          <w:noProof/>
+          <w:sz w:val="24"/>
+          <w:szCs w:val="24"/>
+        </w:rPr>
+        <w:drawing>
+          <wp:inline distT="0" distB="0" distL="0" distR="0" wp14:anchorId="1B256220" wp14:editId="043236C7">
+            <wp:extent cx="2886672" cy="1481156"/>
+            <wp:effectExtent l="0" t="0" r="0" b="5080"/>
+            <wp:docPr id="14" name="Picture 14"/>
+            <wp:cNvGraphicFramePr>
+              <a:graphicFrameLocks xmlns:a="http://schemas.openxmlformats.org/drawingml/2006/main" noChangeAspect="1"/>
+            </wp:cNvGraphicFramePr>
+            <a:graphic xmlns:a="http://schemas.openxmlformats.org/drawingml/2006/main">
+              <a:graphicData uri="http://schemas.openxmlformats.org/drawingml/2006/picture">
+                <pic:pic xmlns:pic="http://schemas.openxmlformats.org/drawingml/2006/picture">
+                  <pic:nvPicPr>
+                    <pic:cNvPr id="1" name=""/>
+                    <pic:cNvPicPr/>
+                  </pic:nvPicPr>
+                  <pic:blipFill>
+                    <a:blip r:embed="rId21"/>
+                    <a:stretch>
+                      <a:fillRect/>
+                    </a:stretch>
+                  </pic:blipFill>
+                  <pic:spPr>
+                    <a:xfrm>
+                      <a:off x="0" y="0"/>
                       <a:ext cx="2896177" cy="1486033"/>
                     </a:xfrm>
                     <a:prstGeom prst="rect">
@@ -11632,6 +12088,7 @@
           <w:szCs w:val="24"/>
           <w:lang w:val="vi-VN"/>
         </w:rPr>
+        <w:lastRenderedPageBreak/>
         <w:t>Hoàn thành dự án đúng thời gian quy định.</w:t>
       </w:r>
     </w:p>
@@ -11651,7 +12108,6 @@
           <w:b/>
           <w:lang w:val="vi-VN"/>
         </w:rPr>
-        <w:lastRenderedPageBreak/>
         <w:t xml:space="preserve">Hạn chế: </w:t>
       </w:r>
     </w:p>
@@ -11727,10 +12183,12 @@
       </w:r>
     </w:p>
     <w:sectPr>
-      <w:footerReference w:type="default" r:id="rId20"/>
+      <w:footerReference w:type="default" r:id="rId22"/>
       <w:pgSz w:w="8391" w:h="11906" w:code="11"/>
       <w:pgMar w:top="1134" w:right="1134" w:bottom="1134" w:left="1418" w:header="720" w:footer="720" w:gutter="0"/>
+      <w:pgNumType w:start="0"/>
       <w:cols w:space="720"/>
+      <w:titlePg/>
       <w:docGrid w:linePitch="326"/>
     </w:sectPr>
   </w:body>
@@ -11738,7 +12196,7 @@
 </file>
 
 <file path=word/endnotes.xml><?xml version="1.0" encoding="utf-8"?>
-<w:endnotes xmlns:wpc="http://schemas.microsoft.com/office/word/2010/wordprocessingCanvas" xmlns:cx="http://schemas.microsoft.com/office/drawing/2014/chartex" xmlns:mc="http://schemas.openxmlformats.org/markup-compatibility/2006" xmlns:o="urn:schemas-microsoft-com:office:office" xmlns:r="http://schemas.openxmlformats.org/officeDocument/2006/relationships" xmlns:m="http://schemas.openxmlformats.org/officeDocument/2006/math" xmlns:v="urn:schemas-microsoft-com:vml" xmlns:wp14="http://schemas.microsoft.com/office/word/2010/wordprocessingDrawing" xmlns:wp="http://schemas.openxmlformats.org/drawingml/2006/wordprocessingDrawing" xmlns:w10="urn:schemas-microsoft-com:office:word" xmlns:w="http://schemas.openxmlformats.org/wordprocessingml/2006/main" xmlns:w14="http://schemas.microsoft.com/office/word/2010/wordml" xmlns:w15="http://schemas.microsoft.com/office/word/2012/wordml" xmlns:w16se="http://schemas.microsoft.com/office/word/2015/wordml/symex" xmlns:wpg="http://schemas.microsoft.com/office/word/2010/wordprocessingGroup" xmlns:wpi="http://schemas.microsoft.com/office/word/2010/wordprocessingInk" xmlns:wne="http://schemas.microsoft.com/office/word/2006/wordml" xmlns:wps="http://schemas.microsoft.com/office/word/2010/wordprocessingShape" mc:Ignorable="w14 w15 w16se wp14">
+<w:endnotes xmlns:wpc="http://schemas.microsoft.com/office/word/2010/wordprocessingCanvas" xmlns:mc="http://schemas.openxmlformats.org/markup-compatibility/2006" xmlns:o="urn:schemas-microsoft-com:office:office" xmlns:r="http://schemas.openxmlformats.org/officeDocument/2006/relationships" xmlns:m="http://schemas.openxmlformats.org/officeDocument/2006/math" xmlns:v="urn:schemas-microsoft-com:vml" xmlns:wp14="http://schemas.microsoft.com/office/word/2010/wordprocessingDrawing" xmlns:wp="http://schemas.openxmlformats.org/drawingml/2006/wordprocessingDrawing" xmlns:w10="urn:schemas-microsoft-com:office:word" xmlns:w="http://schemas.openxmlformats.org/wordprocessingml/2006/main" xmlns:w14="http://schemas.microsoft.com/office/word/2010/wordml" xmlns:wpg="http://schemas.microsoft.com/office/word/2010/wordprocessingGroup" xmlns:wpi="http://schemas.microsoft.com/office/word/2010/wordprocessingInk" xmlns:wne="http://schemas.microsoft.com/office/word/2006/wordml" xmlns:wps="http://schemas.microsoft.com/office/word/2010/wordprocessingShape" mc:Ignorable="w14 wp14">
   <w:endnote w:type="separator" w:id="-1">
     <w:p>
       <w:r>
@@ -11757,23 +12215,56 @@
 </file>
 
 <file path=word/footer1.xml><?xml version="1.0" encoding="utf-8"?>
-<w:ftr xmlns:wpc="http://schemas.microsoft.com/office/word/2010/wordprocessingCanvas" xmlns:cx="http://schemas.microsoft.com/office/drawing/2014/chartex" xmlns:mc="http://schemas.openxmlformats.org/markup-compatibility/2006" xmlns:o="urn:schemas-microsoft-com:office:office" xmlns:r="http://schemas.openxmlformats.org/officeDocument/2006/relationships" xmlns:m="http://schemas.openxmlformats.org/officeDocument/2006/math" xmlns:v="urn:schemas-microsoft-com:vml" xmlns:wp14="http://schemas.microsoft.com/office/word/2010/wordprocessingDrawing" xmlns:wp="http://schemas.openxmlformats.org/drawingml/2006/wordprocessingDrawing" xmlns:w10="urn:schemas-microsoft-com:office:word" xmlns:w="http://schemas.openxmlformats.org/wordprocessingml/2006/main" xmlns:w14="http://schemas.microsoft.com/office/word/2010/wordml" xmlns:w15="http://schemas.microsoft.com/office/word/2012/wordml" xmlns:w16se="http://schemas.microsoft.com/office/word/2015/wordml/symex" xmlns:wpg="http://schemas.microsoft.com/office/word/2010/wordprocessingGroup" xmlns:wpi="http://schemas.microsoft.com/office/word/2010/wordprocessingInk" xmlns:wne="http://schemas.microsoft.com/office/word/2006/wordml" xmlns:wps="http://schemas.microsoft.com/office/word/2010/wordprocessingShape" mc:Ignorable="w14 w15 w16se wp14">
-  <w:p>
-    <w:pPr>
-      <w:pStyle w:val="Footer"/>
-    </w:pPr>
-  </w:p>
-  <w:p>
-    <w:pPr>
-      <w:pStyle w:val="Footer"/>
-    </w:pPr>
-  </w:p>
+<w:ftr xmlns:wpc="http://schemas.microsoft.com/office/word/2010/wordprocessingCanvas" xmlns:mc="http://schemas.openxmlformats.org/markup-compatibility/2006" xmlns:o="urn:schemas-microsoft-com:office:office" xmlns:r="http://schemas.openxmlformats.org/officeDocument/2006/relationships" xmlns:m="http://schemas.openxmlformats.org/officeDocument/2006/math" xmlns:v="urn:schemas-microsoft-com:vml" xmlns:wp14="http://schemas.microsoft.com/office/word/2010/wordprocessingDrawing" xmlns:wp="http://schemas.openxmlformats.org/drawingml/2006/wordprocessingDrawing" xmlns:w10="urn:schemas-microsoft-com:office:word" xmlns:w="http://schemas.openxmlformats.org/wordprocessingml/2006/main" xmlns:w14="http://schemas.microsoft.com/office/word/2010/wordml" xmlns:wpg="http://schemas.microsoft.com/office/word/2010/wordprocessingGroup" xmlns:wpi="http://schemas.microsoft.com/office/word/2010/wordprocessingInk" xmlns:wne="http://schemas.microsoft.com/office/word/2006/wordml" xmlns:wps="http://schemas.microsoft.com/office/word/2010/wordprocessingShape" mc:Ignorable="w14 wp14">
+  <w:sdt>
+    <w:sdtPr>
+      <w:id w:val="-1759507351"/>
+      <w:docPartObj>
+        <w:docPartGallery w:val="Page Numbers (Bottom of Page)"/>
+        <w:docPartUnique/>
+      </w:docPartObj>
+    </w:sdtPr>
+    <w:sdtEndPr>
+      <w:rPr>
+        <w:noProof/>
+      </w:rPr>
+    </w:sdtEndPr>
+    <w:sdtContent>
+      <w:p>
+        <w:pPr>
+          <w:pStyle w:val="Footer"/>
+          <w:jc w:val="right"/>
+        </w:pPr>
+        <w:r>
+          <w:fldChar w:fldCharType="begin"/>
+        </w:r>
+        <w:r>
+          <w:instrText xml:space="preserve"> PAGE   \* MERGEFORMAT </w:instrText>
+        </w:r>
+        <w:r>
+          <w:fldChar w:fldCharType="separate"/>
+        </w:r>
+        <w:r>
+          <w:rPr>
+            <w:noProof/>
+          </w:rPr>
+          <w:t>22</w:t>
+        </w:r>
+        <w:r>
+          <w:rPr>
+            <w:noProof/>
+          </w:rPr>
+          <w:fldChar w:fldCharType="end"/>
+        </w:r>
+      </w:p>
+    </w:sdtContent>
+  </w:sdt>
   <w:p/>
 </w:ftr>
 </file>
 
 <file path=word/footnotes.xml><?xml version="1.0" encoding="utf-8"?>
-<w:footnotes xmlns:wpc="http://schemas.microsoft.com/office/word/2010/wordprocessingCanvas" xmlns:cx="http://schemas.microsoft.com/office/drawing/2014/chartex" xmlns:mc="http://schemas.openxmlformats.org/markup-compatibility/2006" xmlns:o="urn:schemas-microsoft-com:office:office" xmlns:r="http://schemas.openxmlformats.org/officeDocument/2006/relationships" xmlns:m="http://schemas.openxmlformats.org/officeDocument/2006/math" xmlns:v="urn:schemas-microsoft-com:vml" xmlns:wp14="http://schemas.microsoft.com/office/word/2010/wordprocessingDrawing" xmlns:wp="http://schemas.openxmlformats.org/drawingml/2006/wordprocessingDrawing" xmlns:w10="urn:schemas-microsoft-com:office:word" xmlns:w="http://schemas.openxmlformats.org/wordprocessingml/2006/main" xmlns:w14="http://schemas.microsoft.com/office/word/2010/wordml" xmlns:w15="http://schemas.microsoft.com/office/word/2012/wordml" xmlns:w16se="http://schemas.microsoft.com/office/word/2015/wordml/symex" xmlns:wpg="http://schemas.microsoft.com/office/word/2010/wordprocessingGroup" xmlns:wpi="http://schemas.microsoft.com/office/word/2010/wordprocessingInk" xmlns:wne="http://schemas.microsoft.com/office/word/2006/wordml" xmlns:wps="http://schemas.microsoft.com/office/word/2010/wordprocessingShape" mc:Ignorable="w14 w15 w16se wp14">
+<w:footnotes xmlns:wpc="http://schemas.microsoft.com/office/word/2010/wordprocessingCanvas" xmlns:mc="http://schemas.openxmlformats.org/markup-compatibility/2006" xmlns:o="urn:schemas-microsoft-com:office:office" xmlns:r="http://schemas.openxmlformats.org/officeDocument/2006/relationships" xmlns:m="http://schemas.openxmlformats.org/officeDocument/2006/math" xmlns:v="urn:schemas-microsoft-com:vml" xmlns:wp14="http://schemas.microsoft.com/office/word/2010/wordprocessingDrawing" xmlns:wp="http://schemas.openxmlformats.org/drawingml/2006/wordprocessingDrawing" xmlns:w10="urn:schemas-microsoft-com:office:word" xmlns:w="http://schemas.openxmlformats.org/wordprocessingml/2006/main" xmlns:w14="http://schemas.microsoft.com/office/word/2010/wordml" xmlns:wpg="http://schemas.microsoft.com/office/word/2010/wordprocessingGroup" xmlns:wpi="http://schemas.microsoft.com/office/word/2010/wordprocessingInk" xmlns:wne="http://schemas.microsoft.com/office/word/2006/wordml" xmlns:wps="http://schemas.microsoft.com/office/word/2010/wordprocessingShape" mc:Ignorable="w14 wp14">
   <w:footnote w:type="separator" w:id="-1">
     <w:p>
       <w:r>
@@ -11792,8 +12283,8 @@
 </file>
 
 <file path=word/numbering.xml><?xml version="1.0" encoding="utf-8"?>
-<w:numbering xmlns:wpc="http://schemas.microsoft.com/office/word/2010/wordprocessingCanvas" xmlns:cx="http://schemas.microsoft.com/office/drawing/2014/chartex" xmlns:mc="http://schemas.openxmlformats.org/markup-compatibility/2006" xmlns:o="urn:schemas-microsoft-com:office:office" xmlns:r="http://schemas.openxmlformats.org/officeDocument/2006/relationships" xmlns:m="http://schemas.openxmlformats.org/officeDocument/2006/math" xmlns:v="urn:schemas-microsoft-com:vml" xmlns:wp14="http://schemas.microsoft.com/office/word/2010/wordprocessingDrawing" xmlns:wp="http://schemas.openxmlformats.org/drawingml/2006/wordprocessingDrawing" xmlns:w10="urn:schemas-microsoft-com:office:word" xmlns:w="http://schemas.openxmlformats.org/wordprocessingml/2006/main" xmlns:w14="http://schemas.microsoft.com/office/word/2010/wordml" xmlns:w15="http://schemas.microsoft.com/office/word/2012/wordml" xmlns:w16se="http://schemas.microsoft.com/office/word/2015/wordml/symex" xmlns:wpg="http://schemas.microsoft.com/office/word/2010/wordprocessingGroup" xmlns:wpi="http://schemas.microsoft.com/office/word/2010/wordprocessingInk" xmlns:wne="http://schemas.microsoft.com/office/word/2006/wordml" xmlns:wps="http://schemas.microsoft.com/office/word/2010/wordprocessingShape" mc:Ignorable="w14 w15 w16se wp14">
-  <w:abstractNum w:abstractNumId="0" w15:restartNumberingAfterBreak="0">
+<w:numbering xmlns:wpc="http://schemas.microsoft.com/office/word/2010/wordprocessingCanvas" xmlns:mc="http://schemas.openxmlformats.org/markup-compatibility/2006" xmlns:o="urn:schemas-microsoft-com:office:office" xmlns:r="http://schemas.openxmlformats.org/officeDocument/2006/relationships" xmlns:m="http://schemas.openxmlformats.org/officeDocument/2006/math" xmlns:v="urn:schemas-microsoft-com:vml" xmlns:wp14="http://schemas.microsoft.com/office/word/2010/wordprocessingDrawing" xmlns:wp="http://schemas.openxmlformats.org/drawingml/2006/wordprocessingDrawing" xmlns:w10="urn:schemas-microsoft-com:office:word" xmlns:w="http://schemas.openxmlformats.org/wordprocessingml/2006/main" xmlns:w14="http://schemas.microsoft.com/office/word/2010/wordml" xmlns:wpg="http://schemas.microsoft.com/office/word/2010/wordprocessingGroup" xmlns:wpi="http://schemas.microsoft.com/office/word/2010/wordprocessingInk" xmlns:wne="http://schemas.microsoft.com/office/word/2006/wordml" xmlns:wps="http://schemas.microsoft.com/office/word/2010/wordprocessingShape" mc:Ignorable="w14 wp14">
+  <w:abstractNum w:abstractNumId="0">
     <w:nsid w:val="063D7486"/>
     <w:multiLevelType w:val="hybridMultilevel"/>
     <w:tmpl w:val="F04C2C60"/>
@@ -11906,7 +12397,7 @@
       </w:rPr>
     </w:lvl>
   </w:abstractNum>
-  <w:abstractNum w:abstractNumId="1" w15:restartNumberingAfterBreak="0">
+  <w:abstractNum w:abstractNumId="1">
     <w:nsid w:val="08351821"/>
     <w:multiLevelType w:val="hybridMultilevel"/>
     <w:tmpl w:val="C9C66000"/>
@@ -12018,7 +12509,7 @@
       </w:rPr>
     </w:lvl>
   </w:abstractNum>
-  <w:abstractNum w:abstractNumId="2" w15:restartNumberingAfterBreak="0">
+  <w:abstractNum w:abstractNumId="2">
     <w:nsid w:val="0C4575F4"/>
     <w:multiLevelType w:val="hybridMultilevel"/>
     <w:tmpl w:val="B76E908E"/>
@@ -12131,7 +12622,7 @@
       </w:rPr>
     </w:lvl>
   </w:abstractNum>
-  <w:abstractNum w:abstractNumId="3" w15:restartNumberingAfterBreak="0">
+  <w:abstractNum w:abstractNumId="3">
     <w:nsid w:val="22DC7A40"/>
     <w:multiLevelType w:val="hybridMultilevel"/>
     <w:tmpl w:val="648E3270"/>
@@ -12244,7 +12735,7 @@
       </w:rPr>
     </w:lvl>
   </w:abstractNum>
-  <w:abstractNum w:abstractNumId="4" w15:restartNumberingAfterBreak="0">
+  <w:abstractNum w:abstractNumId="4">
     <w:nsid w:val="269F60FF"/>
     <w:multiLevelType w:val="hybridMultilevel"/>
     <w:tmpl w:val="A322FB20"/>
@@ -12357,7 +12848,7 @@
       </w:rPr>
     </w:lvl>
   </w:abstractNum>
-  <w:abstractNum w:abstractNumId="5" w15:restartNumberingAfterBreak="0">
+  <w:abstractNum w:abstractNumId="5">
     <w:nsid w:val="29FF6862"/>
     <w:multiLevelType w:val="hybridMultilevel"/>
     <w:tmpl w:val="6B4006A4"/>
@@ -12470,7 +12961,7 @@
       </w:rPr>
     </w:lvl>
   </w:abstractNum>
-  <w:abstractNum w:abstractNumId="6" w15:restartNumberingAfterBreak="0">
+  <w:abstractNum w:abstractNumId="6">
     <w:nsid w:val="2CAF7704"/>
     <w:multiLevelType w:val="hybridMultilevel"/>
     <w:tmpl w:val="2DB28654"/>
@@ -12583,7 +13074,7 @@
       </w:rPr>
     </w:lvl>
   </w:abstractNum>
-  <w:abstractNum w:abstractNumId="7" w15:restartNumberingAfterBreak="0">
+  <w:abstractNum w:abstractNumId="7">
     <w:nsid w:val="3AEB0A84"/>
     <w:multiLevelType w:val="hybridMultilevel"/>
     <w:tmpl w:val="2F9E4218"/>
@@ -12696,7 +13187,7 @@
       </w:rPr>
     </w:lvl>
   </w:abstractNum>
-  <w:abstractNum w:abstractNumId="8" w15:restartNumberingAfterBreak="0">
+  <w:abstractNum w:abstractNumId="8">
     <w:nsid w:val="42697302"/>
     <w:multiLevelType w:val="hybridMultilevel"/>
     <w:tmpl w:val="CEF40408"/>
@@ -12809,7 +13300,7 @@
       </w:rPr>
     </w:lvl>
   </w:abstractNum>
-  <w:abstractNum w:abstractNumId="9" w15:restartNumberingAfterBreak="0">
+  <w:abstractNum w:abstractNumId="9">
     <w:nsid w:val="45DC4947"/>
     <w:multiLevelType w:val="hybridMultilevel"/>
     <w:tmpl w:val="DE1A113A"/>
@@ -12922,7 +13413,7 @@
       </w:rPr>
     </w:lvl>
   </w:abstractNum>
-  <w:abstractNum w:abstractNumId="10" w15:restartNumberingAfterBreak="0">
+  <w:abstractNum w:abstractNumId="10">
     <w:nsid w:val="56721659"/>
     <w:multiLevelType w:val="hybridMultilevel"/>
     <w:tmpl w:val="1B32B09E"/>
@@ -13035,7 +13526,7 @@
       </w:rPr>
     </w:lvl>
   </w:abstractNum>
-  <w:abstractNum w:abstractNumId="11" w15:restartNumberingAfterBreak="0">
+  <w:abstractNum w:abstractNumId="11">
     <w:nsid w:val="5978233F"/>
     <w:multiLevelType w:val="hybridMultilevel"/>
     <w:tmpl w:val="A59AB464"/>
@@ -13148,7 +13639,7 @@
       </w:rPr>
     </w:lvl>
   </w:abstractNum>
-  <w:abstractNum w:abstractNumId="12" w15:restartNumberingAfterBreak="0">
+  <w:abstractNum w:abstractNumId="12">
     <w:nsid w:val="5E467C0C"/>
     <w:multiLevelType w:val="hybridMultilevel"/>
     <w:tmpl w:val="370062BC"/>
@@ -13261,7 +13752,7 @@
       </w:rPr>
     </w:lvl>
   </w:abstractNum>
-  <w:abstractNum w:abstractNumId="13" w15:restartNumberingAfterBreak="0">
+  <w:abstractNum w:abstractNumId="13">
     <w:nsid w:val="612752FA"/>
     <w:multiLevelType w:val="multilevel"/>
     <w:tmpl w:val="612752FA"/>
@@ -13355,7 +13846,7 @@
       </w:pPr>
     </w:lvl>
   </w:abstractNum>
-  <w:abstractNum w:abstractNumId="14" w15:restartNumberingAfterBreak="0">
+  <w:abstractNum w:abstractNumId="14">
     <w:nsid w:val="69873CC1"/>
     <w:multiLevelType w:val="hybridMultilevel"/>
     <w:tmpl w:val="C0646932"/>
@@ -13467,7 +13958,7 @@
       </w:rPr>
     </w:lvl>
   </w:abstractNum>
-  <w:abstractNum w:abstractNumId="15" w15:restartNumberingAfterBreak="0">
+  <w:abstractNum w:abstractNumId="15">
     <w:nsid w:val="6DC31E06"/>
     <w:multiLevelType w:val="multilevel"/>
     <w:tmpl w:val="6DC31E06"/>
@@ -13556,7 +14047,7 @@
       </w:pPr>
     </w:lvl>
   </w:abstractNum>
-  <w:abstractNum w:abstractNumId="16" w15:restartNumberingAfterBreak="0">
+  <w:abstractNum w:abstractNumId="16">
     <w:nsid w:val="7BDD2C2B"/>
     <w:multiLevelType w:val="hybridMultilevel"/>
     <w:tmpl w:val="C2A26938"/>
@@ -13724,7 +14215,7 @@
 </file>
 
 <file path=word/styles.xml><?xml version="1.0" encoding="utf-8"?>
-<w:styles xmlns:mc="http://schemas.openxmlformats.org/markup-compatibility/2006" xmlns:r="http://schemas.openxmlformats.org/officeDocument/2006/relationships" xmlns:w="http://schemas.openxmlformats.org/wordprocessingml/2006/main" xmlns:w14="http://schemas.microsoft.com/office/word/2010/wordml" xmlns:w15="http://schemas.microsoft.com/office/word/2012/wordml" xmlns:w16se="http://schemas.microsoft.com/office/word/2015/wordml/symex" mc:Ignorable="w14 w15 w16se">
+<w:styles xmlns:mc="http://schemas.openxmlformats.org/markup-compatibility/2006" xmlns:r="http://schemas.openxmlformats.org/officeDocument/2006/relationships" xmlns:w="http://schemas.openxmlformats.org/wordprocessingml/2006/main" xmlns:w14="http://schemas.microsoft.com/office/word/2010/wordml" mc:Ignorable="w14">
   <w:docDefaults>
     <w:rPrDefault>
       <w:rPr>
@@ -13734,375 +14225,150 @@
     </w:rPrDefault>
     <w:pPrDefault/>
   </w:docDefaults>
-  <w:latentStyles w:defLockedState="0" w:defUIPriority="99" w:defSemiHidden="0" w:defUnhideWhenUsed="0" w:defQFormat="0" w:count="371">
-    <w:lsdException w:name="Normal" w:uiPriority="0" w:qFormat="1"/>
-    <w:lsdException w:name="heading 1" w:uiPriority="9" w:qFormat="1"/>
-    <w:lsdException w:name="heading 2" w:uiPriority="9" w:unhideWhenUsed="1" w:qFormat="1"/>
-    <w:lsdException w:name="heading 3" w:uiPriority="9" w:unhideWhenUsed="1" w:qFormat="1"/>
-    <w:lsdException w:name="heading 4" w:uiPriority="9" w:qFormat="1"/>
-    <w:lsdException w:name="heading 5" w:semiHidden="1" w:uiPriority="9" w:unhideWhenUsed="1" w:qFormat="1"/>
-    <w:lsdException w:name="heading 6" w:uiPriority="0" w:qFormat="1"/>
-    <w:lsdException w:name="heading 7" w:semiHidden="1" w:uiPriority="9" w:unhideWhenUsed="1" w:qFormat="1"/>
-    <w:lsdException w:name="heading 8" w:semiHidden="1" w:uiPriority="9" w:unhideWhenUsed="1" w:qFormat="1"/>
-    <w:lsdException w:name="heading 9" w:semiHidden="1" w:uiPriority="9" w:unhideWhenUsed="1" w:qFormat="1"/>
-    <w:lsdException w:name="index 1" w:semiHidden="1" w:unhideWhenUsed="1"/>
-    <w:lsdException w:name="index 2" w:semiHidden="1" w:unhideWhenUsed="1"/>
-    <w:lsdException w:name="index 3" w:semiHidden="1" w:unhideWhenUsed="1"/>
-    <w:lsdException w:name="index 4" w:semiHidden="1" w:unhideWhenUsed="1"/>
-    <w:lsdException w:name="index 5" w:semiHidden="1" w:unhideWhenUsed="1"/>
-    <w:lsdException w:name="index 6" w:semiHidden="1" w:unhideWhenUsed="1"/>
-    <w:lsdException w:name="index 7" w:semiHidden="1" w:unhideWhenUsed="1"/>
-    <w:lsdException w:name="index 8" w:semiHidden="1" w:unhideWhenUsed="1"/>
-    <w:lsdException w:name="index 9" w:semiHidden="1" w:unhideWhenUsed="1"/>
-    <w:lsdException w:name="toc 1" w:uiPriority="39" w:unhideWhenUsed="1" w:qFormat="1"/>
-    <w:lsdException w:name="toc 2" w:uiPriority="39" w:unhideWhenUsed="1" w:qFormat="1"/>
-    <w:lsdException w:name="toc 3" w:uiPriority="39" w:unhideWhenUsed="1" w:qFormat="1"/>
-    <w:lsdException w:name="toc 4" w:semiHidden="1" w:uiPriority="39" w:unhideWhenUsed="1"/>
-    <w:lsdException w:name="toc 5" w:semiHidden="1" w:uiPriority="39" w:unhideWhenUsed="1"/>
-    <w:lsdException w:name="toc 6" w:semiHidden="1" w:uiPriority="39" w:unhideWhenUsed="1"/>
-    <w:lsdException w:name="toc 7" w:semiHidden="1" w:uiPriority="39" w:unhideWhenUsed="1"/>
-    <w:lsdException w:name="toc 8" w:semiHidden="1" w:uiPriority="39" w:unhideWhenUsed="1"/>
-    <w:lsdException w:name="toc 9" w:semiHidden="1" w:uiPriority="39" w:unhideWhenUsed="1"/>
-    <w:lsdException w:name="Normal Indent" w:semiHidden="1" w:unhideWhenUsed="1"/>
-    <w:lsdException w:name="footnote text" w:semiHidden="1" w:unhideWhenUsed="1"/>
-    <w:lsdException w:name="annotation text" w:semiHidden="1" w:unhideWhenUsed="1"/>
-    <w:lsdException w:name="header" w:unhideWhenUsed="1" w:qFormat="1"/>
-    <w:lsdException w:name="footer" w:unhideWhenUsed="1" w:qFormat="1"/>
-    <w:lsdException w:name="index heading" w:semiHidden="1" w:unhideWhenUsed="1"/>
-    <w:lsdException w:name="caption" w:semiHidden="1" w:uiPriority="35" w:unhideWhenUsed="1" w:qFormat="1"/>
-    <w:lsdException w:name="table of figures" w:semiHidden="1" w:unhideWhenUsed="1"/>
-    <w:lsdException w:name="envelope address" w:semiHidden="1" w:unhideWhenUsed="1"/>
-    <w:lsdException w:name="envelope return" w:semiHidden="1" w:unhideWhenUsed="1"/>
-    <w:lsdException w:name="footnote reference" w:semiHidden="1" w:unhideWhenUsed="1"/>
-    <w:lsdException w:name="annotation reference" w:semiHidden="1" w:unhideWhenUsed="1"/>
-    <w:lsdException w:name="line number" w:semiHidden="1" w:unhideWhenUsed="1"/>
-    <w:lsdException w:name="page number" w:semiHidden="1" w:unhideWhenUsed="1"/>
-    <w:lsdException w:name="endnote reference" w:semiHidden="1" w:unhideWhenUsed="1"/>
-    <w:lsdException w:name="endnote text" w:semiHidden="1" w:unhideWhenUsed="1"/>
-    <w:lsdException w:name="table of authorities" w:semiHidden="1" w:unhideWhenUsed="1"/>
-    <w:lsdException w:name="macro" w:semiHidden="1" w:unhideWhenUsed="1"/>
-    <w:lsdException w:name="toa heading" w:semiHidden="1" w:unhideWhenUsed="1"/>
-    <w:lsdException w:name="List" w:semiHidden="1" w:unhideWhenUsed="1"/>
-    <w:lsdException w:name="List Bullet" w:semiHidden="1" w:unhideWhenUsed="1"/>
-    <w:lsdException w:name="List Number" w:semiHidden="1" w:unhideWhenUsed="1"/>
-    <w:lsdException w:name="List 2" w:semiHidden="1" w:unhideWhenUsed="1"/>
-    <w:lsdException w:name="List 3" w:semiHidden="1" w:unhideWhenUsed="1"/>
-    <w:lsdException w:name="List 4" w:semiHidden="1" w:unhideWhenUsed="1"/>
-    <w:lsdException w:name="List 5" w:semiHidden="1" w:unhideWhenUsed="1"/>
-    <w:lsdException w:name="List Bullet 2" w:semiHidden="1" w:unhideWhenUsed="1"/>
-    <w:lsdException w:name="List Bullet 3" w:semiHidden="1" w:unhideWhenUsed="1"/>
-    <w:lsdException w:name="List Bullet 4" w:semiHidden="1" w:unhideWhenUsed="1"/>
-    <w:lsdException w:name="List Bullet 5" w:semiHidden="1" w:unhideWhenUsed="1"/>
-    <w:lsdException w:name="List Number 2" w:semiHidden="1" w:unhideWhenUsed="1"/>
-    <w:lsdException w:name="List Number 3" w:semiHidden="1" w:unhideWhenUsed="1"/>
-    <w:lsdException w:name="List Number 4" w:semiHidden="1" w:unhideWhenUsed="1"/>
-    <w:lsdException w:name="List Number 5" w:semiHidden="1" w:unhideWhenUsed="1"/>
-    <w:lsdException w:name="Title" w:uiPriority="10" w:qFormat="1"/>
-    <w:lsdException w:name="Closing" w:semiHidden="1" w:unhideWhenUsed="1"/>
-    <w:lsdException w:name="Signature" w:semiHidden="1" w:unhideWhenUsed="1"/>
-    <w:lsdException w:name="Default Paragraph Font" w:semiHidden="1" w:uiPriority="1" w:unhideWhenUsed="1" w:qFormat="1"/>
-    <w:lsdException w:name="Body Text" w:semiHidden="1" w:uiPriority="1" w:unhideWhenUsed="1" w:qFormat="1"/>
-    <w:lsdException w:name="Body Text Indent" w:semiHidden="1" w:unhideWhenUsed="1"/>
-    <w:lsdException w:name="List Continue" w:semiHidden="1" w:unhideWhenUsed="1"/>
-    <w:lsdException w:name="List Continue 2" w:semiHidden="1" w:unhideWhenUsed="1"/>
-    <w:lsdException w:name="List Continue 3" w:semiHidden="1" w:unhideWhenUsed="1"/>
-    <w:lsdException w:name="List Continue 4" w:semiHidden="1" w:unhideWhenUsed="1"/>
-    <w:lsdException w:name="List Continue 5" w:semiHidden="1" w:unhideWhenUsed="1"/>
-    <w:lsdException w:name="Message Header" w:semiHidden="1" w:unhideWhenUsed="1"/>
-    <w:lsdException w:name="Subtitle" w:uiPriority="11" w:qFormat="1"/>
-    <w:lsdException w:name="Salutation" w:semiHidden="1" w:unhideWhenUsed="1"/>
-    <w:lsdException w:name="Date" w:semiHidden="1" w:unhideWhenUsed="1"/>
-    <w:lsdException w:name="Body Text First Indent" w:semiHidden="1" w:unhideWhenUsed="1"/>
-    <w:lsdException w:name="Body Text First Indent 2" w:semiHidden="1" w:unhideWhenUsed="1"/>
-    <w:lsdException w:name="Note Heading" w:semiHidden="1" w:unhideWhenUsed="1"/>
-    <w:lsdException w:name="Body Text 2" w:semiHidden="1" w:unhideWhenUsed="1"/>
-    <w:lsdException w:name="Body Text 3" w:semiHidden="1" w:unhideWhenUsed="1"/>
-    <w:lsdException w:name="Body Text Indent 2" w:semiHidden="1" w:unhideWhenUsed="1"/>
-    <w:lsdException w:name="Body Text Indent 3" w:semiHidden="1" w:unhideWhenUsed="1"/>
-    <w:lsdException w:name="Block Text" w:semiHidden="1" w:unhideWhenUsed="1"/>
-    <w:lsdException w:name="Hyperlink" w:unhideWhenUsed="1" w:qFormat="1"/>
-    <w:lsdException w:name="FollowedHyperlink" w:semiHidden="1" w:unhideWhenUsed="1"/>
-    <w:lsdException w:name="Strong" w:uiPriority="22" w:qFormat="1"/>
-    <w:lsdException w:name="Emphasis" w:uiPriority="20" w:qFormat="1"/>
-    <w:lsdException w:name="Document Map" w:semiHidden="1" w:unhideWhenUsed="1"/>
-    <w:lsdException w:name="Plain Text" w:semiHidden="1" w:unhideWhenUsed="1"/>
-    <w:lsdException w:name="E-mail Signature" w:semiHidden="1" w:unhideWhenUsed="1"/>
-    <w:lsdException w:name="HTML Top of Form" w:semiHidden="1" w:unhideWhenUsed="1"/>
-    <w:lsdException w:name="HTML Bottom of Form" w:semiHidden="1" w:unhideWhenUsed="1"/>
-    <w:lsdException w:name="Normal (Web)" w:unhideWhenUsed="1" w:qFormat="1"/>
-    <w:lsdException w:name="HTML Acronym" w:semiHidden="1" w:unhideWhenUsed="1"/>
-    <w:lsdException w:name="HTML Address" w:semiHidden="1" w:unhideWhenUsed="1"/>
-    <w:lsdException w:name="HTML Cite" w:semiHidden="1" w:unhideWhenUsed="1"/>
-    <w:lsdException w:name="HTML Code" w:semiHidden="1" w:unhideWhenUsed="1"/>
-    <w:lsdException w:name="HTML Definition" w:semiHidden="1" w:unhideWhenUsed="1"/>
-    <w:lsdException w:name="HTML Keyboard" w:semiHidden="1" w:unhideWhenUsed="1"/>
-    <w:lsdException w:name="HTML Preformatted" w:semiHidden="1" w:unhideWhenUsed="1"/>
-    <w:lsdException w:name="HTML Sample" w:semiHidden="1" w:unhideWhenUsed="1"/>
-    <w:lsdException w:name="HTML Typewriter" w:semiHidden="1" w:unhideWhenUsed="1"/>
-    <w:lsdException w:name="HTML Variable" w:semiHidden="1" w:unhideWhenUsed="1"/>
-    <w:lsdException w:name="Normal Table" w:semiHidden="1" w:unhideWhenUsed="1" w:qFormat="1"/>
-    <w:lsdException w:name="annotation subject" w:semiHidden="1" w:unhideWhenUsed="1"/>
-    <w:lsdException w:name="No List" w:semiHidden="1" w:unhideWhenUsed="1"/>
-    <w:lsdException w:name="Outline List 1" w:semiHidden="1" w:unhideWhenUsed="1"/>
-    <w:lsdException w:name="Outline List 2" w:semiHidden="1" w:unhideWhenUsed="1"/>
-    <w:lsdException w:name="Outline List 3" w:semiHidden="1" w:unhideWhenUsed="1"/>
-    <w:lsdException w:name="Table Simple 1" w:semiHidden="1" w:unhideWhenUsed="1"/>
-    <w:lsdException w:name="Table Simple 2" w:semiHidden="1" w:unhideWhenUsed="1"/>
-    <w:lsdException w:name="Table Simple 3" w:semiHidden="1" w:unhideWhenUsed="1"/>
-    <w:lsdException w:name="Table Classic 1" w:semiHidden="1" w:unhideWhenUsed="1"/>
-    <w:lsdException w:name="Table Classic 2" w:semiHidden="1" w:unhideWhenUsed="1"/>
-    <w:lsdException w:name="Table Classic 3" w:semiHidden="1" w:unhideWhenUsed="1"/>
-    <w:lsdException w:name="Table Classic 4" w:semiHidden="1" w:unhideWhenUsed="1"/>
-    <w:lsdException w:name="Table Colorful 1" w:semiHidden="1" w:unhideWhenUsed="1"/>
-    <w:lsdException w:name="Table Colorful 2" w:semiHidden="1" w:unhideWhenUsed="1"/>
-    <w:lsdException w:name="Table Colorful 3" w:semiHidden="1" w:unhideWhenUsed="1"/>
-    <w:lsdException w:name="Table Columns 1" w:semiHidden="1" w:unhideWhenUsed="1"/>
-    <w:lsdException w:name="Table Columns 2" w:semiHidden="1" w:unhideWhenUsed="1"/>
-    <w:lsdException w:name="Table Columns 3" w:semiHidden="1" w:unhideWhenUsed="1"/>
-    <w:lsdException w:name="Table Columns 4" w:semiHidden="1" w:unhideWhenUsed="1"/>
-    <w:lsdException w:name="Table Columns 5" w:semiHidden="1" w:unhideWhenUsed="1"/>
-    <w:lsdException w:name="Table Grid 1" w:semiHidden="1" w:unhideWhenUsed="1"/>
-    <w:lsdException w:name="Table Grid 2" w:semiHidden="1" w:unhideWhenUsed="1"/>
-    <w:lsdException w:name="Table Grid 3" w:semiHidden="1" w:unhideWhenUsed="1"/>
-    <w:lsdException w:name="Table Grid 4" w:semiHidden="1" w:unhideWhenUsed="1"/>
-    <w:lsdException w:name="Table Grid 5" w:semiHidden="1" w:unhideWhenUsed="1"/>
-    <w:lsdException w:name="Table Grid 6" w:semiHidden="1" w:unhideWhenUsed="1"/>
-    <w:lsdException w:name="Table Grid 7" w:semiHidden="1" w:unhideWhenUsed="1"/>
-    <w:lsdException w:name="Table Grid 8" w:semiHidden="1" w:unhideWhenUsed="1"/>
-    <w:lsdException w:name="Table List 1" w:semiHidden="1" w:unhideWhenUsed="1"/>
-    <w:lsdException w:name="Table List 2" w:semiHidden="1" w:unhideWhenUsed="1"/>
-    <w:lsdException w:name="Table List 3" w:semiHidden="1" w:unhideWhenUsed="1"/>
-    <w:lsdException w:name="Table List 4" w:semiHidden="1" w:unhideWhenUsed="1"/>
-    <w:lsdException w:name="Table List 5" w:semiHidden="1" w:unhideWhenUsed="1"/>
-    <w:lsdException w:name="Table List 6" w:semiHidden="1" w:unhideWhenUsed="1"/>
-    <w:lsdException w:name="Table List 7" w:semiHidden="1" w:unhideWhenUsed="1"/>
-    <w:lsdException w:name="Table List 8" w:semiHidden="1" w:unhideWhenUsed="1"/>
-    <w:lsdException w:name="Table 3D effects 1" w:semiHidden="1" w:unhideWhenUsed="1"/>
-    <w:lsdException w:name="Table 3D effects 2" w:semiHidden="1" w:unhideWhenUsed="1"/>
-    <w:lsdException w:name="Table 3D effects 3" w:semiHidden="1" w:unhideWhenUsed="1"/>
-    <w:lsdException w:name="Table Contemporary" w:semiHidden="1" w:unhideWhenUsed="1"/>
-    <w:lsdException w:name="Table Elegant" w:semiHidden="1" w:unhideWhenUsed="1"/>
-    <w:lsdException w:name="Table Professional" w:semiHidden="1" w:unhideWhenUsed="1"/>
-    <w:lsdException w:name="Table Subtle 1" w:semiHidden="1" w:unhideWhenUsed="1"/>
-    <w:lsdException w:name="Table Subtle 2" w:semiHidden="1" w:unhideWhenUsed="1"/>
-    <w:lsdException w:name="Table Web 1" w:semiHidden="1" w:unhideWhenUsed="1"/>
-    <w:lsdException w:name="Table Web 2" w:semiHidden="1" w:unhideWhenUsed="1"/>
-    <w:lsdException w:name="Table Web 3" w:semiHidden="1" w:unhideWhenUsed="1"/>
-    <w:lsdException w:name="Balloon Text" w:semiHidden="1" w:unhideWhenUsed="1"/>
-    <w:lsdException w:name="Table Grid" w:uiPriority="39" w:qFormat="1"/>
-    <w:lsdException w:name="Table Theme" w:semiHidden="1" w:unhideWhenUsed="1"/>
-    <w:lsdException w:name="Placeholder Text" w:semiHidden="1"/>
-    <w:lsdException w:name="Light Shading" w:uiPriority="60"/>
-    <w:lsdException w:name="Light List" w:uiPriority="61"/>
-    <w:lsdException w:name="Light Grid" w:uiPriority="62"/>
-    <w:lsdException w:name="Medium Shading 1" w:uiPriority="63"/>
-    <w:lsdException w:name="Medium Shading 2" w:uiPriority="64"/>
-    <w:lsdException w:name="Medium List 1" w:uiPriority="65"/>
-    <w:lsdException w:name="Medium List 2" w:uiPriority="66"/>
-    <w:lsdException w:name="Medium Grid 1" w:uiPriority="67"/>
-    <w:lsdException w:name="Medium Grid 2" w:uiPriority="68"/>
-    <w:lsdException w:name="Medium Grid 3" w:uiPriority="69"/>
-    <w:lsdException w:name="Dark List" w:uiPriority="70"/>
-    <w:lsdException w:name="Colorful Shading" w:uiPriority="71"/>
-    <w:lsdException w:name="Colorful List" w:uiPriority="72"/>
-    <w:lsdException w:name="Colorful Grid" w:uiPriority="73"/>
-    <w:lsdException w:name="Light Shading Accent 1" w:uiPriority="60"/>
-    <w:lsdException w:name="Light List Accent 1" w:uiPriority="61"/>
-    <w:lsdException w:name="Light Grid Accent 1" w:uiPriority="62"/>
-    <w:lsdException w:name="Medium Shading 1 Accent 1" w:uiPriority="63"/>
-    <w:lsdException w:name="Medium Shading 2 Accent 1" w:uiPriority="64"/>
-    <w:lsdException w:name="Medium List 1 Accent 1" w:uiPriority="65"/>
-    <w:lsdException w:name="Revision" w:semiHidden="1"/>
-    <w:lsdException w:name="List Paragraph" w:uiPriority="34" w:qFormat="1"/>
-    <w:lsdException w:name="Medium List 2 Accent 1" w:uiPriority="66"/>
-    <w:lsdException w:name="Medium Grid 1 Accent 1" w:uiPriority="67"/>
-    <w:lsdException w:name="Medium Grid 2 Accent 1" w:uiPriority="68"/>
-    <w:lsdException w:name="Medium Grid 3 Accent 1" w:uiPriority="69"/>
-    <w:lsdException w:name="Dark List Accent 1" w:uiPriority="70"/>
-    <w:lsdException w:name="Colorful Shading Accent 1" w:uiPriority="71"/>
-    <w:lsdException w:name="Colorful List Accent 1" w:uiPriority="72"/>
-    <w:lsdException w:name="Colorful Grid Accent 1" w:uiPriority="73"/>
-    <w:lsdException w:name="Light Shading Accent 2" w:uiPriority="60"/>
-    <w:lsdException w:name="Light List Accent 2" w:uiPriority="61"/>
-    <w:lsdException w:name="Light Grid Accent 2" w:uiPriority="62"/>
-    <w:lsdException w:name="Medium Shading 1 Accent 2" w:uiPriority="63"/>
-    <w:lsdException w:name="Medium Shading 2 Accent 2" w:uiPriority="64"/>
-    <w:lsdException w:name="Medium List 1 Accent 2" w:uiPriority="65"/>
-    <w:lsdException w:name="Medium List 2 Accent 2" w:uiPriority="66"/>
-    <w:lsdException w:name="Medium Grid 1 Accent 2" w:uiPriority="67"/>
-    <w:lsdException w:name="Medium Grid 2 Accent 2" w:uiPriority="68"/>
-    <w:lsdException w:name="Medium Grid 3 Accent 2" w:uiPriority="69"/>
-    <w:lsdException w:name="Dark List Accent 2" w:uiPriority="70"/>
-    <w:lsdException w:name="Colorful Shading Accent 2" w:uiPriority="71"/>
-    <w:lsdException w:name="Colorful List Accent 2" w:uiPriority="72"/>
-    <w:lsdException w:name="Colorful Grid Accent 2" w:uiPriority="73"/>
-    <w:lsdException w:name="Light Shading Accent 3" w:uiPriority="60"/>
-    <w:lsdException w:name="Light List Accent 3" w:uiPriority="61"/>
-    <w:lsdException w:name="Light Grid Accent 3" w:uiPriority="62"/>
-    <w:lsdException w:name="Medium Shading 1 Accent 3" w:uiPriority="63"/>
-    <w:lsdException w:name="Medium Shading 2 Accent 3" w:uiPriority="64"/>
-    <w:lsdException w:name="Medium List 1 Accent 3" w:uiPriority="65"/>
-    <w:lsdException w:name="Medium List 2 Accent 3" w:uiPriority="66"/>
-    <w:lsdException w:name="Medium Grid 1 Accent 3" w:uiPriority="67"/>
-    <w:lsdException w:name="Medium Grid 2 Accent 3" w:uiPriority="68"/>
-    <w:lsdException w:name="Medium Grid 3 Accent 3" w:uiPriority="69"/>
-    <w:lsdException w:name="Dark List Accent 3" w:uiPriority="70"/>
-    <w:lsdException w:name="Colorful Shading Accent 3" w:uiPriority="71"/>
-    <w:lsdException w:name="Colorful List Accent 3" w:uiPriority="72"/>
-    <w:lsdException w:name="Colorful Grid Accent 3" w:uiPriority="73"/>
-    <w:lsdException w:name="Light Shading Accent 4" w:uiPriority="60"/>
-    <w:lsdException w:name="Light List Accent 4" w:uiPriority="61"/>
-    <w:lsdException w:name="Light Grid Accent 4" w:uiPriority="62"/>
-    <w:lsdException w:name="Medium Shading 1 Accent 4" w:uiPriority="63"/>
-    <w:lsdException w:name="Medium Shading 2 Accent 4" w:uiPriority="64"/>
-    <w:lsdException w:name="Medium List 1 Accent 4" w:uiPriority="65"/>
-    <w:lsdException w:name="Medium List 2 Accent 4" w:uiPriority="66"/>
-    <w:lsdException w:name="Medium Grid 1 Accent 4" w:uiPriority="67"/>
-    <w:lsdException w:name="Medium Grid 2 Accent 4" w:uiPriority="68"/>
-    <w:lsdException w:name="Medium Grid 3 Accent 4" w:uiPriority="69"/>
-    <w:lsdException w:name="Dark List Accent 4" w:uiPriority="70"/>
-    <w:lsdException w:name="Colorful Shading Accent 4" w:uiPriority="71"/>
-    <w:lsdException w:name="Colorful List Accent 4" w:uiPriority="72"/>
-    <w:lsdException w:name="Colorful Grid Accent 4" w:uiPriority="73"/>
-    <w:lsdException w:name="Light Shading Accent 5" w:uiPriority="60"/>
-    <w:lsdException w:name="Light List Accent 5" w:uiPriority="61"/>
-    <w:lsdException w:name="Light Grid Accent 5" w:uiPriority="62"/>
-    <w:lsdException w:name="Medium Shading 1 Accent 5" w:uiPriority="63"/>
-    <w:lsdException w:name="Medium Shading 2 Accent 5" w:uiPriority="64"/>
-    <w:lsdException w:name="Medium List 1 Accent 5" w:uiPriority="65"/>
-    <w:lsdException w:name="Medium List 2 Accent 5" w:uiPriority="66"/>
-    <w:lsdException w:name="Medium Grid 1 Accent 5" w:uiPriority="67"/>
-    <w:lsdException w:name="Medium Grid 2 Accent 5" w:uiPriority="68"/>
-    <w:lsdException w:name="Medium Grid 3 Accent 5" w:uiPriority="69"/>
-    <w:lsdException w:name="Dark List Accent 5" w:uiPriority="70"/>
-    <w:lsdException w:name="Colorful Shading Accent 5" w:uiPriority="71"/>
-    <w:lsdException w:name="Colorful List Accent 5" w:uiPriority="72"/>
-    <w:lsdException w:name="Colorful Grid Accent 5" w:uiPriority="73"/>
-    <w:lsdException w:name="Light Shading Accent 6" w:uiPriority="60"/>
-    <w:lsdException w:name="Light List Accent 6" w:uiPriority="61"/>
-    <w:lsdException w:name="Light Grid Accent 6" w:uiPriority="62"/>
-    <w:lsdException w:name="Medium Shading 1 Accent 6" w:uiPriority="63"/>
-    <w:lsdException w:name="Medium Shading 2 Accent 6" w:uiPriority="64"/>
-    <w:lsdException w:name="Medium List 1 Accent 6" w:uiPriority="65"/>
-    <w:lsdException w:name="Medium List 2 Accent 6" w:uiPriority="66"/>
-    <w:lsdException w:name="Medium Grid 1 Accent 6" w:uiPriority="67"/>
-    <w:lsdException w:name="Medium Grid 2 Accent 6" w:uiPriority="68"/>
-    <w:lsdException w:name="Medium Grid 3 Accent 6" w:uiPriority="69"/>
-    <w:lsdException w:name="Dark List Accent 6" w:uiPriority="70"/>
-    <w:lsdException w:name="Colorful Shading Accent 6" w:uiPriority="71"/>
-    <w:lsdException w:name="Colorful List Accent 6" w:uiPriority="72"/>
-    <w:lsdException w:name="Colorful Grid Accent 6" w:uiPriority="73"/>
-    <w:lsdException w:name="Subtle Emphasis" w:uiPriority="19" w:qFormat="1"/>
-    <w:lsdException w:name="Intense Emphasis" w:uiPriority="21" w:qFormat="1"/>
-    <w:lsdException w:name="Subtle Reference" w:uiPriority="31" w:qFormat="1"/>
-    <w:lsdException w:name="Intense Reference" w:uiPriority="32" w:qFormat="1"/>
-    <w:lsdException w:name="Book Title" w:uiPriority="33" w:qFormat="1"/>
-    <w:lsdException w:name="Bibliography" w:semiHidden="1" w:uiPriority="37" w:unhideWhenUsed="1"/>
-    <w:lsdException w:name="TOC Heading" w:semiHidden="1" w:uiPriority="39" w:unhideWhenUsed="1" w:qFormat="1"/>
-    <w:lsdException w:name="Plain Table 1" w:uiPriority="41"/>
-    <w:lsdException w:name="Plain Table 2" w:uiPriority="42"/>
-    <w:lsdException w:name="Plain Table 3" w:uiPriority="43"/>
-    <w:lsdException w:name="Plain Table 4" w:uiPriority="44"/>
-    <w:lsdException w:name="Plain Table 5" w:uiPriority="45"/>
-    <w:lsdException w:name="Grid Table Light" w:uiPriority="40"/>
-    <w:lsdException w:name="Grid Table 1 Light" w:uiPriority="46"/>
-    <w:lsdException w:name="Grid Table 2" w:uiPriority="47"/>
-    <w:lsdException w:name="Grid Table 3" w:uiPriority="48"/>
-    <w:lsdException w:name="Grid Table 4" w:uiPriority="49"/>
-    <w:lsdException w:name="Grid Table 5 Dark" w:uiPriority="50"/>
-    <w:lsdException w:name="Grid Table 6 Colorful" w:uiPriority="51"/>
-    <w:lsdException w:name="Grid Table 7 Colorful" w:uiPriority="52"/>
-    <w:lsdException w:name="Grid Table 1 Light Accent 1" w:uiPriority="46"/>
-    <w:lsdException w:name="Grid Table 2 Accent 1" w:uiPriority="47"/>
-    <w:lsdException w:name="Grid Table 3 Accent 1" w:uiPriority="48"/>
-    <w:lsdException w:name="Grid Table 4 Accent 1" w:uiPriority="49"/>
-    <w:lsdException w:name="Grid Table 5 Dark Accent 1" w:uiPriority="50"/>
-    <w:lsdException w:name="Grid Table 6 Colorful Accent 1" w:uiPriority="51"/>
-    <w:lsdException w:name="Grid Table 7 Colorful Accent 1" w:uiPriority="52"/>
-    <w:lsdException w:name="Grid Table 1 Light Accent 2" w:uiPriority="46"/>
-    <w:lsdException w:name="Grid Table 2 Accent 2" w:uiPriority="47"/>
-    <w:lsdException w:name="Grid Table 3 Accent 2" w:uiPriority="48"/>
-    <w:lsdException w:name="Grid Table 4 Accent 2" w:uiPriority="49"/>
-    <w:lsdException w:name="Grid Table 5 Dark Accent 2" w:uiPriority="50"/>
-    <w:lsdException w:name="Grid Table 6 Colorful Accent 2" w:uiPriority="51"/>
-    <w:lsdException w:name="Grid Table 7 Colorful Accent 2" w:uiPriority="52"/>
-    <w:lsdException w:name="Grid Table 1 Light Accent 3" w:uiPriority="46"/>
-    <w:lsdException w:name="Grid Table 2 Accent 3" w:uiPriority="47"/>
-    <w:lsdException w:name="Grid Table 3 Accent 3" w:uiPriority="48"/>
-    <w:lsdException w:name="Grid Table 4 Accent 3" w:uiPriority="49"/>
-    <w:lsdException w:name="Grid Table 5 Dark Accent 3" w:uiPriority="50"/>
-    <w:lsdException w:name="Grid Table 6 Colorful Accent 3" w:uiPriority="51"/>
-    <w:lsdException w:name="Grid Table 7 Colorful Accent 3" w:uiPriority="52"/>
-    <w:lsdException w:name="Grid Table 1 Light Accent 4" w:uiPriority="46"/>
-    <w:lsdException w:name="Grid Table 2 Accent 4" w:uiPriority="47"/>
-    <w:lsdException w:name="Grid Table 3 Accent 4" w:uiPriority="48"/>
-    <w:lsdException w:name="Grid Table 4 Accent 4" w:uiPriority="49"/>
-    <w:lsdException w:name="Grid Table 5 Dark Accent 4" w:uiPriority="50"/>
-    <w:lsdException w:name="Grid Table 6 Colorful Accent 4" w:uiPriority="51"/>
-    <w:lsdException w:name="Grid Table 7 Colorful Accent 4" w:uiPriority="52"/>
-    <w:lsdException w:name="Grid Table 1 Light Accent 5" w:uiPriority="46"/>
-    <w:lsdException w:name="Grid Table 2 Accent 5" w:uiPriority="47"/>
-    <w:lsdException w:name="Grid Table 3 Accent 5" w:uiPriority="48"/>
-    <w:lsdException w:name="Grid Table 4 Accent 5" w:uiPriority="49"/>
-    <w:lsdException w:name="Grid Table 5 Dark Accent 5" w:uiPriority="50"/>
-    <w:lsdException w:name="Grid Table 6 Colorful Accent 5" w:uiPriority="51"/>
-    <w:lsdException w:name="Grid Table 7 Colorful Accent 5" w:uiPriority="52"/>
-    <w:lsdException w:name="Grid Table 1 Light Accent 6" w:uiPriority="46"/>
-    <w:lsdException w:name="Grid Table 2 Accent 6" w:uiPriority="47"/>
-    <w:lsdException w:name="Grid Table 3 Accent 6" w:uiPriority="48"/>
-    <w:lsdException w:name="Grid Table 4 Accent 6" w:uiPriority="49"/>
-    <w:lsdException w:name="Grid Table 5 Dark Accent 6" w:uiPriority="50"/>
-    <w:lsdException w:name="Grid Table 6 Colorful Accent 6" w:uiPriority="51"/>
-    <w:lsdException w:name="Grid Table 7 Colorful Accent 6" w:uiPriority="52"/>
-    <w:lsdException w:name="List Table 1 Light" w:uiPriority="46"/>
-    <w:lsdException w:name="List Table 2" w:uiPriority="47"/>
-    <w:lsdException w:name="List Table 3" w:uiPriority="48"/>
-    <w:lsdException w:name="List Table 4" w:uiPriority="49"/>
-    <w:lsdException w:name="List Table 5 Dark" w:uiPriority="50"/>
-    <w:lsdException w:name="List Table 6 Colorful" w:uiPriority="51"/>
-    <w:lsdException w:name="List Table 7 Colorful" w:uiPriority="52"/>
-    <w:lsdException w:name="List Table 1 Light Accent 1" w:uiPriority="46"/>
-    <w:lsdException w:name="List Table 2 Accent 1" w:uiPriority="47"/>
-    <w:lsdException w:name="List Table 3 Accent 1" w:uiPriority="48"/>
-    <w:lsdException w:name="List Table 4 Accent 1" w:uiPriority="49"/>
-    <w:lsdException w:name="List Table 5 Dark Accent 1" w:uiPriority="50"/>
-    <w:lsdException w:name="List Table 6 Colorful Accent 1" w:uiPriority="51"/>
-    <w:lsdException w:name="List Table 7 Colorful Accent 1" w:uiPriority="52"/>
-    <w:lsdException w:name="List Table 1 Light Accent 2" w:uiPriority="46"/>
-    <w:lsdException w:name="List Table 2 Accent 2" w:uiPriority="47"/>
-    <w:lsdException w:name="List Table 3 Accent 2" w:uiPriority="48"/>
-    <w:lsdException w:name="List Table 4 Accent 2" w:uiPriority="49"/>
-    <w:lsdException w:name="List Table 5 Dark Accent 2" w:uiPriority="50"/>
-    <w:lsdException w:name="List Table 6 Colorful Accent 2" w:uiPriority="51"/>
-    <w:lsdException w:name="List Table 7 Colorful Accent 2" w:uiPriority="52"/>
-    <w:lsdException w:name="List Table 1 Light Accent 3" w:uiPriority="46"/>
-    <w:lsdException w:name="List Table 2 Accent 3" w:uiPriority="47"/>
-    <w:lsdException w:name="List Table 3 Accent 3" w:uiPriority="48"/>
-    <w:lsdException w:name="List Table 4 Accent 3" w:uiPriority="49"/>
-    <w:lsdException w:name="List Table 5 Dark Accent 3" w:uiPriority="50"/>
-    <w:lsdException w:name="List Table 6 Colorful Accent 3" w:uiPriority="51"/>
-    <w:lsdException w:name="List Table 7 Colorful Accent 3" w:uiPriority="52"/>
-    <w:lsdException w:name="List Table 1 Light Accent 4" w:uiPriority="46"/>
-    <w:lsdException w:name="List Table 2 Accent 4" w:uiPriority="47"/>
-    <w:lsdException w:name="List Table 3 Accent 4" w:uiPriority="48"/>
-    <w:lsdException w:name="List Table 4 Accent 4" w:uiPriority="49"/>
-    <w:lsdException w:name="List Table 5 Dark Accent 4" w:uiPriority="50"/>
-    <w:lsdException w:name="List Table 6 Colorful Accent 4" w:uiPriority="51"/>
-    <w:lsdException w:name="List Table 7 Colorful Accent 4" w:uiPriority="52"/>
-    <w:lsdException w:name="List Table 1 Light Accent 5" w:uiPriority="46"/>
-    <w:lsdException w:name="List Table 2 Accent 5" w:uiPriority="47"/>
-    <w:lsdException w:name="List Table 3 Accent 5" w:uiPriority="48"/>
-    <w:lsdException w:name="List Table 4 Accent 5" w:uiPriority="49"/>
-    <w:lsdException w:name="List Table 5 Dark Accent 5" w:uiPriority="50"/>
-    <w:lsdException w:name="List Table 6 Colorful Accent 5" w:uiPriority="51"/>
-    <w:lsdException w:name="List Table 7 Colorful Accent 5" w:uiPriority="52"/>
-    <w:lsdException w:name="List Table 1 Light Accent 6" w:uiPriority="46"/>
-    <w:lsdException w:name="List Table 2 Accent 6" w:uiPriority="47"/>
-    <w:lsdException w:name="List Table 3 Accent 6" w:uiPriority="48"/>
-    <w:lsdException w:name="List Table 4 Accent 6" w:uiPriority="49"/>
-    <w:lsdException w:name="List Table 5 Dark Accent 6" w:uiPriority="50"/>
-    <w:lsdException w:name="List Table 6 Colorful Accent 6" w:uiPriority="51"/>
-    <w:lsdException w:name="List Table 7 Colorful Accent 6" w:uiPriority="52"/>
+  <w:latentStyles w:defLockedState="0" w:defUIPriority="99" w:defSemiHidden="1" w:defUnhideWhenUsed="1" w:defQFormat="0" w:count="267">
+    <w:lsdException w:name="Normal" w:semiHidden="0" w:uiPriority="0" w:unhideWhenUsed="0" w:qFormat="1"/>
+    <w:lsdException w:name="heading 1" w:semiHidden="0" w:uiPriority="9" w:unhideWhenUsed="0" w:qFormat="1"/>
+    <w:lsdException w:name="heading 2" w:semiHidden="0" w:uiPriority="9" w:qFormat="1"/>
+    <w:lsdException w:name="heading 3" w:semiHidden="0" w:uiPriority="9" w:qFormat="1"/>
+    <w:lsdException w:name="heading 4" w:semiHidden="0" w:uiPriority="9" w:unhideWhenUsed="0" w:qFormat="1"/>
+    <w:lsdException w:name="heading 5" w:uiPriority="9" w:qFormat="1"/>
+    <w:lsdException w:name="heading 6" w:semiHidden="0" w:uiPriority="0" w:unhideWhenUsed="0" w:qFormat="1"/>
+    <w:lsdException w:name="heading 7" w:uiPriority="9" w:qFormat="1"/>
+    <w:lsdException w:name="heading 8" w:uiPriority="9" w:qFormat="1"/>
+    <w:lsdException w:name="heading 9" w:uiPriority="9" w:qFormat="1"/>
+    <w:lsdException w:name="toc 1" w:semiHidden="0" w:uiPriority="39" w:qFormat="1"/>
+    <w:lsdException w:name="toc 2" w:semiHidden="0" w:uiPriority="39" w:qFormat="1"/>
+    <w:lsdException w:name="toc 3" w:semiHidden="0" w:uiPriority="39" w:qFormat="1"/>
+    <w:lsdException w:name="toc 4" w:uiPriority="39"/>
+    <w:lsdException w:name="toc 5" w:uiPriority="39"/>
+    <w:lsdException w:name="toc 6" w:uiPriority="39"/>
+    <w:lsdException w:name="toc 7" w:uiPriority="39"/>
+    <w:lsdException w:name="toc 8" w:uiPriority="39"/>
+    <w:lsdException w:name="toc 9" w:uiPriority="39"/>
+    <w:lsdException w:name="header" w:semiHidden="0" w:qFormat="1"/>
+    <w:lsdException w:name="footer" w:semiHidden="0" w:qFormat="1"/>
+    <w:lsdException w:name="caption" w:uiPriority="35" w:qFormat="1"/>
+    <w:lsdException w:name="Title" w:semiHidden="0" w:uiPriority="10" w:unhideWhenUsed="0" w:qFormat="1"/>
+    <w:lsdException w:name="Default Paragraph Font" w:uiPriority="1" w:qFormat="1"/>
+    <w:lsdException w:name="Body Text" w:uiPriority="1" w:qFormat="1"/>
+    <w:lsdException w:name="Subtitle" w:semiHidden="0" w:uiPriority="11" w:unhideWhenUsed="0" w:qFormat="1"/>
+    <w:lsdException w:name="Hyperlink" w:semiHidden="0" w:qFormat="1"/>
+    <w:lsdException w:name="Strong" w:semiHidden="0" w:uiPriority="22" w:unhideWhenUsed="0" w:qFormat="1"/>
+    <w:lsdException w:name="Emphasis" w:semiHidden="0" w:uiPriority="20" w:unhideWhenUsed="0" w:qFormat="1"/>
+    <w:lsdException w:name="Normal (Web)" w:semiHidden="0" w:qFormat="1"/>
+    <w:lsdException w:name="Normal Table" w:qFormat="1"/>
+    <w:lsdException w:name="Table Grid" w:semiHidden="0" w:uiPriority="39" w:unhideWhenUsed="0" w:qFormat="1"/>
+    <w:lsdException w:name="Placeholder Text" w:unhideWhenUsed="0"/>
+    <w:lsdException w:name="No Spacing" w:semiHidden="0" w:unhideWhenUsed="0"/>
+    <w:lsdException w:name="Light Shading" w:semiHidden="0" w:uiPriority="60" w:unhideWhenUsed="0"/>
+    <w:lsdException w:name="Light List" w:semiHidden="0" w:uiPriority="61" w:unhideWhenUsed="0"/>
+    <w:lsdException w:name="Light Grid" w:semiHidden="0" w:uiPriority="62" w:unhideWhenUsed="0"/>
+    <w:lsdException w:name="Medium Shading 1" w:semiHidden="0" w:uiPriority="63" w:unhideWhenUsed="0"/>
+    <w:lsdException w:name="Medium Shading 2" w:semiHidden="0" w:uiPriority="64" w:unhideWhenUsed="0"/>
+    <w:lsdException w:name="Medium List 1" w:semiHidden="0" w:uiPriority="65" w:unhideWhenUsed="0"/>
+    <w:lsdException w:name="Medium List 2" w:semiHidden="0" w:uiPriority="66" w:unhideWhenUsed="0"/>
+    <w:lsdException w:name="Medium Grid 1" w:semiHidden="0" w:uiPriority="67" w:unhideWhenUsed="0"/>
+    <w:lsdException w:name="Medium Grid 2" w:semiHidden="0" w:uiPriority="68" w:unhideWhenUsed="0"/>
+    <w:lsdException w:name="Medium Grid 3" w:semiHidden="0" w:uiPriority="69" w:unhideWhenUsed="0"/>
+    <w:lsdException w:name="Dark List" w:semiHidden="0" w:uiPriority="70" w:unhideWhenUsed="0"/>
+    <w:lsdException w:name="Colorful Shading" w:semiHidden="0" w:uiPriority="71" w:unhideWhenUsed="0"/>
+    <w:lsdException w:name="Colorful List" w:semiHidden="0" w:uiPriority="72" w:unhideWhenUsed="0"/>
+    <w:lsdException w:name="Colorful Grid" w:semiHidden="0" w:uiPriority="73" w:unhideWhenUsed="0"/>
+    <w:lsdException w:name="Light Shading Accent 1" w:semiHidden="0" w:uiPriority="60" w:unhideWhenUsed="0"/>
+    <w:lsdException w:name="Light List Accent 1" w:semiHidden="0" w:uiPriority="61" w:unhideWhenUsed="0"/>
+    <w:lsdException w:name="Light Grid Accent 1" w:semiHidden="0" w:uiPriority="62" w:unhideWhenUsed="0"/>
+    <w:lsdException w:name="Medium Shading 1 Accent 1" w:semiHidden="0" w:uiPriority="63" w:unhideWhenUsed="0"/>
+    <w:lsdException w:name="Medium Shading 2 Accent 1" w:semiHidden="0" w:uiPriority="64" w:unhideWhenUsed="0"/>
+    <w:lsdException w:name="Medium List 1 Accent 1" w:semiHidden="0" w:uiPriority="65" w:unhideWhenUsed="0"/>
+    <w:lsdException w:name="Revision" w:unhideWhenUsed="0"/>
+    <w:lsdException w:name="List Paragraph" w:semiHidden="0" w:uiPriority="34" w:unhideWhenUsed="0" w:qFormat="1"/>
+    <w:lsdException w:name="Quote" w:semiHidden="0" w:unhideWhenUsed="0"/>
+    <w:lsdException w:name="Intense Quote" w:semiHidden="0" w:unhideWhenUsed="0"/>
+    <w:lsdException w:name="Medium List 2 Accent 1" w:semiHidden="0" w:uiPriority="66" w:unhideWhenUsed="0"/>
+    <w:lsdException w:name="Medium Grid 1 Accent 1" w:semiHidden="0" w:uiPriority="67" w:unhideWhenUsed="0"/>
+    <w:lsdException w:name="Medium Grid 2 Accent 1" w:semiHidden="0" w:uiPriority="68" w:unhideWhenUsed="0"/>
+    <w:lsdException w:name="Medium Grid 3 Accent 1" w:semiHidden="0" w:uiPriority="69" w:unhideWhenUsed="0"/>
+    <w:lsdException w:name="Dark List Accent 1" w:semiHidden="0" w:uiPriority="70" w:unhideWhenUsed="0"/>
+    <w:lsdException w:name="Colorful Shading Accent 1" w:semiHidden="0" w:uiPriority="71" w:unhideWhenUsed="0"/>
+    <w:lsdException w:name="Colorful List Accent 1" w:semiHidden="0" w:uiPriority="72" w:unhideWhenUsed="0"/>
+    <w:lsdException w:name="Colorful Grid Accent 1" w:semiHidden="0" w:uiPriority="73" w:unhideWhenUsed="0"/>
+    <w:lsdException w:name="Light Shading Accent 2" w:semiHidden="0" w:uiPriority="60" w:unhideWhenUsed="0"/>
+    <w:lsdException w:name="Light List Accent 2" w:semiHidden="0" w:uiPriority="61" w:unhideWhenUsed="0"/>
+    <w:lsdException w:name="Light Grid Accent 2" w:semiHidden="0" w:uiPriority="62" w:unhideWhenUsed="0"/>
+    <w:lsdException w:name="Medium Shading 1 Accent 2" w:semiHidden="0" w:uiPriority="63" w:unhideWhenUsed="0"/>
+    <w:lsdException w:name="Medium Shading 2 Accent 2" w:semiHidden="0" w:uiPriority="64" w:unhideWhenUsed="0"/>
+    <w:lsdException w:name="Medium List 1 Accent 2" w:semiHidden="0" w:uiPriority="65" w:unhideWhenUsed="0"/>
+    <w:lsdException w:name="Medium List 2 Accent 2" w:semiHidden="0" w:uiPriority="66" w:unhideWhenUsed="0"/>
+    <w:lsdException w:name="Medium Grid 1 Accent 2" w:semiHidden="0" w:uiPriority="67" w:unhideWhenUsed="0"/>
+    <w:lsdException w:name="Medium Grid 2 Accent 2" w:semiHidden="0" w:uiPriority="68" w:unhideWhenUsed="0"/>
+    <w:lsdException w:name="Medium Grid 3 Accent 2" w:semiHidden="0" w:uiPriority="69" w:unhideWhenUsed="0"/>
+    <w:lsdException w:name="Dark List Accent 2" w:semiHidden="0" w:uiPriority="70" w:unhideWhenUsed="0"/>
+    <w:lsdException w:name="Colorful Shading Accent 2" w:semiHidden="0" w:uiPriority="71" w:unhideWhenUsed="0"/>
+    <w:lsdException w:name="Colorful List Accent 2" w:semiHidden="0" w:uiPriority="72" w:unhideWhenUsed="0"/>
+    <w:lsdException w:name="Colorful Grid Accent 2" w:semiHidden="0" w:uiPriority="73" w:unhideWhenUsed="0"/>
+    <w:lsdException w:name="Light Shading Accent 3" w:semiHidden="0" w:uiPriority="60" w:unhideWhenUsed="0"/>
+    <w:lsdException w:name="Light List Accent 3" w:semiHidden="0" w:uiPriority="61" w:unhideWhenUsed="0"/>
+    <w:lsdException w:name="Light Grid Accent 3" w:semiHidden="0" w:uiPriority="62" w:unhideWhenUsed="0"/>
+    <w:lsdException w:name="Medium Shading 1 Accent 3" w:semiHidden="0" w:uiPriority="63" w:unhideWhenUsed="0"/>
+    <w:lsdException w:name="Medium Shading 2 Accent 3" w:semiHidden="0" w:uiPriority="64" w:unhideWhenUsed="0"/>
+    <w:lsdException w:name="Medium List 1 Accent 3" w:semiHidden="0" w:uiPriority="65" w:unhideWhenUsed="0"/>
+    <w:lsdException w:name="Medium List 2 Accent 3" w:semiHidden="0" w:uiPriority="66" w:unhideWhenUsed="0"/>
+    <w:lsdException w:name="Medium Grid 1 Accent 3" w:semiHidden="0" w:uiPriority="67" w:unhideWhenUsed="0"/>
+    <w:lsdException w:name="Medium Grid 2 Accent 3" w:semiHidden="0" w:uiPriority="68" w:unhideWhenUsed="0"/>
+    <w:lsdException w:name="Medium Grid 3 Accent 3" w:semiHidden="0" w:uiPriority="69" w:unhideWhenUsed="0"/>
+    <w:lsdException w:name="Dark List Accent 3" w:semiHidden="0" w:uiPriority="70" w:unhideWhenUsed="0"/>
+    <w:lsdException w:name="Colorful Shading Accent 3" w:semiHidden="0" w:uiPriority="71" w:unhideWhenUsed="0"/>
+    <w:lsdException w:name="Colorful List Accent 3" w:semiHidden="0" w:uiPriority="72" w:unhideWhenUsed="0"/>
+    <w:lsdException w:name="Colorful Grid Accent 3" w:semiHidden="0" w:uiPriority="73" w:unhideWhenUsed="0"/>
+    <w:lsdException w:name="Light Shading Accent 4" w:semiHidden="0" w:uiPriority="60" w:unhideWhenUsed="0"/>
+    <w:lsdException w:name="Light List Accent 4" w:semiHidden="0" w:uiPriority="61" w:unhideWhenUsed="0"/>
+    <w:lsdException w:name="Light Grid Accent 4" w:semiHidden="0" w:uiPriority="62" w:unhideWhenUsed="0"/>
+    <w:lsdException w:name="Medium Shading 1 Accent 4" w:semiHidden="0" w:uiPriority="63" w:unhideWhenUsed="0"/>
+    <w:lsdException w:name="Medium Shading 2 Accent 4" w:semiHidden="0" w:uiPriority="64" w:unhideWhenUsed="0"/>
+    <w:lsdException w:name="Medium List 1 Accent 4" w:semiHidden="0" w:uiPriority="65" w:unhideWhenUsed="0"/>
+    <w:lsdException w:name="Medium List 2 Accent 4" w:semiHidden="0" w:uiPriority="66" w:unhideWhenUsed="0"/>
+    <w:lsdException w:name="Medium Grid 1 Accent 4" w:semiHidden="0" w:uiPriority="67" w:unhideWhenUsed="0"/>
+    <w:lsdException w:name="Medium Grid 2 Accent 4" w:semiHidden="0" w:uiPriority="68" w:unhideWhenUsed="0"/>
+    <w:lsdException w:name="Medium Grid 3 Accent 4" w:semiHidden="0" w:uiPriority="69" w:unhideWhenUsed="0"/>
+    <w:lsdException w:name="Dark List Accent 4" w:semiHidden="0" w:uiPriority="70" w:unhideWhenUsed="0"/>
+    <w:lsdException w:name="Colorful Shading Accent 4" w:semiHidden="0" w:uiPriority="71" w:unhideWhenUsed="0"/>
+    <w:lsdException w:name="Colorful List Accent 4" w:semiHidden="0" w:uiPriority="72" w:unhideWhenUsed="0"/>
+    <w:lsdException w:name="Colorful Grid Accent 4" w:semiHidden="0" w:uiPriority="73" w:unhideWhenUsed="0"/>
+    <w:lsdException w:name="Light Shading Accent 5" w:semiHidden="0" w:uiPriority="60" w:unhideWhenUsed="0"/>
+    <w:lsdException w:name="Light List Accent 5" w:semiHidden="0" w:uiPriority="61" w:unhideWhenUsed="0"/>
+    <w:lsdException w:name="Light Grid Accent 5" w:semiHidden="0" w:uiPriority="62" w:unhideWhenUsed="0"/>
+    <w:lsdException w:name="Medium Shading 1 Accent 5" w:semiHidden="0" w:uiPriority="63" w:unhideWhenUsed="0"/>
+    <w:lsdException w:name="Medium Shading 2 Accent 5" w:semiHidden="0" w:uiPriority="64" w:unhideWhenUsed="0"/>
+    <w:lsdException w:name="Medium List 1 Accent 5" w:semiHidden="0" w:uiPriority="65" w:unhideWhenUsed="0"/>
+    <w:lsdException w:name="Medium List 2 Accent 5" w:semiHidden="0" w:uiPriority="66" w:unhideWhenUsed="0"/>
+    <w:lsdException w:name="Medium Grid 1 Accent 5" w:semiHidden="0" w:uiPriority="67" w:unhideWhenUsed="0"/>
+    <w:lsdException w:name="Medium Grid 2 Accent 5" w:semiHidden="0" w:uiPriority="68" w:unhideWhenUsed="0"/>
+    <w:lsdException w:name="Medium Grid 3 Accent 5" w:semiHidden="0" w:uiPriority="69" w:unhideWhenUsed="0"/>
+    <w:lsdException w:name="Dark List Accent 5" w:semiHidden="0" w:uiPriority="70" w:unhideWhenUsed="0"/>
+    <w:lsdException w:name="Colorful Shading Accent 5" w:semiHidden="0" w:uiPriority="71" w:unhideWhenUsed="0"/>
+    <w:lsdException w:name="Colorful List Accent 5" w:semiHidden="0" w:uiPriority="72" w:unhideWhenUsed="0"/>
+    <w:lsdException w:name="Colorful Grid Accent 5" w:semiHidden="0" w:uiPriority="73" w:unhideWhenUsed="0"/>
+    <w:lsdException w:name="Light Shading Accent 6" w:semiHidden="0" w:uiPriority="60" w:unhideWhenUsed="0"/>
+    <w:lsdException w:name="Light List Accent 6" w:semiHidden="0" w:uiPriority="61" w:unhideWhenUsed="0"/>
+    <w:lsdException w:name="Light Grid Accent 6" w:semiHidden="0" w:uiPriority="62" w:unhideWhenUsed="0"/>
+    <w:lsdException w:name="Medium Shading 1 Accent 6" w:semiHidden="0" w:uiPriority="63" w:unhideWhenUsed="0"/>
+    <w:lsdException w:name="Medium Shading 2 Accent 6" w:semiHidden="0" w:uiPriority="64" w:unhideWhenUsed="0"/>
+    <w:lsdException w:name="Medium List 1 Accent 6" w:semiHidden="0" w:uiPriority="65" w:unhideWhenUsed="0"/>
+    <w:lsdException w:name="Medium List 2 Accent 6" w:semiHidden="0" w:uiPriority="66" w:unhideWhenUsed="0"/>
+    <w:lsdException w:name="Medium Grid 1 Accent 6" w:semiHidden="0" w:uiPriority="67" w:unhideWhenUsed="0"/>
+    <w:lsdException w:name="Medium Grid 2 Accent 6" w:semiHidden="0" w:uiPriority="68" w:unhideWhenUsed="0"/>
+    <w:lsdException w:name="Medium Grid 3 Accent 6" w:semiHidden="0" w:uiPriority="69" w:unhideWhenUsed="0"/>
+    <w:lsdException w:name="Dark List Accent 6" w:semiHidden="0" w:uiPriority="70" w:unhideWhenUsed="0"/>
+    <w:lsdException w:name="Colorful Shading Accent 6" w:semiHidden="0" w:uiPriority="71" w:unhideWhenUsed="0"/>
+    <w:lsdException w:name="Colorful List Accent 6" w:semiHidden="0" w:uiPriority="72" w:unhideWhenUsed="0"/>
+    <w:lsdException w:name="Colorful Grid Accent 6" w:semiHidden="0" w:uiPriority="73" w:unhideWhenUsed="0"/>
+    <w:lsdException w:name="Subtle Emphasis" w:semiHidden="0" w:uiPriority="19" w:unhideWhenUsed="0" w:qFormat="1"/>
+    <w:lsdException w:name="Intense Emphasis" w:semiHidden="0" w:uiPriority="21" w:unhideWhenUsed="0" w:qFormat="1"/>
+    <w:lsdException w:name="Subtle Reference" w:semiHidden="0" w:uiPriority="31" w:unhideWhenUsed="0" w:qFormat="1"/>
+    <w:lsdException w:name="Intense Reference" w:semiHidden="0" w:uiPriority="32" w:unhideWhenUsed="0" w:qFormat="1"/>
+    <w:lsdException w:name="Book Title" w:semiHidden="0" w:uiPriority="33" w:unhideWhenUsed="0" w:qFormat="1"/>
+    <w:lsdException w:name="Bibliography" w:uiPriority="37"/>
+    <w:lsdException w:name="TOC Heading" w:uiPriority="39" w:qFormat="1"/>
   </w:latentStyles>
   <w:style w:type="paragraph" w:default="1" w:styleId="Normal">
     <w:name w:val="Normal"/>
@@ -14134,7 +14400,7 @@
       <w:kern w:val="36"/>
       <w:sz w:val="26"/>
       <w:szCs w:val="32"/>
-      <w:lang w:val="en" w:eastAsia="zh-CN"/>
+      <w:lang w:eastAsia="zh-CN"/>
       <w14:ligatures w14:val="none"/>
     </w:rPr>
   </w:style>
@@ -14439,6 +14705,7 @@
       <w:szCs w:val="22"/>
     </w:rPr>
     <w:tblPr>
+      <w:tblInd w:w="0" w:type="dxa"/>
       <w:tblBorders>
         <w:top w:val="single" w:sz="4" w:space="0" w:color="auto"/>
         <w:left w:val="single" w:sz="4" w:space="0" w:color="auto"/>
@@ -14447,6 +14714,12 @@
         <w:insideH w:val="single" w:sz="4" w:space="0" w:color="auto"/>
         <w:insideV w:val="single" w:sz="4" w:space="0" w:color="auto"/>
       </w:tblBorders>
+      <w:tblCellMar>
+        <w:top w:w="0" w:type="dxa"/>
+        <w:left w:w="108" w:type="dxa"/>
+        <w:bottom w:w="0" w:type="dxa"/>
+        <w:right w:w="108" w:type="dxa"/>
+      </w:tblCellMar>
     </w:tblPr>
   </w:style>
   <w:style w:type="paragraph" w:styleId="TOC1">
@@ -14501,7 +14774,7 @@
       <w:kern w:val="36"/>
       <w:sz w:val="26"/>
       <w:szCs w:val="32"/>
-      <w:lang w:val="en" w:eastAsia="zh-CN"/>
+      <w:lang w:eastAsia="zh-CN"/>
       <w14:ligatures w14:val="none"/>
     </w:rPr>
   </w:style>
@@ -14830,6 +15103,956 @@
       <w:lang w:val="en-US" w:eastAsia="en-US"/>
     </w:rPr>
   </w:style>
+  <w:style w:type="paragraph" w:styleId="BalloonText">
+    <w:name w:val="Balloon Text"/>
+    <w:basedOn w:val="Normal"/>
+    <w:link w:val="BalloonTextChar"/>
+    <w:uiPriority w:val="99"/>
+    <w:semiHidden/>
+    <w:unhideWhenUsed/>
+    <w:rsid w:val="00B43176"/>
+    <w:rPr>
+      <w:rFonts w:ascii="Tahoma" w:hAnsi="Tahoma" w:cs="Tahoma"/>
+      <w:sz w:val="16"/>
+      <w:szCs w:val="16"/>
+    </w:rPr>
+  </w:style>
+  <w:style w:type="character" w:customStyle="1" w:styleId="BalloonTextChar">
+    <w:name w:val="Balloon Text Char"/>
+    <w:basedOn w:val="DefaultParagraphFont"/>
+    <w:link w:val="BalloonText"/>
+    <w:uiPriority w:val="99"/>
+    <w:semiHidden/>
+    <w:rsid w:val="00B43176"/>
+    <w:rPr>
+      <w:rFonts w:ascii="Tahoma" w:hAnsi="Tahoma" w:cs="Tahoma"/>
+      <w:kern w:val="2"/>
+      <w:sz w:val="16"/>
+      <w:szCs w:val="16"/>
+      <w14:ligatures w14:val="standardContextual"/>
+    </w:rPr>
+  </w:style>
+</w:styles>
+</file>
+
+<file path=word/stylesWithEffects.xml><?xml version="1.0" encoding="utf-8"?>
+<w:styles xmlns:wpc="http://schemas.microsoft.com/office/word/2010/wordprocessingCanvas" xmlns:mc="http://schemas.openxmlformats.org/markup-compatibility/2006" xmlns:o="urn:schemas-microsoft-com:office:office" xmlns:r="http://schemas.openxmlformats.org/officeDocument/2006/relationships" xmlns:m="http://schemas.openxmlformats.org/officeDocument/2006/math" xmlns:v="urn:schemas-microsoft-com:vml" xmlns:wp14="http://schemas.microsoft.com/office/word/2010/wordprocessingDrawing" xmlns:wp="http://schemas.openxmlformats.org/drawingml/2006/wordprocessingDrawing" xmlns:w10="urn:schemas-microsoft-com:office:word" xmlns:w="http://schemas.openxmlformats.org/wordprocessingml/2006/main" xmlns:w14="http://schemas.microsoft.com/office/word/2010/wordml" xmlns:wpg="http://schemas.microsoft.com/office/word/2010/wordprocessingGroup" xmlns:wpi="http://schemas.microsoft.com/office/word/2010/wordprocessingInk" xmlns:wne="http://schemas.microsoft.com/office/word/2006/wordml" xmlns:wps="http://schemas.microsoft.com/office/word/2010/wordprocessingShape" mc:Ignorable="w14 wp14">
+  <w:docDefaults>
+    <w:rPrDefault>
+      <w:rPr>
+        <w:rFonts w:asciiTheme="minorHAnsi" w:eastAsiaTheme="minorHAnsi" w:hAnsiTheme="minorHAnsi" w:cstheme="minorBidi"/>
+        <w:lang w:val="en-US" w:eastAsia="en-US" w:bidi="ar-SA"/>
+      </w:rPr>
+    </w:rPrDefault>
+    <w:pPrDefault/>
+  </w:docDefaults>
+  <w:latentStyles w:defLockedState="0" w:defUIPriority="99" w:defSemiHidden="1" w:defUnhideWhenUsed="1" w:defQFormat="0" w:count="267">
+    <w:lsdException w:name="Normal" w:semiHidden="0" w:uiPriority="0" w:unhideWhenUsed="0" w:qFormat="1"/>
+    <w:lsdException w:name="heading 1" w:semiHidden="0" w:uiPriority="9" w:unhideWhenUsed="0" w:qFormat="1"/>
+    <w:lsdException w:name="heading 2" w:semiHidden="0" w:uiPriority="9" w:qFormat="1"/>
+    <w:lsdException w:name="heading 3" w:semiHidden="0" w:uiPriority="9" w:qFormat="1"/>
+    <w:lsdException w:name="heading 4" w:semiHidden="0" w:uiPriority="9" w:unhideWhenUsed="0" w:qFormat="1"/>
+    <w:lsdException w:name="heading 5" w:uiPriority="9" w:qFormat="1"/>
+    <w:lsdException w:name="heading 6" w:semiHidden="0" w:uiPriority="0" w:unhideWhenUsed="0" w:qFormat="1"/>
+    <w:lsdException w:name="heading 7" w:uiPriority="9" w:qFormat="1"/>
+    <w:lsdException w:name="heading 8" w:uiPriority="9" w:qFormat="1"/>
+    <w:lsdException w:name="heading 9" w:uiPriority="9" w:qFormat="1"/>
+    <w:lsdException w:name="toc 1" w:semiHidden="0" w:uiPriority="39" w:qFormat="1"/>
+    <w:lsdException w:name="toc 2" w:semiHidden="0" w:uiPriority="39" w:qFormat="1"/>
+    <w:lsdException w:name="toc 3" w:semiHidden="0" w:uiPriority="39" w:qFormat="1"/>
+    <w:lsdException w:name="toc 4" w:uiPriority="39"/>
+    <w:lsdException w:name="toc 5" w:uiPriority="39"/>
+    <w:lsdException w:name="toc 6" w:uiPriority="39"/>
+    <w:lsdException w:name="toc 7" w:uiPriority="39"/>
+    <w:lsdException w:name="toc 8" w:uiPriority="39"/>
+    <w:lsdException w:name="toc 9" w:uiPriority="39"/>
+    <w:lsdException w:name="header" w:semiHidden="0" w:qFormat="1"/>
+    <w:lsdException w:name="footer" w:semiHidden="0" w:qFormat="1"/>
+    <w:lsdException w:name="caption" w:uiPriority="35" w:qFormat="1"/>
+    <w:lsdException w:name="Title" w:semiHidden="0" w:uiPriority="10" w:unhideWhenUsed="0" w:qFormat="1"/>
+    <w:lsdException w:name="Default Paragraph Font" w:uiPriority="1" w:qFormat="1"/>
+    <w:lsdException w:name="Body Text" w:uiPriority="1" w:qFormat="1"/>
+    <w:lsdException w:name="Subtitle" w:semiHidden="0" w:uiPriority="11" w:unhideWhenUsed="0" w:qFormat="1"/>
+    <w:lsdException w:name="Hyperlink" w:semiHidden="0" w:qFormat="1"/>
+    <w:lsdException w:name="Strong" w:semiHidden="0" w:uiPriority="22" w:unhideWhenUsed="0" w:qFormat="1"/>
+    <w:lsdException w:name="Emphasis" w:semiHidden="0" w:uiPriority="20" w:unhideWhenUsed="0" w:qFormat="1"/>
+    <w:lsdException w:name="Normal (Web)" w:semiHidden="0" w:qFormat="1"/>
+    <w:lsdException w:name="Normal Table" w:qFormat="1"/>
+    <w:lsdException w:name="Table Grid" w:semiHidden="0" w:uiPriority="39" w:unhideWhenUsed="0" w:qFormat="1"/>
+    <w:lsdException w:name="Placeholder Text" w:unhideWhenUsed="0"/>
+    <w:lsdException w:name="No Spacing" w:semiHidden="0" w:unhideWhenUsed="0"/>
+    <w:lsdException w:name="Light Shading" w:semiHidden="0" w:uiPriority="60" w:unhideWhenUsed="0"/>
+    <w:lsdException w:name="Light List" w:semiHidden="0" w:uiPriority="61" w:unhideWhenUsed="0"/>
+    <w:lsdException w:name="Light Grid" w:semiHidden="0" w:uiPriority="62" w:unhideWhenUsed="0"/>
+    <w:lsdException w:name="Medium Shading 1" w:semiHidden="0" w:uiPriority="63" w:unhideWhenUsed="0"/>
+    <w:lsdException w:name="Medium Shading 2" w:semiHidden="0" w:uiPriority="64" w:unhideWhenUsed="0"/>
+    <w:lsdException w:name="Medium List 1" w:semiHidden="0" w:uiPriority="65" w:unhideWhenUsed="0"/>
+    <w:lsdException w:name="Medium List 2" w:semiHidden="0" w:uiPriority="66" w:unhideWhenUsed="0"/>
+    <w:lsdException w:name="Medium Grid 1" w:semiHidden="0" w:uiPriority="67" w:unhideWhenUsed="0"/>
+    <w:lsdException w:name="Medium Grid 2" w:semiHidden="0" w:uiPriority="68" w:unhideWhenUsed="0"/>
+    <w:lsdException w:name="Medium Grid 3" w:semiHidden="0" w:uiPriority="69" w:unhideWhenUsed="0"/>
+    <w:lsdException w:name="Dark List" w:semiHidden="0" w:uiPriority="70" w:unhideWhenUsed="0"/>
+    <w:lsdException w:name="Colorful Shading" w:semiHidden="0" w:uiPriority="71" w:unhideWhenUsed="0"/>
+    <w:lsdException w:name="Colorful List" w:semiHidden="0" w:uiPriority="72" w:unhideWhenUsed="0"/>
+    <w:lsdException w:name="Colorful Grid" w:semiHidden="0" w:uiPriority="73" w:unhideWhenUsed="0"/>
+    <w:lsdException w:name="Light Shading Accent 1" w:semiHidden="0" w:uiPriority="60" w:unhideWhenUsed="0"/>
+    <w:lsdException w:name="Light List Accent 1" w:semiHidden="0" w:uiPriority="61" w:unhideWhenUsed="0"/>
+    <w:lsdException w:name="Light Grid Accent 1" w:semiHidden="0" w:uiPriority="62" w:unhideWhenUsed="0"/>
+    <w:lsdException w:name="Medium Shading 1 Accent 1" w:semiHidden="0" w:uiPriority="63" w:unhideWhenUsed="0"/>
+    <w:lsdException w:name="Medium Shading 2 Accent 1" w:semiHidden="0" w:uiPriority="64" w:unhideWhenUsed="0"/>
+    <w:lsdException w:name="Medium List 1 Accent 1" w:semiHidden="0" w:uiPriority="65" w:unhideWhenUsed="0"/>
+    <w:lsdException w:name="Revision" w:unhideWhenUsed="0"/>
+    <w:lsdException w:name="List Paragraph" w:semiHidden="0" w:uiPriority="34" w:unhideWhenUsed="0" w:qFormat="1"/>
+    <w:lsdException w:name="Quote" w:semiHidden="0" w:unhideWhenUsed="0"/>
+    <w:lsdException w:name="Intense Quote" w:semiHidden="0" w:unhideWhenUsed="0"/>
+    <w:lsdException w:name="Medium List 2 Accent 1" w:semiHidden="0" w:uiPriority="66" w:unhideWhenUsed="0"/>
+    <w:lsdException w:name="Medium Grid 1 Accent 1" w:semiHidden="0" w:uiPriority="67" w:unhideWhenUsed="0"/>
+    <w:lsdException w:name="Medium Grid 2 Accent 1" w:semiHidden="0" w:uiPriority="68" w:unhideWhenUsed="0"/>
+    <w:lsdException w:name="Medium Grid 3 Accent 1" w:semiHidden="0" w:uiPriority="69" w:unhideWhenUsed="0"/>
+    <w:lsdException w:name="Dark List Accent 1" w:semiHidden="0" w:uiPriority="70" w:unhideWhenUsed="0"/>
+    <w:lsdException w:name="Colorful Shading Accent 1" w:semiHidden="0" w:uiPriority="71" w:unhideWhenUsed="0"/>
+    <w:lsdException w:name="Colorful List Accent 1" w:semiHidden="0" w:uiPriority="72" w:unhideWhenUsed="0"/>
+    <w:lsdException w:name="Colorful Grid Accent 1" w:semiHidden="0" w:uiPriority="73" w:unhideWhenUsed="0"/>
+    <w:lsdException w:name="Light Shading Accent 2" w:semiHidden="0" w:uiPriority="60" w:unhideWhenUsed="0"/>
+    <w:lsdException w:name="Light List Accent 2" w:semiHidden="0" w:uiPriority="61" w:unhideWhenUsed="0"/>
+    <w:lsdException w:name="Light Grid Accent 2" w:semiHidden="0" w:uiPriority="62" w:unhideWhenUsed="0"/>
+    <w:lsdException w:name="Medium Shading 1 Accent 2" w:semiHidden="0" w:uiPriority="63" w:unhideWhenUsed="0"/>
+    <w:lsdException w:name="Medium Shading 2 Accent 2" w:semiHidden="0" w:uiPriority="64" w:unhideWhenUsed="0"/>
+    <w:lsdException w:name="Medium List 1 Accent 2" w:semiHidden="0" w:uiPriority="65" w:unhideWhenUsed="0"/>
+    <w:lsdException w:name="Medium List 2 Accent 2" w:semiHidden="0" w:uiPriority="66" w:unhideWhenUsed="0"/>
+    <w:lsdException w:name="Medium Grid 1 Accent 2" w:semiHidden="0" w:uiPriority="67" w:unhideWhenUsed="0"/>
+    <w:lsdException w:name="Medium Grid 2 Accent 2" w:semiHidden="0" w:uiPriority="68" w:unhideWhenUsed="0"/>
+    <w:lsdException w:name="Medium Grid 3 Accent 2" w:semiHidden="0" w:uiPriority="69" w:unhideWhenUsed="0"/>
+    <w:lsdException w:name="Dark List Accent 2" w:semiHidden="0" w:uiPriority="70" w:unhideWhenUsed="0"/>
+    <w:lsdException w:name="Colorful Shading Accent 2" w:semiHidden="0" w:uiPriority="71" w:unhideWhenUsed="0"/>
+    <w:lsdException w:name="Colorful List Accent 2" w:semiHidden="0" w:uiPriority="72" w:unhideWhenUsed="0"/>
+    <w:lsdException w:name="Colorful Grid Accent 2" w:semiHidden="0" w:uiPriority="73" w:unhideWhenUsed="0"/>
+    <w:lsdException w:name="Light Shading Accent 3" w:semiHidden="0" w:uiPriority="60" w:unhideWhenUsed="0"/>
+    <w:lsdException w:name="Light List Accent 3" w:semiHidden="0" w:uiPriority="61" w:unhideWhenUsed="0"/>
+    <w:lsdException w:name="Light Grid Accent 3" w:semiHidden="0" w:uiPriority="62" w:unhideWhenUsed="0"/>
+    <w:lsdException w:name="Medium Shading 1 Accent 3" w:semiHidden="0" w:uiPriority="63" w:unhideWhenUsed="0"/>
+    <w:lsdException w:name="Medium Shading 2 Accent 3" w:semiHidden="0" w:uiPriority="64" w:unhideWhenUsed="0"/>
+    <w:lsdException w:name="Medium List 1 Accent 3" w:semiHidden="0" w:uiPriority="65" w:unhideWhenUsed="0"/>
+    <w:lsdException w:name="Medium List 2 Accent 3" w:semiHidden="0" w:uiPriority="66" w:unhideWhenUsed="0"/>
+    <w:lsdException w:name="Medium Grid 1 Accent 3" w:semiHidden="0" w:uiPriority="67" w:unhideWhenUsed="0"/>
+    <w:lsdException w:name="Medium Grid 2 Accent 3" w:semiHidden="0" w:uiPriority="68" w:unhideWhenUsed="0"/>
+    <w:lsdException w:name="Medium Grid 3 Accent 3" w:semiHidden="0" w:uiPriority="69" w:unhideWhenUsed="0"/>
+    <w:lsdException w:name="Dark List Accent 3" w:semiHidden="0" w:uiPriority="70" w:unhideWhenUsed="0"/>
+    <w:lsdException w:name="Colorful Shading Accent 3" w:semiHidden="0" w:uiPriority="71" w:unhideWhenUsed="0"/>
+    <w:lsdException w:name="Colorful List Accent 3" w:semiHidden="0" w:uiPriority="72" w:unhideWhenUsed="0"/>
+    <w:lsdException w:name="Colorful Grid Accent 3" w:semiHidden="0" w:uiPriority="73" w:unhideWhenUsed="0"/>
+    <w:lsdException w:name="Light Shading Accent 4" w:semiHidden="0" w:uiPriority="60" w:unhideWhenUsed="0"/>
+    <w:lsdException w:name="Light List Accent 4" w:semiHidden="0" w:uiPriority="61" w:unhideWhenUsed="0"/>
+    <w:lsdException w:name="Light Grid Accent 4" w:semiHidden="0" w:uiPriority="62" w:unhideWhenUsed="0"/>
+    <w:lsdException w:name="Medium Shading 1 Accent 4" w:semiHidden="0" w:uiPriority="63" w:unhideWhenUsed="0"/>
+    <w:lsdException w:name="Medium Shading 2 Accent 4" w:semiHidden="0" w:uiPriority="64" w:unhideWhenUsed="0"/>
+    <w:lsdException w:name="Medium List 1 Accent 4" w:semiHidden="0" w:uiPriority="65" w:unhideWhenUsed="0"/>
+    <w:lsdException w:name="Medium List 2 Accent 4" w:semiHidden="0" w:uiPriority="66" w:unhideWhenUsed="0"/>
+    <w:lsdException w:name="Medium Grid 1 Accent 4" w:semiHidden="0" w:uiPriority="67" w:unhideWhenUsed="0"/>
+    <w:lsdException w:name="Medium Grid 2 Accent 4" w:semiHidden="0" w:uiPriority="68" w:unhideWhenUsed="0"/>
+    <w:lsdException w:name="Medium Grid 3 Accent 4" w:semiHidden="0" w:uiPriority="69" w:unhideWhenUsed="0"/>
+    <w:lsdException w:name="Dark List Accent 4" w:semiHidden="0" w:uiPriority="70" w:unhideWhenUsed="0"/>
+    <w:lsdException w:name="Colorful Shading Accent 4" w:semiHidden="0" w:uiPriority="71" w:unhideWhenUsed="0"/>
+    <w:lsdException w:name="Colorful List Accent 4" w:semiHidden="0" w:uiPriority="72" w:unhideWhenUsed="0"/>
+    <w:lsdException w:name="Colorful Grid Accent 4" w:semiHidden="0" w:uiPriority="73" w:unhideWhenUsed="0"/>
+    <w:lsdException w:name="Light Shading Accent 5" w:semiHidden="0" w:uiPriority="60" w:unhideWhenUsed="0"/>
+    <w:lsdException w:name="Light List Accent 5" w:semiHidden="0" w:uiPriority="61" w:unhideWhenUsed="0"/>
+    <w:lsdException w:name="Light Grid Accent 5" w:semiHidden="0" w:uiPriority="62" w:unhideWhenUsed="0"/>
+    <w:lsdException w:name="Medium Shading 1 Accent 5" w:semiHidden="0" w:uiPriority="63" w:unhideWhenUsed="0"/>
+    <w:lsdException w:name="Medium Shading 2 Accent 5" w:semiHidden="0" w:uiPriority="64" w:unhideWhenUsed="0"/>
+    <w:lsdException w:name="Medium List 1 Accent 5" w:semiHidden="0" w:uiPriority="65" w:unhideWhenUsed="0"/>
+    <w:lsdException w:name="Medium List 2 Accent 5" w:semiHidden="0" w:uiPriority="66" w:unhideWhenUsed="0"/>
+    <w:lsdException w:name="Medium Grid 1 Accent 5" w:semiHidden="0" w:uiPriority="67" w:unhideWhenUsed="0"/>
+    <w:lsdException w:name="Medium Grid 2 Accent 5" w:semiHidden="0" w:uiPriority="68" w:unhideWhenUsed="0"/>
+    <w:lsdException w:name="Medium Grid 3 Accent 5" w:semiHidden="0" w:uiPriority="69" w:unhideWhenUsed="0"/>
+    <w:lsdException w:name="Dark List Accent 5" w:semiHidden="0" w:uiPriority="70" w:unhideWhenUsed="0"/>
+    <w:lsdException w:name="Colorful Shading Accent 5" w:semiHidden="0" w:uiPriority="71" w:unhideWhenUsed="0"/>
+    <w:lsdException w:name="Colorful List Accent 5" w:semiHidden="0" w:uiPriority="72" w:unhideWhenUsed="0"/>
+    <w:lsdException w:name="Colorful Grid Accent 5" w:semiHidden="0" w:uiPriority="73" w:unhideWhenUsed="0"/>
+    <w:lsdException w:name="Light Shading Accent 6" w:semiHidden="0" w:uiPriority="60" w:unhideWhenUsed="0"/>
+    <w:lsdException w:name="Light List Accent 6" w:semiHidden="0" w:uiPriority="61" w:unhideWhenUsed="0"/>
+    <w:lsdException w:name="Light Grid Accent 6" w:semiHidden="0" w:uiPriority="62" w:unhideWhenUsed="0"/>
+    <w:lsdException w:name="Medium Shading 1 Accent 6" w:semiHidden="0" w:uiPriority="63" w:unhideWhenUsed="0"/>
+    <w:lsdException w:name="Medium Shading 2 Accent 6" w:semiHidden="0" w:uiPriority="64" w:unhideWhenUsed="0"/>
+    <w:lsdException w:name="Medium List 1 Accent 6" w:semiHidden="0" w:uiPriority="65" w:unhideWhenUsed="0"/>
+    <w:lsdException w:name="Medium List 2 Accent 6" w:semiHidden="0" w:uiPriority="66" w:unhideWhenUsed="0"/>
+    <w:lsdException w:name="Medium Grid 1 Accent 6" w:semiHidden="0" w:uiPriority="67" w:unhideWhenUsed="0"/>
+    <w:lsdException w:name="Medium Grid 2 Accent 6" w:semiHidden="0" w:uiPriority="68" w:unhideWhenUsed="0"/>
+    <w:lsdException w:name="Medium Grid 3 Accent 6" w:semiHidden="0" w:uiPriority="69" w:unhideWhenUsed="0"/>
+    <w:lsdException w:name="Dark List Accent 6" w:semiHidden="0" w:uiPriority="70" w:unhideWhenUsed="0"/>
+    <w:lsdException w:name="Colorful Shading Accent 6" w:semiHidden="0" w:uiPriority="71" w:unhideWhenUsed="0"/>
+    <w:lsdException w:name="Colorful List Accent 6" w:semiHidden="0" w:uiPriority="72" w:unhideWhenUsed="0"/>
+    <w:lsdException w:name="Colorful Grid Accent 6" w:semiHidden="0" w:uiPriority="73" w:unhideWhenUsed="0"/>
+    <w:lsdException w:name="Subtle Emphasis" w:semiHidden="0" w:uiPriority="19" w:unhideWhenUsed="0" w:qFormat="1"/>
+    <w:lsdException w:name="Intense Emphasis" w:semiHidden="0" w:uiPriority="21" w:unhideWhenUsed="0" w:qFormat="1"/>
+    <w:lsdException w:name="Subtle Reference" w:semiHidden="0" w:uiPriority="31" w:unhideWhenUsed="0" w:qFormat="1"/>
+    <w:lsdException w:name="Intense Reference" w:semiHidden="0" w:uiPriority="32" w:unhideWhenUsed="0" w:qFormat="1"/>
+    <w:lsdException w:name="Book Title" w:semiHidden="0" w:uiPriority="33" w:unhideWhenUsed="0" w:qFormat="1"/>
+    <w:lsdException w:name="Bibliography" w:uiPriority="37"/>
+    <w:lsdException w:name="TOC Heading" w:uiPriority="39" w:qFormat="1"/>
+  </w:latentStyles>
+  <w:style w:type="paragraph" w:default="1" w:styleId="Normal">
+    <w:name w:val="Normal"/>
+    <w:qFormat/>
+    <w:rPr>
+      <w:kern w:val="2"/>
+      <w:sz w:val="24"/>
+      <w:szCs w:val="24"/>
+      <w14:ligatures w14:val="standardContextual"/>
+    </w:rPr>
+  </w:style>
+  <w:style w:type="paragraph" w:styleId="Heading1">
+    <w:name w:val="heading 1"/>
+    <w:basedOn w:val="Normal"/>
+    <w:link w:val="Heading1Char"/>
+    <w:autoRedefine/>
+    <w:uiPriority w:val="9"/>
+    <w:qFormat/>
+    <w:pPr>
+      <w:spacing w:before="120" w:after="120" w:line="380" w:lineRule="exact"/>
+      <w:ind w:left="714" w:hanging="357"/>
+      <w:outlineLvl w:val="0"/>
+    </w:pPr>
+    <w:rPr>
+      <w:rFonts w:ascii="Times New Roman" w:eastAsia="Times New Roman" w:hAnsi="Times New Roman" w:cs="Times New Roman"/>
+      <w:b/>
+      <w:bCs/>
+      <w:color w:val="000000" w:themeColor="text1"/>
+      <w:kern w:val="36"/>
+      <w:sz w:val="26"/>
+      <w:szCs w:val="32"/>
+      <w:lang w:eastAsia="zh-CN"/>
+      <w14:ligatures w14:val="none"/>
+    </w:rPr>
+  </w:style>
+  <w:style w:type="paragraph" w:styleId="Heading2">
+    <w:name w:val="heading 2"/>
+    <w:basedOn w:val="Normal"/>
+    <w:next w:val="Normal"/>
+    <w:link w:val="Heading2Char"/>
+    <w:uiPriority w:val="9"/>
+    <w:unhideWhenUsed/>
+    <w:qFormat/>
+    <w:pPr>
+      <w:keepNext/>
+      <w:tabs>
+        <w:tab w:val="left" w:pos="1440"/>
+      </w:tabs>
+      <w:spacing w:before="120" w:after="120" w:line="380" w:lineRule="exact"/>
+      <w:ind w:left="1440" w:hanging="720"/>
+      <w:outlineLvl w:val="1"/>
+    </w:pPr>
+    <w:rPr>
+      <w:rFonts w:ascii="Times New Roman" w:eastAsiaTheme="majorEastAsia" w:hAnsi="Times New Roman" w:cstheme="majorBidi"/>
+      <w:b/>
+      <w:bCs/>
+      <w:iCs/>
+      <w:kern w:val="0"/>
+      <w:sz w:val="26"/>
+      <w:szCs w:val="26"/>
+      <w14:ligatures w14:val="none"/>
+    </w:rPr>
+  </w:style>
+  <w:style w:type="paragraph" w:styleId="Heading3">
+    <w:name w:val="heading 3"/>
+    <w:basedOn w:val="Normal"/>
+    <w:next w:val="Normal"/>
+    <w:link w:val="Heading3Char"/>
+    <w:uiPriority w:val="9"/>
+    <w:unhideWhenUsed/>
+    <w:qFormat/>
+    <w:pPr>
+      <w:keepNext/>
+      <w:tabs>
+        <w:tab w:val="left" w:pos="2160"/>
+      </w:tabs>
+      <w:spacing w:before="240" w:after="60"/>
+      <w:ind w:left="2160" w:hanging="720"/>
+      <w:outlineLvl w:val="2"/>
+    </w:pPr>
+    <w:rPr>
+      <w:rFonts w:ascii="Times New Roman" w:eastAsiaTheme="majorEastAsia" w:hAnsi="Times New Roman" w:cstheme="majorBidi"/>
+      <w:b/>
+      <w:bCs/>
+      <w:kern w:val="0"/>
+      <w:sz w:val="26"/>
+      <w:szCs w:val="26"/>
+      <w14:ligatures w14:val="none"/>
+    </w:rPr>
+  </w:style>
+  <w:style w:type="paragraph" w:styleId="Heading4">
+    <w:name w:val="heading 4"/>
+    <w:basedOn w:val="Normal"/>
+    <w:link w:val="Heading4Char"/>
+    <w:uiPriority w:val="9"/>
+    <w:qFormat/>
+    <w:pPr>
+      <w:spacing w:before="100" w:beforeAutospacing="1" w:after="100" w:afterAutospacing="1"/>
+      <w:outlineLvl w:val="3"/>
+    </w:pPr>
+    <w:rPr>
+      <w:rFonts w:ascii="Times New Roman" w:eastAsia="Times New Roman" w:hAnsi="Times New Roman" w:cs="Times New Roman"/>
+      <w:b/>
+      <w:bCs/>
+      <w:kern w:val="0"/>
+      <w:sz w:val="26"/>
+      <w14:ligatures w14:val="none"/>
+    </w:rPr>
+  </w:style>
+  <w:style w:type="paragraph" w:styleId="Heading5">
+    <w:name w:val="heading 5"/>
+    <w:basedOn w:val="Normal"/>
+    <w:next w:val="Normal"/>
+    <w:link w:val="Heading5Char"/>
+    <w:uiPriority w:val="9"/>
+    <w:semiHidden/>
+    <w:unhideWhenUsed/>
+    <w:qFormat/>
+    <w:pPr>
+      <w:tabs>
+        <w:tab w:val="left" w:pos="3600"/>
+      </w:tabs>
+      <w:spacing w:before="240" w:after="60"/>
+      <w:ind w:left="3600" w:hanging="720"/>
+      <w:outlineLvl w:val="4"/>
+    </w:pPr>
+    <w:rPr>
+      <w:rFonts w:eastAsiaTheme="minorEastAsia"/>
+      <w:b/>
+      <w:bCs/>
+      <w:i/>
+      <w:iCs/>
+      <w:kern w:val="0"/>
+      <w:sz w:val="26"/>
+      <w:szCs w:val="26"/>
+      <w14:ligatures w14:val="none"/>
+    </w:rPr>
+  </w:style>
+  <w:style w:type="paragraph" w:styleId="Heading6">
+    <w:name w:val="heading 6"/>
+    <w:basedOn w:val="Normal"/>
+    <w:next w:val="Normal"/>
+    <w:link w:val="Heading6Char"/>
+    <w:qFormat/>
+    <w:pPr>
+      <w:tabs>
+        <w:tab w:val="left" w:pos="4320"/>
+      </w:tabs>
+      <w:spacing w:before="240" w:after="60"/>
+      <w:ind w:left="4320" w:hanging="720"/>
+      <w:outlineLvl w:val="5"/>
+    </w:pPr>
+    <w:rPr>
+      <w:rFonts w:ascii="Times New Roman" w:eastAsia="Times New Roman" w:hAnsi="Times New Roman" w:cs="Times New Roman"/>
+      <w:b/>
+      <w:bCs/>
+      <w:kern w:val="0"/>
+      <w:sz w:val="22"/>
+      <w:szCs w:val="22"/>
+      <w14:ligatures w14:val="none"/>
+    </w:rPr>
+  </w:style>
+  <w:style w:type="paragraph" w:styleId="Heading7">
+    <w:name w:val="heading 7"/>
+    <w:basedOn w:val="Normal"/>
+    <w:next w:val="Normal"/>
+    <w:link w:val="Heading7Char"/>
+    <w:uiPriority w:val="9"/>
+    <w:semiHidden/>
+    <w:unhideWhenUsed/>
+    <w:qFormat/>
+    <w:pPr>
+      <w:tabs>
+        <w:tab w:val="left" w:pos="5040"/>
+      </w:tabs>
+      <w:spacing w:before="240" w:after="60"/>
+      <w:ind w:left="5040" w:hanging="720"/>
+      <w:outlineLvl w:val="6"/>
+    </w:pPr>
+    <w:rPr>
+      <w:rFonts w:eastAsiaTheme="minorEastAsia"/>
+      <w:kern w:val="0"/>
+      <w14:ligatures w14:val="none"/>
+    </w:rPr>
+  </w:style>
+  <w:style w:type="paragraph" w:styleId="Heading8">
+    <w:name w:val="heading 8"/>
+    <w:basedOn w:val="Normal"/>
+    <w:next w:val="Normal"/>
+    <w:link w:val="Heading8Char"/>
+    <w:uiPriority w:val="9"/>
+    <w:semiHidden/>
+    <w:unhideWhenUsed/>
+    <w:qFormat/>
+    <w:pPr>
+      <w:tabs>
+        <w:tab w:val="left" w:pos="5760"/>
+      </w:tabs>
+      <w:spacing w:before="240" w:after="60"/>
+      <w:ind w:left="5760" w:hanging="720"/>
+      <w:outlineLvl w:val="7"/>
+    </w:pPr>
+    <w:rPr>
+      <w:rFonts w:eastAsiaTheme="minorEastAsia"/>
+      <w:i/>
+      <w:iCs/>
+      <w:kern w:val="0"/>
+      <w14:ligatures w14:val="none"/>
+    </w:rPr>
+  </w:style>
+  <w:style w:type="paragraph" w:styleId="Heading9">
+    <w:name w:val="heading 9"/>
+    <w:basedOn w:val="Normal"/>
+    <w:next w:val="Normal"/>
+    <w:link w:val="Heading9Char"/>
+    <w:uiPriority w:val="9"/>
+    <w:semiHidden/>
+    <w:unhideWhenUsed/>
+    <w:qFormat/>
+    <w:pPr>
+      <w:tabs>
+        <w:tab w:val="left" w:pos="6480"/>
+      </w:tabs>
+      <w:spacing w:before="240" w:after="60"/>
+      <w:ind w:left="6480" w:hanging="720"/>
+      <w:outlineLvl w:val="8"/>
+    </w:pPr>
+    <w:rPr>
+      <w:rFonts w:asciiTheme="majorHAnsi" w:eastAsiaTheme="majorEastAsia" w:hAnsiTheme="majorHAnsi" w:cstheme="majorBidi"/>
+      <w:kern w:val="0"/>
+      <w:sz w:val="22"/>
+      <w:szCs w:val="22"/>
+      <w14:ligatures w14:val="none"/>
+    </w:rPr>
+  </w:style>
+  <w:style w:type="character" w:default="1" w:styleId="DefaultParagraphFont">
+    <w:name w:val="Default Paragraph Font"/>
+    <w:uiPriority w:val="1"/>
+    <w:semiHidden/>
+    <w:unhideWhenUsed/>
+  </w:style>
+  <w:style w:type="table" w:default="1" w:styleId="TableNormal">
+    <w:name w:val="Normal Table"/>
+    <w:uiPriority w:val="99"/>
+    <w:semiHidden/>
+    <w:unhideWhenUsed/>
+    <w:tblPr>
+      <w:tblInd w:w="0" w:type="dxa"/>
+      <w:tblCellMar>
+        <w:top w:w="0" w:type="dxa"/>
+        <w:left w:w="108" w:type="dxa"/>
+        <w:bottom w:w="0" w:type="dxa"/>
+        <w:right w:w="108" w:type="dxa"/>
+      </w:tblCellMar>
+    </w:tblPr>
+  </w:style>
+  <w:style w:type="numbering" w:default="1" w:styleId="NoList">
+    <w:name w:val="No List"/>
+    <w:uiPriority w:val="99"/>
+    <w:semiHidden/>
+    <w:unhideWhenUsed/>
+  </w:style>
+  <w:style w:type="paragraph" w:styleId="Footer">
+    <w:name w:val="footer"/>
+    <w:basedOn w:val="Normal"/>
+    <w:link w:val="FooterChar"/>
+    <w:uiPriority w:val="99"/>
+    <w:unhideWhenUsed/>
+    <w:qFormat/>
+    <w:pPr>
+      <w:tabs>
+        <w:tab w:val="center" w:pos="4680"/>
+        <w:tab w:val="right" w:pos="9360"/>
+      </w:tabs>
+    </w:pPr>
+  </w:style>
+  <w:style w:type="paragraph" w:styleId="Header">
+    <w:name w:val="header"/>
+    <w:basedOn w:val="Normal"/>
+    <w:link w:val="HeaderChar"/>
+    <w:uiPriority w:val="99"/>
+    <w:unhideWhenUsed/>
+    <w:qFormat/>
+    <w:pPr>
+      <w:tabs>
+        <w:tab w:val="center" w:pos="4680"/>
+        <w:tab w:val="right" w:pos="9360"/>
+      </w:tabs>
+    </w:pPr>
+  </w:style>
+  <w:style w:type="character" w:styleId="Hyperlink">
+    <w:name w:val="Hyperlink"/>
+    <w:basedOn w:val="DefaultParagraphFont"/>
+    <w:uiPriority w:val="99"/>
+    <w:unhideWhenUsed/>
+    <w:qFormat/>
+    <w:rPr>
+      <w:color w:val="0563C1" w:themeColor="hyperlink"/>
+      <w:u w:val="single"/>
+    </w:rPr>
+  </w:style>
+  <w:style w:type="paragraph" w:styleId="NormalWeb">
+    <w:name w:val="Normal (Web)"/>
+    <w:basedOn w:val="Normal"/>
+    <w:uiPriority w:val="99"/>
+    <w:unhideWhenUsed/>
+    <w:qFormat/>
+    <w:pPr>
+      <w:spacing w:before="100" w:beforeAutospacing="1" w:after="100" w:afterAutospacing="1"/>
+    </w:pPr>
+    <w:rPr>
+      <w:rFonts w:ascii="Times New Roman" w:eastAsia="Times New Roman" w:hAnsi="Times New Roman" w:cs="Times New Roman"/>
+      <w:kern w:val="0"/>
+      <w14:ligatures w14:val="none"/>
+    </w:rPr>
+  </w:style>
+  <w:style w:type="character" w:styleId="Strong">
+    <w:name w:val="Strong"/>
+    <w:basedOn w:val="DefaultParagraphFont"/>
+    <w:uiPriority w:val="22"/>
+    <w:qFormat/>
+    <w:rPr>
+      <w:b/>
+      <w:bCs/>
+    </w:rPr>
+  </w:style>
+  <w:style w:type="table" w:styleId="TableGrid">
+    <w:name w:val="Table Grid"/>
+    <w:basedOn w:val="TableNormal"/>
+    <w:uiPriority w:val="39"/>
+    <w:qFormat/>
+    <w:rPr>
+      <w:sz w:val="22"/>
+      <w:szCs w:val="22"/>
+    </w:rPr>
+    <w:tblPr>
+      <w:tblInd w:w="0" w:type="dxa"/>
+      <w:tblBorders>
+        <w:top w:val="single" w:sz="4" w:space="0" w:color="auto"/>
+        <w:left w:val="single" w:sz="4" w:space="0" w:color="auto"/>
+        <w:bottom w:val="single" w:sz="4" w:space="0" w:color="auto"/>
+        <w:right w:val="single" w:sz="4" w:space="0" w:color="auto"/>
+        <w:insideH w:val="single" w:sz="4" w:space="0" w:color="auto"/>
+        <w:insideV w:val="single" w:sz="4" w:space="0" w:color="auto"/>
+      </w:tblBorders>
+      <w:tblCellMar>
+        <w:top w:w="0" w:type="dxa"/>
+        <w:left w:w="108" w:type="dxa"/>
+        <w:bottom w:w="0" w:type="dxa"/>
+        <w:right w:w="108" w:type="dxa"/>
+      </w:tblCellMar>
+    </w:tblPr>
+  </w:style>
+  <w:style w:type="paragraph" w:styleId="TOC1">
+    <w:name w:val="toc 1"/>
+    <w:basedOn w:val="Normal"/>
+    <w:next w:val="Normal"/>
+    <w:autoRedefine/>
+    <w:uiPriority w:val="39"/>
+    <w:unhideWhenUsed/>
+    <w:qFormat/>
+    <w:pPr>
+      <w:spacing w:after="100"/>
+    </w:pPr>
+  </w:style>
+  <w:style w:type="paragraph" w:styleId="TOC2">
+    <w:name w:val="toc 2"/>
+    <w:basedOn w:val="Normal"/>
+    <w:next w:val="Normal"/>
+    <w:autoRedefine/>
+    <w:uiPriority w:val="39"/>
+    <w:unhideWhenUsed/>
+    <w:qFormat/>
+    <w:pPr>
+      <w:spacing w:after="100"/>
+      <w:ind w:left="240"/>
+    </w:pPr>
+  </w:style>
+  <w:style w:type="paragraph" w:styleId="TOC3">
+    <w:name w:val="toc 3"/>
+    <w:basedOn w:val="Normal"/>
+    <w:next w:val="Normal"/>
+    <w:autoRedefine/>
+    <w:uiPriority w:val="39"/>
+    <w:unhideWhenUsed/>
+    <w:qFormat/>
+    <w:pPr>
+      <w:spacing w:after="100"/>
+      <w:ind w:left="480"/>
+    </w:pPr>
+  </w:style>
+  <w:style w:type="character" w:customStyle="1" w:styleId="Heading1Char">
+    <w:name w:val="Heading 1 Char"/>
+    <w:basedOn w:val="DefaultParagraphFont"/>
+    <w:link w:val="Heading1"/>
+    <w:uiPriority w:val="9"/>
+    <w:qFormat/>
+    <w:rPr>
+      <w:rFonts w:ascii="Times New Roman" w:eastAsia="Times New Roman" w:hAnsi="Times New Roman" w:cs="Times New Roman"/>
+      <w:b/>
+      <w:bCs/>
+      <w:color w:val="000000" w:themeColor="text1"/>
+      <w:kern w:val="36"/>
+      <w:sz w:val="26"/>
+      <w:szCs w:val="32"/>
+      <w:lang w:eastAsia="zh-CN"/>
+      <w14:ligatures w14:val="none"/>
+    </w:rPr>
+  </w:style>
+  <w:style w:type="character" w:customStyle="1" w:styleId="InternetLink">
+    <w:name w:val="Internet Link"/>
+    <w:basedOn w:val="DefaultParagraphFont"/>
+    <w:uiPriority w:val="99"/>
+    <w:unhideWhenUsed/>
+    <w:qFormat/>
+    <w:rPr>
+      <w:color w:val="0563C1" w:themeColor="hyperlink"/>
+      <w:u w:val="single"/>
+    </w:rPr>
+  </w:style>
+  <w:style w:type="paragraph" w:styleId="ListParagraph">
+    <w:name w:val="List Paragraph"/>
+    <w:basedOn w:val="Normal"/>
+    <w:link w:val="ListParagraphChar"/>
+    <w:uiPriority w:val="34"/>
+    <w:qFormat/>
+    <w:pPr>
+      <w:spacing w:after="160" w:line="259" w:lineRule="auto"/>
+      <w:ind w:left="720"/>
+      <w:contextualSpacing/>
+    </w:pPr>
+    <w:rPr>
+      <w:kern w:val="0"/>
+      <w:sz w:val="22"/>
+      <w:szCs w:val="22"/>
+      <w14:ligatures w14:val="none"/>
+    </w:rPr>
+  </w:style>
+  <w:style w:type="character" w:customStyle="1" w:styleId="Heading4Char">
+    <w:name w:val="Heading 4 Char"/>
+    <w:basedOn w:val="DefaultParagraphFont"/>
+    <w:link w:val="Heading4"/>
+    <w:uiPriority w:val="9"/>
+    <w:qFormat/>
+    <w:rPr>
+      <w:rFonts w:ascii="Times New Roman" w:eastAsia="Times New Roman" w:hAnsi="Times New Roman" w:cs="Times New Roman"/>
+      <w:b/>
+      <w:bCs/>
+      <w:kern w:val="0"/>
+      <w:sz w:val="26"/>
+      <w14:ligatures w14:val="none"/>
+    </w:rPr>
+  </w:style>
+  <w:style w:type="character" w:customStyle="1" w:styleId="Heading2Char">
+    <w:name w:val="Heading 2 Char"/>
+    <w:basedOn w:val="DefaultParagraphFont"/>
+    <w:link w:val="Heading2"/>
+    <w:uiPriority w:val="9"/>
+    <w:qFormat/>
+    <w:rPr>
+      <w:rFonts w:ascii="Times New Roman" w:eastAsiaTheme="majorEastAsia" w:hAnsi="Times New Roman" w:cstheme="majorBidi"/>
+      <w:b/>
+      <w:bCs/>
+      <w:iCs/>
+      <w:kern w:val="0"/>
+      <w:sz w:val="26"/>
+      <w:szCs w:val="26"/>
+      <w14:ligatures w14:val="none"/>
+    </w:rPr>
+  </w:style>
+  <w:style w:type="character" w:customStyle="1" w:styleId="Heading3Char">
+    <w:name w:val="Heading 3 Char"/>
+    <w:basedOn w:val="DefaultParagraphFont"/>
+    <w:link w:val="Heading3"/>
+    <w:uiPriority w:val="9"/>
+    <w:qFormat/>
+    <w:rPr>
+      <w:rFonts w:ascii="Times New Roman" w:eastAsiaTheme="majorEastAsia" w:hAnsi="Times New Roman" w:cstheme="majorBidi"/>
+      <w:b/>
+      <w:bCs/>
+      <w:kern w:val="0"/>
+      <w:sz w:val="26"/>
+      <w:szCs w:val="26"/>
+      <w14:ligatures w14:val="none"/>
+    </w:rPr>
+  </w:style>
+  <w:style w:type="character" w:customStyle="1" w:styleId="Heading5Char">
+    <w:name w:val="Heading 5 Char"/>
+    <w:basedOn w:val="DefaultParagraphFont"/>
+    <w:link w:val="Heading5"/>
+    <w:uiPriority w:val="9"/>
+    <w:semiHidden/>
+    <w:qFormat/>
+    <w:rPr>
+      <w:rFonts w:eastAsiaTheme="minorEastAsia"/>
+      <w:b/>
+      <w:bCs/>
+      <w:i/>
+      <w:iCs/>
+      <w:kern w:val="0"/>
+      <w:sz w:val="26"/>
+      <w:szCs w:val="26"/>
+      <w:lang w:val="en-US"/>
+      <w14:ligatures w14:val="none"/>
+    </w:rPr>
+  </w:style>
+  <w:style w:type="character" w:customStyle="1" w:styleId="Heading6Char">
+    <w:name w:val="Heading 6 Char"/>
+    <w:basedOn w:val="DefaultParagraphFont"/>
+    <w:link w:val="Heading6"/>
+    <w:qFormat/>
+    <w:rPr>
+      <w:rFonts w:ascii="Times New Roman" w:eastAsia="Times New Roman" w:hAnsi="Times New Roman" w:cs="Times New Roman"/>
+      <w:b/>
+      <w:bCs/>
+      <w:kern w:val="0"/>
+      <w:sz w:val="22"/>
+      <w:szCs w:val="22"/>
+      <w:lang w:val="en-US"/>
+      <w14:ligatures w14:val="none"/>
+    </w:rPr>
+  </w:style>
+  <w:style w:type="character" w:customStyle="1" w:styleId="Heading7Char">
+    <w:name w:val="Heading 7 Char"/>
+    <w:basedOn w:val="DefaultParagraphFont"/>
+    <w:link w:val="Heading7"/>
+    <w:uiPriority w:val="9"/>
+    <w:semiHidden/>
+    <w:qFormat/>
+    <w:rPr>
+      <w:rFonts w:eastAsiaTheme="minorEastAsia"/>
+      <w:kern w:val="0"/>
+      <w:lang w:val="en-US"/>
+      <w14:ligatures w14:val="none"/>
+    </w:rPr>
+  </w:style>
+  <w:style w:type="character" w:customStyle="1" w:styleId="Heading8Char">
+    <w:name w:val="Heading 8 Char"/>
+    <w:basedOn w:val="DefaultParagraphFont"/>
+    <w:link w:val="Heading8"/>
+    <w:uiPriority w:val="9"/>
+    <w:semiHidden/>
+    <w:qFormat/>
+    <w:rPr>
+      <w:rFonts w:eastAsiaTheme="minorEastAsia"/>
+      <w:i/>
+      <w:iCs/>
+      <w:kern w:val="0"/>
+      <w:lang w:val="en-US"/>
+      <w14:ligatures w14:val="none"/>
+    </w:rPr>
+  </w:style>
+  <w:style w:type="character" w:customStyle="1" w:styleId="Heading9Char">
+    <w:name w:val="Heading 9 Char"/>
+    <w:basedOn w:val="DefaultParagraphFont"/>
+    <w:link w:val="Heading9"/>
+    <w:uiPriority w:val="9"/>
+    <w:semiHidden/>
+    <w:qFormat/>
+    <w:rPr>
+      <w:rFonts w:asciiTheme="majorHAnsi" w:eastAsiaTheme="majorEastAsia" w:hAnsiTheme="majorHAnsi" w:cstheme="majorBidi"/>
+      <w:kern w:val="0"/>
+      <w:sz w:val="22"/>
+      <w:szCs w:val="22"/>
+      <w:lang w:val="en-US"/>
+      <w14:ligatures w14:val="none"/>
+    </w:rPr>
+  </w:style>
+  <w:style w:type="character" w:customStyle="1" w:styleId="Bullets">
+    <w:name w:val="Bullets"/>
+    <w:qFormat/>
+    <w:rPr>
+      <w:rFonts w:ascii="OpenSymbol" w:eastAsia="OpenSymbol" w:hAnsi="OpenSymbol" w:cs="OpenSymbol"/>
+    </w:rPr>
+  </w:style>
+  <w:style w:type="character" w:customStyle="1" w:styleId="ListParagraphChar">
+    <w:name w:val="List Paragraph Char"/>
+    <w:link w:val="ListParagraph"/>
+    <w:uiPriority w:val="34"/>
+    <w:qFormat/>
+    <w:locked/>
+    <w:rPr>
+      <w:kern w:val="0"/>
+      <w:sz w:val="22"/>
+      <w:szCs w:val="22"/>
+      <w:lang w:val="en-US"/>
+      <w14:ligatures w14:val="none"/>
+    </w:rPr>
+  </w:style>
+  <w:style w:type="paragraph" w:customStyle="1" w:styleId="Style1">
+    <w:name w:val="Style1"/>
+    <w:basedOn w:val="Heading1"/>
+    <w:qFormat/>
+    <w:pPr>
+      <w:keepNext/>
+      <w:tabs>
+        <w:tab w:val="left" w:pos="720"/>
+      </w:tabs>
+      <w:spacing w:before="0" w:after="0" w:line="360" w:lineRule="auto"/>
+      <w:ind w:left="720" w:hanging="720"/>
+      <w:jc w:val="both"/>
+    </w:pPr>
+    <w:rPr>
+      <w:rFonts w:asciiTheme="majorHAnsi" w:eastAsiaTheme="majorEastAsia" w:hAnsiTheme="majorHAnsi" w:cstheme="majorHAnsi"/>
+      <w:color w:val="auto"/>
+      <w:kern w:val="32"/>
+      <w:szCs w:val="26"/>
+      <w:lang w:val="en-US" w:eastAsia="en-US"/>
+    </w:rPr>
+  </w:style>
+  <w:style w:type="paragraph" w:customStyle="1" w:styleId="Style2">
+    <w:name w:val="Style2"/>
+    <w:basedOn w:val="Normal"/>
+    <w:qFormat/>
+    <w:pPr>
+      <w:numPr>
+        <w:ilvl w:val="1"/>
+        <w:numId w:val="1"/>
+      </w:numPr>
+      <w:spacing w:line="360" w:lineRule="auto"/>
+      <w:ind w:left="850" w:hanging="493"/>
+      <w:jc w:val="both"/>
+      <w:textAlignment w:val="baseline"/>
+      <w:outlineLvl w:val="1"/>
+    </w:pPr>
+    <w:rPr>
+      <w:rFonts w:asciiTheme="majorHAnsi" w:eastAsia="Droid Sans Fallback" w:hAnsiTheme="majorHAnsi" w:cstheme="majorHAnsi"/>
+      <w:b/>
+      <w:bCs/>
+      <w:color w:val="00000A"/>
+      <w:kern w:val="0"/>
+      <w:sz w:val="26"/>
+      <w:szCs w:val="26"/>
+      <w:lang w:eastAsia="zh-CN" w:bidi="hi-IN"/>
+      <w14:ligatures w14:val="none"/>
+    </w:rPr>
+  </w:style>
+  <w:style w:type="paragraph" w:customStyle="1" w:styleId="TOCHeading1">
+    <w:name w:val="TOC Heading1"/>
+    <w:basedOn w:val="Heading1"/>
+    <w:next w:val="Normal"/>
+    <w:uiPriority w:val="39"/>
+    <w:unhideWhenUsed/>
+    <w:qFormat/>
+    <w:pPr>
+      <w:keepNext/>
+      <w:keepLines/>
+      <w:spacing w:before="240" w:after="0" w:line="259" w:lineRule="auto"/>
+      <w:ind w:left="0"/>
+      <w:outlineLvl w:val="9"/>
+    </w:pPr>
+    <w:rPr>
+      <w:rFonts w:asciiTheme="majorHAnsi" w:eastAsiaTheme="majorEastAsia" w:hAnsiTheme="majorHAnsi" w:cstheme="majorBidi"/>
+      <w:b w:val="0"/>
+      <w:bCs w:val="0"/>
+      <w:color w:val="2F5496" w:themeColor="accent1" w:themeShade="BF"/>
+      <w:kern w:val="0"/>
+      <w:sz w:val="32"/>
+      <w:lang w:val="en-US" w:eastAsia="en-US"/>
+    </w:rPr>
+  </w:style>
+  <w:style w:type="character" w:customStyle="1" w:styleId="HeaderChar">
+    <w:name w:val="Header Char"/>
+    <w:basedOn w:val="DefaultParagraphFont"/>
+    <w:link w:val="Header"/>
+    <w:uiPriority w:val="99"/>
+    <w:qFormat/>
+  </w:style>
+  <w:style w:type="character" w:customStyle="1" w:styleId="FooterChar">
+    <w:name w:val="Footer Char"/>
+    <w:basedOn w:val="DefaultParagraphFont"/>
+    <w:link w:val="Footer"/>
+    <w:uiPriority w:val="99"/>
+    <w:qFormat/>
+  </w:style>
+  <w:style w:type="paragraph" w:styleId="BodyText">
+    <w:name w:val="Body Text"/>
+    <w:basedOn w:val="Normal"/>
+    <w:link w:val="BodyTextChar"/>
+    <w:uiPriority w:val="1"/>
+    <w:qFormat/>
+    <w:rsid w:val="00D42B56"/>
+    <w:pPr>
+      <w:spacing w:after="140" w:line="288" w:lineRule="auto"/>
+      <w:textAlignment w:val="baseline"/>
+    </w:pPr>
+    <w:rPr>
+      <w:rFonts w:ascii="@MS Mincho" w:eastAsia="Arial" w:hAnsi="@MS Mincho" w:cs="Courier New"/>
+      <w:color w:val="00000A"/>
+      <w:kern w:val="0"/>
+      <w:lang w:eastAsia="zh-CN" w:bidi="hi-IN"/>
+      <w14:ligatures w14:val="none"/>
+    </w:rPr>
+  </w:style>
+  <w:style w:type="character" w:customStyle="1" w:styleId="BodyTextChar">
+    <w:name w:val="Body Text Char"/>
+    <w:basedOn w:val="DefaultParagraphFont"/>
+    <w:link w:val="BodyText"/>
+    <w:uiPriority w:val="1"/>
+    <w:qFormat/>
+    <w:rsid w:val="00D42B56"/>
+    <w:rPr>
+      <w:rFonts w:ascii="@MS Mincho" w:eastAsia="Arial" w:hAnsi="@MS Mincho" w:cs="Courier New"/>
+      <w:color w:val="00000A"/>
+      <w:sz w:val="24"/>
+      <w:szCs w:val="24"/>
+      <w:lang w:eastAsia="zh-CN" w:bidi="hi-IN"/>
+    </w:rPr>
+  </w:style>
+  <w:style w:type="paragraph" w:styleId="TOCHeading">
+    <w:name w:val="TOC Heading"/>
+    <w:basedOn w:val="Heading1"/>
+    <w:next w:val="Normal"/>
+    <w:uiPriority w:val="39"/>
+    <w:unhideWhenUsed/>
+    <w:qFormat/>
+    <w:rsid w:val="00A926B6"/>
+    <w:pPr>
+      <w:keepNext/>
+      <w:keepLines/>
+      <w:spacing w:before="240" w:after="0" w:line="259" w:lineRule="auto"/>
+      <w:ind w:left="0" w:firstLine="0"/>
+      <w:outlineLvl w:val="9"/>
+    </w:pPr>
+    <w:rPr>
+      <w:rFonts w:asciiTheme="majorHAnsi" w:eastAsiaTheme="majorEastAsia" w:hAnsiTheme="majorHAnsi" w:cstheme="majorBidi"/>
+      <w:b w:val="0"/>
+      <w:bCs w:val="0"/>
+      <w:color w:val="2F5496" w:themeColor="accent1" w:themeShade="BF"/>
+      <w:kern w:val="0"/>
+      <w:sz w:val="32"/>
+      <w:lang w:val="en-US" w:eastAsia="en-US"/>
+    </w:rPr>
+  </w:style>
+  <w:style w:type="paragraph" w:styleId="BalloonText">
+    <w:name w:val="Balloon Text"/>
+    <w:basedOn w:val="Normal"/>
+    <w:link w:val="BalloonTextChar"/>
+    <w:uiPriority w:val="99"/>
+    <w:semiHidden/>
+    <w:unhideWhenUsed/>
+    <w:rsid w:val="00B43176"/>
+    <w:rPr>
+      <w:rFonts w:ascii="Tahoma" w:hAnsi="Tahoma" w:cs="Tahoma"/>
+      <w:sz w:val="16"/>
+      <w:szCs w:val="16"/>
+    </w:rPr>
+  </w:style>
+  <w:style w:type="character" w:customStyle="1" w:styleId="BalloonTextChar">
+    <w:name w:val="Balloon Text Char"/>
+    <w:basedOn w:val="DefaultParagraphFont"/>
+    <w:link w:val="BalloonText"/>
+    <w:uiPriority w:val="99"/>
+    <w:semiHidden/>
+    <w:rsid w:val="00B43176"/>
+    <w:rPr>
+      <w:rFonts w:ascii="Tahoma" w:hAnsi="Tahoma" w:cs="Tahoma"/>
+      <w:kern w:val="2"/>
+      <w:sz w:val="16"/>
+      <w:szCs w:val="16"/>
+      <w14:ligatures w14:val="standardContextual"/>
+    </w:rPr>
+  </w:style>
 </w:styles>
 </file>
 
@@ -15094,7 +16317,7 @@
 </file>
 
 <file path=customXml/itemProps1.xml><?xml version="1.0" encoding="utf-8"?>
-<ds:datastoreItem xmlns:ds="http://schemas.openxmlformats.org/officeDocument/2006/customXml" ds:itemID="{BAE1DEF6-D1B7-4D09-952B-729453B81EC5}">
+<ds:datastoreItem xmlns:ds="http://schemas.openxmlformats.org/officeDocument/2006/customXml" ds:itemID="{5136237C-69EA-4608-AAB2-9026AC3FEAAF}">
   <ds:schemaRefs>
     <ds:schemaRef ds:uri="http://schemas.openxmlformats.org/officeDocument/2006/bibliography"/>
   </ds:schemaRefs>
